--- a/laboratory_2/2 лаба.docx
+++ b/laboratory_2/2 лаба.docx
@@ -203,6 +203,7 @@
       <w:r>
         <w:rPr>
           <w:rFonts w:ascii="Times New Roman" w:hAnsi="Times New Roman" w:cs="Times New Roman"/>
+          <w:noProof/>
           <w:sz w:val="28"/>
           <w:szCs w:val="28"/>
         </w:rPr>
@@ -576,6 +577,7 @@
           <w:i/>
           <w:sz w:val="28"/>
           <w:szCs w:val="28"/>
+          <w:lang w:val="en-US"/>
         </w:rPr>
       </w:pPr>
       <w:r>
@@ -590,6 +592,7 @@
         <w:rPr>
           <w:sz w:val="28"/>
           <w:szCs w:val="28"/>
+          <w:lang w:val="en-US"/>
         </w:rPr>
         <w:t>(</w:t>
       </w:r>
@@ -605,6 +608,7 @@
         <w:rPr>
           <w:sz w:val="28"/>
           <w:szCs w:val="28"/>
+          <w:lang w:val="en-US"/>
         </w:rPr>
         <w:t xml:space="preserve">) = </w:t>
       </w:r>
@@ -615,7 +619,16 @@
             <w:sz w:val="28"/>
             <w:szCs w:val="28"/>
           </w:rPr>
-          <m:t>x-</m:t>
+          <m:t>x</m:t>
+        </m:r>
+        <m:r>
+          <w:rPr>
+            <w:rFonts w:ascii="Cambria Math" w:hAnsi="Cambria Math"/>
+            <w:sz w:val="28"/>
+            <w:szCs w:val="28"/>
+            <w:lang w:val="en-US"/>
+          </w:rPr>
+          <m:t>-</m:t>
         </m:r>
         <m:f>
           <m:fPr>
@@ -656,6 +669,7 @@
                     <w:rFonts w:ascii="Cambria Math" w:hAnsi="Cambria Math"/>
                     <w:sz w:val="28"/>
                     <w:szCs w:val="28"/>
+                    <w:lang w:val="en-US"/>
                   </w:rPr>
                   <m:t>3</m:t>
                 </m:r>
@@ -668,6 +682,7 @@
                 <w:rFonts w:ascii="Cambria Math" w:hAnsi="Cambria Math"/>
                 <w:sz w:val="28"/>
                 <w:szCs w:val="28"/>
+                <w:lang w:val="en-US"/>
               </w:rPr>
               <m:t>3!</m:t>
             </m:r>
@@ -678,6 +693,7 @@
             <w:rFonts w:ascii="Cambria Math" w:hAnsi="Cambria Math"/>
             <w:sz w:val="28"/>
             <w:szCs w:val="28"/>
+            <w:lang w:val="en-US"/>
           </w:rPr>
           <m:t xml:space="preserve">+ </m:t>
         </m:r>
@@ -720,6 +736,7 @@
                     <w:rFonts w:ascii="Cambria Math" w:hAnsi="Cambria Math"/>
                     <w:sz w:val="28"/>
                     <w:szCs w:val="28"/>
+                    <w:lang w:val="en-US"/>
                   </w:rPr>
                   <m:t>5</m:t>
                 </m:r>
@@ -732,6 +749,7 @@
                 <w:rFonts w:ascii="Cambria Math" w:hAnsi="Cambria Math"/>
                 <w:sz w:val="28"/>
                 <w:szCs w:val="28"/>
+                <w:lang w:val="en-US"/>
               </w:rPr>
               <m:t>5!</m:t>
             </m:r>
@@ -742,6 +760,7 @@
             <w:rFonts w:ascii="Cambria Math" w:hAnsi="Cambria Math"/>
             <w:sz w:val="28"/>
             <w:szCs w:val="28"/>
+            <w:lang w:val="en-US"/>
           </w:rPr>
           <m:t xml:space="preserve">- </m:t>
         </m:r>
@@ -784,6 +803,7 @@
                     <w:rFonts w:ascii="Cambria Math" w:hAnsi="Cambria Math"/>
                     <w:sz w:val="28"/>
                     <w:szCs w:val="28"/>
+                    <w:lang w:val="en-US"/>
                   </w:rPr>
                   <m:t>7</m:t>
                 </m:r>
@@ -796,6 +816,7 @@
                 <w:rFonts w:ascii="Cambria Math" w:hAnsi="Cambria Math"/>
                 <w:sz w:val="28"/>
                 <w:szCs w:val="28"/>
+                <w:lang w:val="en-US"/>
               </w:rPr>
               <m:t>7!</m:t>
             </m:r>
@@ -806,8 +827,292 @@
             <w:rFonts w:ascii="Cambria Math" w:hAnsi="Cambria Math"/>
             <w:sz w:val="28"/>
             <w:szCs w:val="28"/>
+            <w:lang w:val="en-US"/>
           </w:rPr>
           <m:t>+…+</m:t>
+        </m:r>
+        <m:sSup>
+          <m:sSupPr>
+            <m:ctrlPr>
+              <w:rPr>
+                <w:rFonts w:ascii="Cambria Math" w:hAnsi="Cambria Math"/>
+                <w:i/>
+                <w:sz w:val="28"/>
+                <w:szCs w:val="28"/>
+              </w:rPr>
+            </m:ctrlPr>
+          </m:sSupPr>
+          <m:e>
+            <m:r>
+              <w:rPr>
+                <w:rFonts w:ascii="Cambria Math" w:hAnsi="Cambria Math"/>
+                <w:sz w:val="28"/>
+                <w:szCs w:val="28"/>
+                <w:lang w:val="en-US"/>
+              </w:rPr>
+              <m:t>(-1)</m:t>
+            </m:r>
+          </m:e>
+          <m:sup>
+            <m:r>
+              <w:rPr>
+                <w:rFonts w:ascii="Cambria Math" w:hAnsi="Cambria Math"/>
+                <w:sz w:val="28"/>
+                <w:szCs w:val="28"/>
+              </w:rPr>
+              <m:t>n</m:t>
+            </m:r>
+          </m:sup>
+        </m:sSup>
+        <m:f>
+          <m:fPr>
+            <m:ctrlPr>
+              <w:rPr>
+                <w:rFonts w:ascii="Cambria Math" w:hAnsi="Cambria Math"/>
+                <w:i/>
+                <w:sz w:val="28"/>
+                <w:szCs w:val="28"/>
+              </w:rPr>
+            </m:ctrlPr>
+          </m:fPr>
+          <m:num>
+            <m:sSup>
+              <m:sSupPr>
+                <m:ctrlPr>
+                  <w:rPr>
+                    <w:rFonts w:ascii="Cambria Math" w:hAnsi="Cambria Math"/>
+                    <w:i/>
+                    <w:sz w:val="28"/>
+                    <w:szCs w:val="28"/>
+                  </w:rPr>
+                </m:ctrlPr>
+              </m:sSupPr>
+              <m:e>
+                <m:r>
+                  <w:rPr>
+                    <w:rFonts w:ascii="Cambria Math" w:hAnsi="Cambria Math"/>
+                    <w:sz w:val="28"/>
+                    <w:szCs w:val="28"/>
+                  </w:rPr>
+                  <m:t>x</m:t>
+                </m:r>
+              </m:e>
+              <m:sup>
+                <m:r>
+                  <w:rPr>
+                    <w:rFonts w:ascii="Cambria Math" w:hAnsi="Cambria Math"/>
+                    <w:sz w:val="28"/>
+                    <w:szCs w:val="28"/>
+                    <w:lang w:val="en-US"/>
+                  </w:rPr>
+                  <m:t>2</m:t>
+                </m:r>
+                <m:r>
+                  <w:rPr>
+                    <w:rFonts w:ascii="Cambria Math" w:hAnsi="Cambria Math"/>
+                    <w:sz w:val="28"/>
+                    <w:szCs w:val="28"/>
+                  </w:rPr>
+                  <m:t>n</m:t>
+                </m:r>
+                <m:r>
+                  <w:rPr>
+                    <w:rFonts w:ascii="Cambria Math" w:hAnsi="Cambria Math"/>
+                    <w:sz w:val="28"/>
+                    <w:szCs w:val="28"/>
+                    <w:lang w:val="en-US"/>
+                  </w:rPr>
+                  <m:t>+1</m:t>
+                </m:r>
+              </m:sup>
+            </m:sSup>
+          </m:num>
+          <m:den>
+            <m:d>
+              <m:dPr>
+                <m:ctrlPr>
+                  <w:rPr>
+                    <w:rFonts w:ascii="Cambria Math" w:hAnsi="Cambria Math"/>
+                    <w:i/>
+                    <w:sz w:val="28"/>
+                    <w:szCs w:val="28"/>
+                  </w:rPr>
+                </m:ctrlPr>
+              </m:dPr>
+              <m:e>
+                <m:r>
+                  <w:rPr>
+                    <w:rFonts w:ascii="Cambria Math" w:hAnsi="Cambria Math"/>
+                    <w:sz w:val="28"/>
+                    <w:szCs w:val="28"/>
+                    <w:lang w:val="en-US"/>
+                  </w:rPr>
+                  <m:t>2</m:t>
+                </m:r>
+                <m:r>
+                  <w:rPr>
+                    <w:rFonts w:ascii="Cambria Math" w:hAnsi="Cambria Math"/>
+                    <w:sz w:val="28"/>
+                    <w:szCs w:val="28"/>
+                  </w:rPr>
+                  <m:t>n</m:t>
+                </m:r>
+                <m:r>
+                  <w:rPr>
+                    <w:rFonts w:ascii="Cambria Math" w:hAnsi="Cambria Math"/>
+                    <w:sz w:val="28"/>
+                    <w:szCs w:val="28"/>
+                    <w:lang w:val="en-US"/>
+                  </w:rPr>
+                  <m:t>+1</m:t>
+                </m:r>
+              </m:e>
+            </m:d>
+            <m:r>
+              <w:rPr>
+                <w:rFonts w:ascii="Cambria Math" w:hAnsi="Cambria Math"/>
+                <w:sz w:val="28"/>
+                <w:szCs w:val="28"/>
+                <w:lang w:val="en-US"/>
+              </w:rPr>
+              <m:t>!</m:t>
+            </m:r>
+          </m:den>
+        </m:f>
+      </m:oMath>
+    </w:p>
+    <w:p>
+      <w:pPr>
+        <w:pStyle w:val="isselectedend"/>
+        <w:rPr>
+          <w:sz w:val="28"/>
+          <w:szCs w:val="28"/>
+        </w:rPr>
+      </w:pPr>
+      <w:r>
+        <w:rPr>
+          <w:sz w:val="28"/>
+          <w:szCs w:val="28"/>
+        </w:rPr>
+        <w:t xml:space="preserve">Рассмотрев несколько первых членов ряда, можно заметить закономерность. Степени </w:t>
+      </w:r>
+      <w:r>
+        <w:rPr>
+          <w:sz w:val="28"/>
+          <w:szCs w:val="28"/>
+          <w:lang w:val="en-US"/>
+        </w:rPr>
+        <w:t>X</w:t>
+      </w:r>
+      <w:r>
+        <w:rPr>
+          <w:sz w:val="28"/>
+          <w:szCs w:val="28"/>
+        </w:rPr>
+        <w:t xml:space="preserve"> изменяются как </w:t>
+      </w:r>
+      <w:r>
+        <w:rPr>
+          <w:sz w:val="28"/>
+          <w:szCs w:val="28"/>
+        </w:rPr>
+        <w:t>1,</w:t>
+      </w:r>
+      <w:proofErr w:type="gramStart"/>
+      <w:r>
+        <w:rPr>
+          <w:sz w:val="28"/>
+          <w:szCs w:val="28"/>
+        </w:rPr>
+        <w:t>3,5….</w:t>
+      </w:r>
+      <w:proofErr w:type="gramEnd"/>
+      <w:r>
+        <w:rPr>
+          <w:sz w:val="28"/>
+          <w:szCs w:val="28"/>
+        </w:rPr>
+        <w:t xml:space="preserve">, поэтому показатель степени можно записать как (2n+1). В знаменателе находятся факториалы нечётных чисел </w:t>
+      </w:r>
+      <w:proofErr w:type="gramStart"/>
+      <w:r>
+        <w:rPr>
+          <w:sz w:val="28"/>
+          <w:szCs w:val="28"/>
+        </w:rPr>
+        <w:t>1!,</w:t>
+      </w:r>
+      <w:proofErr w:type="gramEnd"/>
+      <w:r>
+        <w:rPr>
+          <w:sz w:val="28"/>
+          <w:szCs w:val="28"/>
+        </w:rPr>
+        <w:t>3!,5!,7!, следовательно, он имеет вид (2n+1)!. Знак членов ряда чередуется, поэтому его можно задать с помощью выражения (-</w:t>
+      </w:r>
+      <w:proofErr w:type="gramStart"/>
+      <w:r>
+        <w:rPr>
+          <w:sz w:val="28"/>
+          <w:szCs w:val="28"/>
+        </w:rPr>
+        <w:t>1)^</w:t>
+      </w:r>
+      <w:proofErr w:type="gramEnd"/>
+      <w:r>
+        <w:rPr>
+          <w:sz w:val="28"/>
+          <w:szCs w:val="28"/>
+        </w:rPr>
+        <w:t>n. Таким образом, общий член ряда можно представить в виде</w:t>
+      </w:r>
+      <w:r>
+        <w:rPr>
+          <w:sz w:val="28"/>
+          <w:szCs w:val="28"/>
+        </w:rPr>
+        <w:t xml:space="preserve"> </w:t>
+      </w:r>
+      <m:oMath>
+        <m:sSub>
+          <m:sSubPr>
+            <m:ctrlPr>
+              <w:rPr>
+                <w:rFonts w:ascii="Cambria Math" w:hAnsi="Cambria Math"/>
+                <w:i/>
+                <w:sz w:val="28"/>
+                <w:szCs w:val="28"/>
+              </w:rPr>
+            </m:ctrlPr>
+          </m:sSubPr>
+          <m:e>
+            <m:r>
+              <w:rPr>
+                <w:rFonts w:ascii="Cambria Math" w:hAnsi="Cambria Math"/>
+                <w:sz w:val="28"/>
+                <w:szCs w:val="28"/>
+              </w:rPr>
+              <m:t>a</m:t>
+            </m:r>
+          </m:e>
+          <m:sub>
+            <m:r>
+              <w:rPr>
+                <w:rFonts w:ascii="Cambria Math" w:hAnsi="Cambria Math"/>
+                <w:sz w:val="28"/>
+                <w:szCs w:val="28"/>
+              </w:rPr>
+              <m:t>n</m:t>
+            </m:r>
+          </m:sub>
+        </m:sSub>
+        <m:r>
+          <w:rPr>
+            <w:rFonts w:ascii="Cambria Math" w:hAnsi="Cambria Math"/>
+            <w:sz w:val="28"/>
+            <w:szCs w:val="28"/>
+          </w:rPr>
+          <m:t>=</m:t>
         </m:r>
         <m:sSup>
           <m:sSupPr>
@@ -934,77 +1239,7 @@
           <w:sz w:val="28"/>
           <w:szCs w:val="28"/>
         </w:rPr>
-        <w:t xml:space="preserve">Рассмотрев несколько первых членов ряда, можно заметить закономерность. Степени </w:t>
-      </w:r>
-      <w:r>
-        <w:rPr>
-          <w:sz w:val="28"/>
-          <w:szCs w:val="28"/>
-          <w:lang w:val="en-US"/>
-        </w:rPr>
-        <w:t>X</w:t>
-      </w:r>
-      <w:r>
-        <w:rPr>
-          <w:sz w:val="28"/>
-          <w:szCs w:val="28"/>
-        </w:rPr>
-        <w:t xml:space="preserve"> изменяются как </w:t>
-      </w:r>
-      <w:r>
-        <w:rPr>
-          <w:sz w:val="28"/>
-          <w:szCs w:val="28"/>
-        </w:rPr>
-        <w:t>1,</w:t>
-      </w:r>
-      <w:proofErr w:type="gramStart"/>
-      <w:r>
-        <w:rPr>
-          <w:sz w:val="28"/>
-          <w:szCs w:val="28"/>
-        </w:rPr>
-        <w:t>3,5….</w:t>
-      </w:r>
-      <w:proofErr w:type="gramEnd"/>
-      <w:r>
-        <w:rPr>
-          <w:sz w:val="28"/>
-          <w:szCs w:val="28"/>
-        </w:rPr>
-        <w:t xml:space="preserve">, поэтому показатель степени можно записать как (2n+1). В знаменателе находятся факториалы нечётных чисел </w:t>
-      </w:r>
-      <w:proofErr w:type="gramStart"/>
-      <w:r>
-        <w:rPr>
-          <w:sz w:val="28"/>
-          <w:szCs w:val="28"/>
-        </w:rPr>
-        <w:t>1!,</w:t>
-      </w:r>
-      <w:proofErr w:type="gramEnd"/>
-      <w:r>
-        <w:rPr>
-          <w:sz w:val="28"/>
-          <w:szCs w:val="28"/>
-        </w:rPr>
-        <w:t>3!,5!,7!, следовательно, он имеет вид (2n+1)!. Знак членов ряда чередуется, поэтому его можно задать с помощью выражения (-</w:t>
-      </w:r>
-      <w:proofErr w:type="gramStart"/>
-      <w:r>
-        <w:rPr>
-          <w:sz w:val="28"/>
-          <w:szCs w:val="28"/>
-        </w:rPr>
-        <w:t>1)^</w:t>
-      </w:r>
-      <w:proofErr w:type="gramEnd"/>
-      <w:r>
-        <w:rPr>
-          <w:sz w:val="28"/>
-          <w:szCs w:val="28"/>
-        </w:rPr>
-        <w:t>n. Таким образом, общий член ряда можно представить в виде</w:t>
+        <w:t>Для выполнения вычислений в программе необходимо получать следующий член ряда на основе предыдущего. Для этого используем рекуррентную формулу</w:t>
       </w:r>
       <w:r>
         <w:rPr>
@@ -1031,6 +1266,7 @@
                 <w:rFonts w:ascii="Cambria Math" w:hAnsi="Cambria Math"/>
                 <w:sz w:val="28"/>
                 <w:szCs w:val="28"/>
+                <w:lang w:val="en-US"/>
               </w:rPr>
               <m:t>a</m:t>
             </m:r>
@@ -1042,7 +1278,7 @@
                 <w:sz w:val="28"/>
                 <w:szCs w:val="28"/>
               </w:rPr>
-              <m:t>n</m:t>
+              <m:t>n+1</m:t>
             </m:r>
           </m:sub>
         </m:sSub>
@@ -1054,8 +1290,8 @@
           </w:rPr>
           <m:t>=</m:t>
         </m:r>
-        <m:sSup>
-          <m:sSupPr>
+        <m:sSub>
+          <m:sSubPr>
             <m:ctrlPr>
               <w:rPr>
                 <w:rFonts w:ascii="Cambria Math" w:hAnsi="Cambria Math"/>
@@ -1064,7 +1300,7 @@
                 <w:szCs w:val="28"/>
               </w:rPr>
             </m:ctrlPr>
-          </m:sSupPr>
+          </m:sSubPr>
           <m:e>
             <m:r>
               <w:rPr>
@@ -1072,10 +1308,10 @@
                 <w:sz w:val="28"/>
                 <w:szCs w:val="28"/>
               </w:rPr>
-              <m:t>(-1)</m:t>
+              <m:t>a</m:t>
             </m:r>
           </m:e>
-          <m:sup>
+          <m:sub>
             <m:r>
               <w:rPr>
                 <w:rFonts w:ascii="Cambria Math" w:hAnsi="Cambria Math"/>
@@ -1084,8 +1320,8 @@
               </w:rPr>
               <m:t>n</m:t>
             </m:r>
-          </m:sup>
-        </m:sSup>
+          </m:sub>
+        </m:sSub>
         <m:f>
           <m:fPr>
             <m:ctrlPr>
@@ -1116,191 +1352,7 @@
                     <w:sz w:val="28"/>
                     <w:szCs w:val="28"/>
                   </w:rPr>
-                  <m:t>x</m:t>
-                </m:r>
-              </m:e>
-              <m:sup>
-                <m:r>
-                  <w:rPr>
-                    <w:rFonts w:ascii="Cambria Math" w:hAnsi="Cambria Math"/>
-                    <w:sz w:val="28"/>
-                    <w:szCs w:val="28"/>
-                  </w:rPr>
-                  <m:t>2n+1</m:t>
-                </m:r>
-              </m:sup>
-            </m:sSup>
-          </m:num>
-          <m:den>
-            <m:d>
-              <m:dPr>
-                <m:ctrlPr>
-                  <w:rPr>
-                    <w:rFonts w:ascii="Cambria Math" w:hAnsi="Cambria Math"/>
-                    <w:i/>
-                    <w:sz w:val="28"/>
-                    <w:szCs w:val="28"/>
-                  </w:rPr>
-                </m:ctrlPr>
-              </m:dPr>
-              <m:e>
-                <m:r>
-                  <w:rPr>
-                    <w:rFonts w:ascii="Cambria Math" w:hAnsi="Cambria Math"/>
-                    <w:sz w:val="28"/>
-                    <w:szCs w:val="28"/>
-                  </w:rPr>
-                  <m:t>2n+1</m:t>
-                </m:r>
-              </m:e>
-            </m:d>
-            <m:r>
-              <w:rPr>
-                <w:rFonts w:ascii="Cambria Math" w:hAnsi="Cambria Math"/>
-                <w:sz w:val="28"/>
-                <w:szCs w:val="28"/>
-              </w:rPr>
-              <m:t>!</m:t>
-            </m:r>
-          </m:den>
-        </m:f>
-      </m:oMath>
-    </w:p>
-    <w:p>
-      <w:pPr>
-        <w:pStyle w:val="isselectedend"/>
-        <w:rPr>
-          <w:sz w:val="28"/>
-          <w:szCs w:val="28"/>
-        </w:rPr>
-      </w:pPr>
-      <w:r>
-        <w:rPr>
-          <w:sz w:val="28"/>
-          <w:szCs w:val="28"/>
-        </w:rPr>
-        <w:t>Для выполнения вычислений в программе необходимо получать следующий член ряда на основе предыдущего. Для этого используем рекуррентную формулу</w:t>
-      </w:r>
-      <w:r>
-        <w:rPr>
-          <w:sz w:val="28"/>
-          <w:szCs w:val="28"/>
-        </w:rPr>
-        <w:t xml:space="preserve"> </w:t>
-      </w:r>
-      <m:oMath>
-        <m:sSub>
-          <m:sSubPr>
-            <m:ctrlPr>
-              <w:rPr>
-                <w:rFonts w:ascii="Cambria Math" w:hAnsi="Cambria Math"/>
-                <w:i/>
-                <w:sz w:val="28"/>
-                <w:szCs w:val="28"/>
-              </w:rPr>
-            </m:ctrlPr>
-          </m:sSubPr>
-          <m:e>
-            <m:r>
-              <w:rPr>
-                <w:rFonts w:ascii="Cambria Math" w:hAnsi="Cambria Math"/>
-                <w:sz w:val="28"/>
-                <w:szCs w:val="28"/>
-                <w:lang w:val="en-US"/>
-              </w:rPr>
-              <m:t>a</m:t>
-            </m:r>
-          </m:e>
-          <m:sub>
-            <m:r>
-              <w:rPr>
-                <w:rFonts w:ascii="Cambria Math" w:hAnsi="Cambria Math"/>
-                <w:sz w:val="28"/>
-                <w:szCs w:val="28"/>
-              </w:rPr>
-              <m:t>n+1</m:t>
-            </m:r>
-          </m:sub>
-        </m:sSub>
-        <m:r>
-          <w:rPr>
-            <w:rFonts w:ascii="Cambria Math" w:hAnsi="Cambria Math"/>
-            <w:sz w:val="28"/>
-            <w:szCs w:val="28"/>
-          </w:rPr>
-          <m:t>=</m:t>
-        </m:r>
-        <m:sSub>
-          <m:sSubPr>
-            <m:ctrlPr>
-              <w:rPr>
-                <w:rFonts w:ascii="Cambria Math" w:hAnsi="Cambria Math"/>
-                <w:i/>
-                <w:sz w:val="28"/>
-                <w:szCs w:val="28"/>
-              </w:rPr>
-            </m:ctrlPr>
-          </m:sSubPr>
-          <m:e>
-            <m:r>
-              <w:rPr>
-                <w:rFonts w:ascii="Cambria Math" w:hAnsi="Cambria Math"/>
-                <w:sz w:val="28"/>
-                <w:szCs w:val="28"/>
-              </w:rPr>
-              <m:t>a</m:t>
-            </m:r>
-          </m:e>
-          <m:sub>
-            <m:r>
-              <w:rPr>
-                <w:rFonts w:ascii="Cambria Math" w:hAnsi="Cambria Math"/>
-                <w:sz w:val="28"/>
-                <w:szCs w:val="28"/>
-              </w:rPr>
-              <m:t>n</m:t>
-            </m:r>
-          </m:sub>
-        </m:sSub>
-        <m:f>
-          <m:fPr>
-            <m:ctrlPr>
-              <w:rPr>
-                <w:rFonts w:ascii="Cambria Math" w:hAnsi="Cambria Math"/>
-                <w:i/>
-                <w:sz w:val="28"/>
-                <w:szCs w:val="28"/>
-              </w:rPr>
-            </m:ctrlPr>
-          </m:fPr>
-          <m:num>
-            <m:sSup>
-              <m:sSupPr>
-                <m:ctrlPr>
-                  <w:rPr>
-                    <w:rFonts w:ascii="Cambria Math" w:hAnsi="Cambria Math"/>
-                    <w:i/>
-                    <w:sz w:val="28"/>
-                    <w:szCs w:val="28"/>
-                  </w:rPr>
-                </m:ctrlPr>
-              </m:sSupPr>
-              <m:e>
-                <m:r>
-                  <w:rPr>
-                    <w:rFonts w:ascii="Cambria Math" w:hAnsi="Cambria Math"/>
-                    <w:sz w:val="28"/>
-                    <w:szCs w:val="28"/>
-                  </w:rPr>
-                  <m:t>-</m:t>
-                </m:r>
-                <m:r>
-                  <w:rPr>
-                    <w:rFonts w:ascii="Cambria Math" w:hAnsi="Cambria Math"/>
-                    <w:sz w:val="28"/>
-                    <w:szCs w:val="28"/>
-                  </w:rPr>
-                  <m:t>x</m:t>
+                  <m:t>-x</m:t>
                 </m:r>
               </m:e>
               <m:sup>
@@ -1485,7 +1537,21 @@
           <w:sz w:val="28"/>
           <w:szCs w:val="28"/>
         </w:rPr>
-        <w:t xml:space="preserve"> необходимо получить с заданной точностью (\varepsilon=0.0001). В этом случае заранее неизвестно, сколько членов ряда потребуется, поэтому будем использовать итерационный цикл. Вычисления будут продолжаться до тех пор, пока абсолютное значение очередного члена ряда не станет меньше заданной точности:</w:t>
+        <w:t xml:space="preserve"> необходимо получить с заданной точностью </w:t>
+      </w:r>
+      <w:r>
+        <w:rPr>
+          <w:sz w:val="28"/>
+          <w:szCs w:val="28"/>
+        </w:rPr>
+        <w:t>(</w:t>
+      </w:r>
+      <w:r>
+        <w:rPr>
+          <w:sz w:val="28"/>
+          <w:szCs w:val="28"/>
+        </w:rPr>
+        <w:t>0.0001). В этом случае заранее неизвестно, сколько членов ряда потребуется, поэтому будем использовать итерационный цикл. Вычисления будут продолжаться до тех пор, пока абсолютное значение очередного члена ряда не станет меньше заданной точности:</w:t>
       </w:r>
       <w:r>
         <w:rPr>
@@ -1928,7 +1994,6 @@
         <w:rPr>
           <w:sz w:val="28"/>
           <w:szCs w:val="28"/>
-          <w:lang w:val="en-US"/>
         </w:rPr>
       </w:pPr>
       <w:r>
@@ -1942,7 +2007,6 @@
         <w:rPr>
           <w:sz w:val="28"/>
           <w:szCs w:val="28"/>
-          <w:lang w:val="en-US"/>
         </w:rPr>
         <w:t>:</w:t>
       </w:r>
@@ -2009,7 +2073,7 @@
           <w:rFonts w:ascii="Times New Roman" w:eastAsia="Times New Roman" w:hAnsi="Times New Roman" w:cs="Times New Roman"/>
           <w:sz w:val="28"/>
           <w:szCs w:val="28"/>
-          <w:lang w:val="en-US" w:eastAsia="ru-RU"/>
+          <w:lang w:eastAsia="ru-RU"/>
         </w:rPr>
         <w:t xml:space="preserve"> </w:t>
       </w:r>
@@ -2920,7 +2984,24 @@
           <w:sz w:val="28"/>
           <w:szCs w:val="28"/>
         </w:rPr>
-        <w:t>Код программы</w:t>
+        <w:t>Код</w:t>
+      </w:r>
+      <w:r>
+        <w:rPr>
+          <w:rFonts w:ascii="Times New Roman" w:hAnsi="Times New Roman" w:cs="Times New Roman"/>
+          <w:sz w:val="28"/>
+          <w:szCs w:val="28"/>
+          <w:lang w:val="en-US"/>
+        </w:rPr>
+        <w:t xml:space="preserve"> </w:t>
+      </w:r>
+      <w:r>
+        <w:rPr>
+          <w:rFonts w:ascii="Times New Roman" w:hAnsi="Times New Roman" w:cs="Times New Roman"/>
+          <w:sz w:val="28"/>
+          <w:szCs w:val="28"/>
+        </w:rPr>
+        <w:t>программы</w:t>
       </w:r>
       <w:r>
         <w:rPr>
@@ -2939,20 +3020,20 @@
         <w:adjustRightInd w:val="0"/>
         <w:spacing w:after="0" w:line="240" w:lineRule="auto"/>
         <w:rPr>
-          <w:rFonts w:ascii="Times New Roman" w:hAnsi="Times New Roman" w:cs="Times New Roman"/>
-          <w:color w:val="000000"/>
-          <w:sz w:val="28"/>
-          <w:szCs w:val="28"/>
-          <w:highlight w:val="white"/>
-          <w:lang w:val="en-US"/>
-        </w:rPr>
-      </w:pPr>
-      <w:r>
-        <w:rPr>
-          <w:rFonts w:ascii="Times New Roman" w:hAnsi="Times New Roman" w:cs="Times New Roman"/>
+          <w:rFonts w:ascii="Cascadia Mono" w:hAnsi="Cascadia Mono" w:cs="Cascadia Mono"/>
+          <w:color w:val="000000"/>
+          <w:sz w:val="19"/>
+          <w:szCs w:val="19"/>
+          <w:highlight w:val="white"/>
+          <w:lang w:val="en-US"/>
+        </w:rPr>
+      </w:pPr>
+      <w:r>
+        <w:rPr>
+          <w:rFonts w:ascii="Cascadia Mono" w:hAnsi="Cascadia Mono" w:cs="Cascadia Mono"/>
           <w:color w:val="0000FF"/>
-          <w:sz w:val="28"/>
-          <w:szCs w:val="28"/>
+          <w:sz w:val="19"/>
+          <w:szCs w:val="19"/>
           <w:highlight w:val="white"/>
           <w:lang w:val="en-US"/>
         </w:rPr>
@@ -2960,10 +3041,10 @@
       </w:r>
       <w:r>
         <w:rPr>
-          <w:rFonts w:ascii="Times New Roman" w:hAnsi="Times New Roman" w:cs="Times New Roman"/>
-          <w:color w:val="000000"/>
-          <w:sz w:val="28"/>
-          <w:szCs w:val="28"/>
+          <w:rFonts w:ascii="Cascadia Mono" w:hAnsi="Cascadia Mono" w:cs="Cascadia Mono"/>
+          <w:color w:val="000000"/>
+          <w:sz w:val="19"/>
+          <w:szCs w:val="19"/>
           <w:highlight w:val="white"/>
           <w:lang w:val="en-US"/>
         </w:rPr>
@@ -2977,10 +3058,10 @@
         <w:adjustRightInd w:val="0"/>
         <w:spacing w:after="0" w:line="240" w:lineRule="auto"/>
         <w:rPr>
-          <w:rFonts w:ascii="Times New Roman" w:hAnsi="Times New Roman" w:cs="Times New Roman"/>
-          <w:color w:val="000000"/>
-          <w:sz w:val="28"/>
-          <w:szCs w:val="28"/>
+          <w:rFonts w:ascii="Cascadia Mono" w:hAnsi="Cascadia Mono" w:cs="Cascadia Mono"/>
+          <w:color w:val="000000"/>
+          <w:sz w:val="19"/>
+          <w:szCs w:val="19"/>
           <w:highlight w:val="white"/>
           <w:lang w:val="en-US"/>
         </w:rPr>
@@ -2993,20 +3074,20 @@
         <w:adjustRightInd w:val="0"/>
         <w:spacing w:after="0" w:line="240" w:lineRule="auto"/>
         <w:rPr>
-          <w:rFonts w:ascii="Times New Roman" w:hAnsi="Times New Roman" w:cs="Times New Roman"/>
-          <w:color w:val="000000"/>
-          <w:sz w:val="28"/>
-          <w:szCs w:val="28"/>
-          <w:highlight w:val="white"/>
-          <w:lang w:val="en-US"/>
-        </w:rPr>
-      </w:pPr>
-      <w:r>
-        <w:rPr>
-          <w:rFonts w:ascii="Times New Roman" w:hAnsi="Times New Roman" w:cs="Times New Roman"/>
+          <w:rFonts w:ascii="Cascadia Mono" w:hAnsi="Cascadia Mono" w:cs="Cascadia Mono"/>
+          <w:color w:val="000000"/>
+          <w:sz w:val="19"/>
+          <w:szCs w:val="19"/>
+          <w:highlight w:val="white"/>
+          <w:lang w:val="en-US"/>
+        </w:rPr>
+      </w:pPr>
+      <w:r>
+        <w:rPr>
+          <w:rFonts w:ascii="Cascadia Mono" w:hAnsi="Cascadia Mono" w:cs="Cascadia Mono"/>
           <w:color w:val="0000FF"/>
-          <w:sz w:val="28"/>
-          <w:szCs w:val="28"/>
+          <w:sz w:val="19"/>
+          <w:szCs w:val="19"/>
           <w:highlight w:val="white"/>
           <w:lang w:val="en-US"/>
         </w:rPr>
@@ -3014,10 +3095,10 @@
       </w:r>
       <w:r>
         <w:rPr>
-          <w:rFonts w:ascii="Times New Roman" w:hAnsi="Times New Roman" w:cs="Times New Roman"/>
-          <w:color w:val="000000"/>
-          <w:sz w:val="28"/>
-          <w:szCs w:val="28"/>
+          <w:rFonts w:ascii="Cascadia Mono" w:hAnsi="Cascadia Mono" w:cs="Cascadia Mono"/>
+          <w:color w:val="000000"/>
+          <w:sz w:val="19"/>
+          <w:szCs w:val="19"/>
           <w:highlight w:val="white"/>
           <w:lang w:val="en-US"/>
         </w:rPr>
@@ -3025,10 +3106,10 @@
       </w:r>
       <w:r>
         <w:rPr>
-          <w:rFonts w:ascii="Times New Roman" w:hAnsi="Times New Roman" w:cs="Times New Roman"/>
+          <w:rFonts w:ascii="Cascadia Mono" w:hAnsi="Cascadia Mono" w:cs="Cascadia Mono"/>
           <w:color w:val="2B91AF"/>
-          <w:sz w:val="28"/>
-          <w:szCs w:val="28"/>
+          <w:sz w:val="19"/>
+          <w:szCs w:val="19"/>
           <w:highlight w:val="white"/>
           <w:lang w:val="en-US"/>
         </w:rPr>
@@ -3042,20 +3123,20 @@
         <w:adjustRightInd w:val="0"/>
         <w:spacing w:after="0" w:line="240" w:lineRule="auto"/>
         <w:rPr>
-          <w:rFonts w:ascii="Times New Roman" w:hAnsi="Times New Roman" w:cs="Times New Roman"/>
-          <w:color w:val="000000"/>
-          <w:sz w:val="28"/>
-          <w:szCs w:val="28"/>
-          <w:highlight w:val="white"/>
-          <w:lang w:val="en-US"/>
-        </w:rPr>
-      </w:pPr>
-      <w:r>
-        <w:rPr>
-          <w:rFonts w:ascii="Times New Roman" w:hAnsi="Times New Roman" w:cs="Times New Roman"/>
-          <w:color w:val="000000"/>
-          <w:sz w:val="28"/>
-          <w:szCs w:val="28"/>
+          <w:rFonts w:ascii="Cascadia Mono" w:hAnsi="Cascadia Mono" w:cs="Cascadia Mono"/>
+          <w:color w:val="000000"/>
+          <w:sz w:val="19"/>
+          <w:szCs w:val="19"/>
+          <w:highlight w:val="white"/>
+          <w:lang w:val="en-US"/>
+        </w:rPr>
+      </w:pPr>
+      <w:r>
+        <w:rPr>
+          <w:rFonts w:ascii="Cascadia Mono" w:hAnsi="Cascadia Mono" w:cs="Cascadia Mono"/>
+          <w:color w:val="000000"/>
+          <w:sz w:val="19"/>
+          <w:szCs w:val="19"/>
           <w:highlight w:val="white"/>
           <w:lang w:val="en-US"/>
         </w:rPr>
@@ -3069,20 +3150,20 @@
         <w:adjustRightInd w:val="0"/>
         <w:spacing w:after="0" w:line="240" w:lineRule="auto"/>
         <w:rPr>
-          <w:rFonts w:ascii="Times New Roman" w:hAnsi="Times New Roman" w:cs="Times New Roman"/>
-          <w:color w:val="000000"/>
-          <w:sz w:val="28"/>
-          <w:szCs w:val="28"/>
-          <w:highlight w:val="white"/>
-          <w:lang w:val="en-US"/>
-        </w:rPr>
-      </w:pPr>
-      <w:r>
-        <w:rPr>
-          <w:rFonts w:ascii="Times New Roman" w:hAnsi="Times New Roman" w:cs="Times New Roman"/>
-          <w:color w:val="000000"/>
-          <w:sz w:val="28"/>
-          <w:szCs w:val="28"/>
+          <w:rFonts w:ascii="Cascadia Mono" w:hAnsi="Cascadia Mono" w:cs="Cascadia Mono"/>
+          <w:color w:val="000000"/>
+          <w:sz w:val="19"/>
+          <w:szCs w:val="19"/>
+          <w:highlight w:val="white"/>
+          <w:lang w:val="en-US"/>
+        </w:rPr>
+      </w:pPr>
+      <w:r>
+        <w:rPr>
+          <w:rFonts w:ascii="Cascadia Mono" w:hAnsi="Cascadia Mono" w:cs="Cascadia Mono"/>
+          <w:color w:val="000000"/>
+          <w:sz w:val="19"/>
+          <w:szCs w:val="19"/>
           <w:highlight w:val="white"/>
           <w:lang w:val="en-US"/>
         </w:rPr>
@@ -3090,10 +3171,10 @@
       </w:r>
       <w:r>
         <w:rPr>
-          <w:rFonts w:ascii="Times New Roman" w:hAnsi="Times New Roman" w:cs="Times New Roman"/>
+          <w:rFonts w:ascii="Cascadia Mono" w:hAnsi="Cascadia Mono" w:cs="Cascadia Mono"/>
           <w:color w:val="0000FF"/>
-          <w:sz w:val="28"/>
-          <w:szCs w:val="28"/>
+          <w:sz w:val="19"/>
+          <w:szCs w:val="19"/>
           <w:highlight w:val="white"/>
           <w:lang w:val="en-US"/>
         </w:rPr>
@@ -3101,10 +3182,10 @@
       </w:r>
       <w:r>
         <w:rPr>
-          <w:rFonts w:ascii="Times New Roman" w:hAnsi="Times New Roman" w:cs="Times New Roman"/>
-          <w:color w:val="000000"/>
-          <w:sz w:val="28"/>
-          <w:szCs w:val="28"/>
+          <w:rFonts w:ascii="Cascadia Mono" w:hAnsi="Cascadia Mono" w:cs="Cascadia Mono"/>
+          <w:color w:val="000000"/>
+          <w:sz w:val="19"/>
+          <w:szCs w:val="19"/>
           <w:highlight w:val="white"/>
           <w:lang w:val="en-US"/>
         </w:rPr>
@@ -3112,10 +3193,10 @@
       </w:r>
       <w:r>
         <w:rPr>
-          <w:rFonts w:ascii="Times New Roman" w:hAnsi="Times New Roman" w:cs="Times New Roman"/>
+          <w:rFonts w:ascii="Cascadia Mono" w:hAnsi="Cascadia Mono" w:cs="Cascadia Mono"/>
           <w:color w:val="0000FF"/>
-          <w:sz w:val="28"/>
-          <w:szCs w:val="28"/>
+          <w:sz w:val="19"/>
+          <w:szCs w:val="19"/>
           <w:highlight w:val="white"/>
           <w:lang w:val="en-US"/>
         </w:rPr>
@@ -3123,10 +3204,10 @@
       </w:r>
       <w:r>
         <w:rPr>
-          <w:rFonts w:ascii="Times New Roman" w:hAnsi="Times New Roman" w:cs="Times New Roman"/>
-          <w:color w:val="000000"/>
-          <w:sz w:val="28"/>
-          <w:szCs w:val="28"/>
+          <w:rFonts w:ascii="Cascadia Mono" w:hAnsi="Cascadia Mono" w:cs="Cascadia Mono"/>
+          <w:color w:val="000000"/>
+          <w:sz w:val="19"/>
+          <w:szCs w:val="19"/>
           <w:highlight w:val="white"/>
           <w:lang w:val="en-US"/>
         </w:rPr>
@@ -3135,10 +3216,10 @@
       <w:proofErr w:type="gramStart"/>
       <w:r>
         <w:rPr>
-          <w:rFonts w:ascii="Times New Roman" w:hAnsi="Times New Roman" w:cs="Times New Roman"/>
-          <w:color w:val="000000"/>
-          <w:sz w:val="28"/>
-          <w:szCs w:val="28"/>
+          <w:rFonts w:ascii="Cascadia Mono" w:hAnsi="Cascadia Mono" w:cs="Cascadia Mono"/>
+          <w:color w:val="000000"/>
+          <w:sz w:val="19"/>
+          <w:szCs w:val="19"/>
           <w:highlight w:val="white"/>
           <w:lang w:val="en-US"/>
         </w:rPr>
@@ -3147,10 +3228,10 @@
       <w:proofErr w:type="gramEnd"/>
       <w:r>
         <w:rPr>
-          <w:rFonts w:ascii="Times New Roman" w:hAnsi="Times New Roman" w:cs="Times New Roman"/>
-          <w:color w:val="000000"/>
-          <w:sz w:val="28"/>
-          <w:szCs w:val="28"/>
+          <w:rFonts w:ascii="Cascadia Mono" w:hAnsi="Cascadia Mono" w:cs="Cascadia Mono"/>
+          <w:color w:val="000000"/>
+          <w:sz w:val="19"/>
+          <w:szCs w:val="19"/>
           <w:highlight w:val="white"/>
           <w:lang w:val="en-US"/>
         </w:rPr>
@@ -3164,19 +3245,19 @@
         <w:adjustRightInd w:val="0"/>
         <w:spacing w:after="0" w:line="240" w:lineRule="auto"/>
         <w:rPr>
-          <w:rFonts w:ascii="Times New Roman" w:hAnsi="Times New Roman" w:cs="Times New Roman"/>
-          <w:color w:val="000000"/>
-          <w:sz w:val="28"/>
-          <w:szCs w:val="28"/>
-          <w:highlight w:val="white"/>
-        </w:rPr>
-      </w:pPr>
-      <w:r>
-        <w:rPr>
-          <w:rFonts w:ascii="Times New Roman" w:hAnsi="Times New Roman" w:cs="Times New Roman"/>
-          <w:color w:val="000000"/>
-          <w:sz w:val="28"/>
-          <w:szCs w:val="28"/>
+          <w:rFonts w:ascii="Cascadia Mono" w:hAnsi="Cascadia Mono" w:cs="Cascadia Mono"/>
+          <w:color w:val="000000"/>
+          <w:sz w:val="19"/>
+          <w:szCs w:val="19"/>
+          <w:highlight w:val="white"/>
+        </w:rPr>
+      </w:pPr>
+      <w:r>
+        <w:rPr>
+          <w:rFonts w:ascii="Cascadia Mono" w:hAnsi="Cascadia Mono" w:cs="Cascadia Mono"/>
+          <w:color w:val="000000"/>
+          <w:sz w:val="19"/>
+          <w:szCs w:val="19"/>
           <w:highlight w:val="white"/>
           <w:lang w:val="en-US"/>
         </w:rPr>
@@ -3184,10 +3265,10 @@
       </w:r>
       <w:r>
         <w:rPr>
-          <w:rFonts w:ascii="Times New Roman" w:hAnsi="Times New Roman" w:cs="Times New Roman"/>
-          <w:color w:val="000000"/>
-          <w:sz w:val="28"/>
-          <w:szCs w:val="28"/>
+          <w:rFonts w:ascii="Cascadia Mono" w:hAnsi="Cascadia Mono" w:cs="Cascadia Mono"/>
+          <w:color w:val="000000"/>
+          <w:sz w:val="19"/>
+          <w:szCs w:val="19"/>
           <w:highlight w:val="white"/>
         </w:rPr>
         <w:t>{</w:t>
@@ -3200,19 +3281,19 @@
         <w:adjustRightInd w:val="0"/>
         <w:spacing w:after="0" w:line="240" w:lineRule="auto"/>
         <w:rPr>
-          <w:rFonts w:ascii="Times New Roman" w:hAnsi="Times New Roman" w:cs="Times New Roman"/>
-          <w:color w:val="000000"/>
-          <w:sz w:val="28"/>
-          <w:szCs w:val="28"/>
-          <w:highlight w:val="white"/>
-        </w:rPr>
-      </w:pPr>
-      <w:r>
-        <w:rPr>
-          <w:rFonts w:ascii="Times New Roman" w:hAnsi="Times New Roman" w:cs="Times New Roman"/>
-          <w:color w:val="000000"/>
-          <w:sz w:val="28"/>
-          <w:szCs w:val="28"/>
+          <w:rFonts w:ascii="Cascadia Mono" w:hAnsi="Cascadia Mono" w:cs="Cascadia Mono"/>
+          <w:color w:val="000000"/>
+          <w:sz w:val="19"/>
+          <w:szCs w:val="19"/>
+          <w:highlight w:val="white"/>
+        </w:rPr>
+      </w:pPr>
+      <w:r>
+        <w:rPr>
+          <w:rFonts w:ascii="Cascadia Mono" w:hAnsi="Cascadia Mono" w:cs="Cascadia Mono"/>
+          <w:color w:val="000000"/>
+          <w:sz w:val="19"/>
+          <w:szCs w:val="19"/>
           <w:highlight w:val="white"/>
         </w:rPr>
         <w:t xml:space="preserve">        </w:t>
@@ -3220,10 +3301,10 @@
       <w:proofErr w:type="spellStart"/>
       <w:r>
         <w:rPr>
-          <w:rFonts w:ascii="Times New Roman" w:hAnsi="Times New Roman" w:cs="Times New Roman"/>
+          <w:rFonts w:ascii="Cascadia Mono" w:hAnsi="Cascadia Mono" w:cs="Cascadia Mono"/>
           <w:color w:val="0000FF"/>
-          <w:sz w:val="28"/>
-          <w:szCs w:val="28"/>
+          <w:sz w:val="19"/>
+          <w:szCs w:val="19"/>
           <w:highlight w:val="white"/>
         </w:rPr>
         <w:t>double</w:t>
@@ -3231,20 +3312,20 @@
       <w:proofErr w:type="spellEnd"/>
       <w:r>
         <w:rPr>
-          <w:rFonts w:ascii="Times New Roman" w:hAnsi="Times New Roman" w:cs="Times New Roman"/>
-          <w:color w:val="000000"/>
-          <w:sz w:val="28"/>
-          <w:szCs w:val="28"/>
+          <w:rFonts w:ascii="Cascadia Mono" w:hAnsi="Cascadia Mono" w:cs="Cascadia Mono"/>
+          <w:color w:val="000000"/>
+          <w:sz w:val="19"/>
+          <w:szCs w:val="19"/>
           <w:highlight w:val="white"/>
         </w:rPr>
         <w:t xml:space="preserve"> a = 0.1, b = 1;</w:t>
       </w:r>
       <w:r>
         <w:rPr>
-          <w:rFonts w:ascii="Times New Roman" w:hAnsi="Times New Roman" w:cs="Times New Roman"/>
+          <w:rFonts w:ascii="Cascadia Mono" w:hAnsi="Cascadia Mono" w:cs="Cascadia Mono"/>
           <w:color w:val="008000"/>
-          <w:sz w:val="28"/>
-          <w:szCs w:val="28"/>
+          <w:sz w:val="19"/>
+          <w:szCs w:val="19"/>
           <w:highlight w:val="white"/>
         </w:rPr>
         <w:t>// диапазон изменения x</w:t>
@@ -3257,19 +3338,19 @@
         <w:adjustRightInd w:val="0"/>
         <w:spacing w:after="0" w:line="240" w:lineRule="auto"/>
         <w:rPr>
-          <w:rFonts w:ascii="Times New Roman" w:hAnsi="Times New Roman" w:cs="Times New Roman"/>
-          <w:color w:val="000000"/>
-          <w:sz w:val="28"/>
-          <w:szCs w:val="28"/>
-          <w:highlight w:val="white"/>
-        </w:rPr>
-      </w:pPr>
-      <w:r>
-        <w:rPr>
-          <w:rFonts w:ascii="Times New Roman" w:hAnsi="Times New Roman" w:cs="Times New Roman"/>
-          <w:color w:val="000000"/>
-          <w:sz w:val="28"/>
-          <w:szCs w:val="28"/>
+          <w:rFonts w:ascii="Cascadia Mono" w:hAnsi="Cascadia Mono" w:cs="Cascadia Mono"/>
+          <w:color w:val="000000"/>
+          <w:sz w:val="19"/>
+          <w:szCs w:val="19"/>
+          <w:highlight w:val="white"/>
+        </w:rPr>
+      </w:pPr>
+      <w:r>
+        <w:rPr>
+          <w:rFonts w:ascii="Cascadia Mono" w:hAnsi="Cascadia Mono" w:cs="Cascadia Mono"/>
+          <w:color w:val="000000"/>
+          <w:sz w:val="19"/>
+          <w:szCs w:val="19"/>
           <w:highlight w:val="white"/>
         </w:rPr>
         <w:t xml:space="preserve">        </w:t>
@@ -3277,10 +3358,10 @@
       <w:proofErr w:type="spellStart"/>
       <w:r>
         <w:rPr>
-          <w:rFonts w:ascii="Times New Roman" w:hAnsi="Times New Roman" w:cs="Times New Roman"/>
+          <w:rFonts w:ascii="Cascadia Mono" w:hAnsi="Cascadia Mono" w:cs="Cascadia Mono"/>
           <w:color w:val="0000FF"/>
-          <w:sz w:val="28"/>
-          <w:szCs w:val="28"/>
+          <w:sz w:val="19"/>
+          <w:szCs w:val="19"/>
           <w:highlight w:val="white"/>
         </w:rPr>
         <w:t>double</w:t>
@@ -3288,20 +3369,20 @@
       <w:proofErr w:type="spellEnd"/>
       <w:r>
         <w:rPr>
-          <w:rFonts w:ascii="Times New Roman" w:hAnsi="Times New Roman" w:cs="Times New Roman"/>
-          <w:color w:val="000000"/>
-          <w:sz w:val="28"/>
-          <w:szCs w:val="28"/>
+          <w:rFonts w:ascii="Cascadia Mono" w:hAnsi="Cascadia Mono" w:cs="Cascadia Mono"/>
+          <w:color w:val="000000"/>
+          <w:sz w:val="19"/>
+          <w:szCs w:val="19"/>
           <w:highlight w:val="white"/>
         </w:rPr>
         <w:t xml:space="preserve"> e = 0.0001;</w:t>
       </w:r>
       <w:r>
         <w:rPr>
-          <w:rFonts w:ascii="Times New Roman" w:hAnsi="Times New Roman" w:cs="Times New Roman"/>
+          <w:rFonts w:ascii="Cascadia Mono" w:hAnsi="Cascadia Mono" w:cs="Cascadia Mono"/>
           <w:color w:val="008000"/>
-          <w:sz w:val="28"/>
-          <w:szCs w:val="28"/>
+          <w:sz w:val="19"/>
+          <w:szCs w:val="19"/>
           <w:highlight w:val="white"/>
         </w:rPr>
         <w:t>// заданная точность вычислений</w:t>
@@ -3314,19 +3395,19 @@
         <w:adjustRightInd w:val="0"/>
         <w:spacing w:after="0" w:line="240" w:lineRule="auto"/>
         <w:rPr>
-          <w:rFonts w:ascii="Times New Roman" w:hAnsi="Times New Roman" w:cs="Times New Roman"/>
-          <w:color w:val="000000"/>
-          <w:sz w:val="28"/>
-          <w:szCs w:val="28"/>
-          <w:highlight w:val="white"/>
-        </w:rPr>
-      </w:pPr>
-      <w:r>
-        <w:rPr>
-          <w:rFonts w:ascii="Times New Roman" w:hAnsi="Times New Roman" w:cs="Times New Roman"/>
-          <w:color w:val="000000"/>
-          <w:sz w:val="28"/>
-          <w:szCs w:val="28"/>
+          <w:rFonts w:ascii="Cascadia Mono" w:hAnsi="Cascadia Mono" w:cs="Cascadia Mono"/>
+          <w:color w:val="000000"/>
+          <w:sz w:val="19"/>
+          <w:szCs w:val="19"/>
+          <w:highlight w:val="white"/>
+        </w:rPr>
+      </w:pPr>
+      <w:r>
+        <w:rPr>
+          <w:rFonts w:ascii="Cascadia Mono" w:hAnsi="Cascadia Mono" w:cs="Cascadia Mono"/>
+          <w:color w:val="000000"/>
+          <w:sz w:val="19"/>
+          <w:szCs w:val="19"/>
           <w:highlight w:val="white"/>
         </w:rPr>
         <w:t xml:space="preserve">        </w:t>
@@ -3334,10 +3415,10 @@
       <w:proofErr w:type="spellStart"/>
       <w:r>
         <w:rPr>
-          <w:rFonts w:ascii="Times New Roman" w:hAnsi="Times New Roman" w:cs="Times New Roman"/>
+          <w:rFonts w:ascii="Cascadia Mono" w:hAnsi="Cascadia Mono" w:cs="Cascadia Mono"/>
           <w:color w:val="0000FF"/>
-          <w:sz w:val="28"/>
-          <w:szCs w:val="28"/>
+          <w:sz w:val="19"/>
+          <w:szCs w:val="19"/>
           <w:highlight w:val="white"/>
         </w:rPr>
         <w:t>double</w:t>
@@ -3345,20 +3426,20 @@
       <w:proofErr w:type="spellEnd"/>
       <w:r>
         <w:rPr>
-          <w:rFonts w:ascii="Times New Roman" w:hAnsi="Times New Roman" w:cs="Times New Roman"/>
-          <w:color w:val="000000"/>
-          <w:sz w:val="28"/>
-          <w:szCs w:val="28"/>
+          <w:rFonts w:ascii="Cascadia Mono" w:hAnsi="Cascadia Mono" w:cs="Cascadia Mono"/>
+          <w:color w:val="000000"/>
+          <w:sz w:val="19"/>
+          <w:szCs w:val="19"/>
           <w:highlight w:val="white"/>
         </w:rPr>
         <w:t xml:space="preserve"> k = 10, n = 10;</w:t>
       </w:r>
       <w:r>
         <w:rPr>
-          <w:rFonts w:ascii="Times New Roman" w:hAnsi="Times New Roman" w:cs="Times New Roman"/>
+          <w:rFonts w:ascii="Cascadia Mono" w:hAnsi="Cascadia Mono" w:cs="Cascadia Mono"/>
           <w:color w:val="008000"/>
-          <w:sz w:val="28"/>
-          <w:szCs w:val="28"/>
+          <w:sz w:val="19"/>
+          <w:szCs w:val="19"/>
           <w:highlight w:val="white"/>
         </w:rPr>
         <w:t>// k — число шагов, n — фиксированное число членов ряда</w:t>
@@ -3371,30 +3452,30 @@
         <w:adjustRightInd w:val="0"/>
         <w:spacing w:after="0" w:line="240" w:lineRule="auto"/>
         <w:rPr>
-          <w:rFonts w:ascii="Times New Roman" w:hAnsi="Times New Roman" w:cs="Times New Roman"/>
-          <w:color w:val="000000"/>
-          <w:sz w:val="28"/>
-          <w:szCs w:val="28"/>
-          <w:highlight w:val="white"/>
-          <w:lang w:val="en-US"/>
-        </w:rPr>
-      </w:pPr>
-      <w:r>
-        <w:rPr>
-          <w:rFonts w:ascii="Times New Roman" w:hAnsi="Times New Roman" w:cs="Times New Roman"/>
-          <w:color w:val="000000"/>
-          <w:sz w:val="28"/>
-          <w:szCs w:val="28"/>
+          <w:rFonts w:ascii="Cascadia Mono" w:hAnsi="Cascadia Mono" w:cs="Cascadia Mono"/>
+          <w:color w:val="000000"/>
+          <w:sz w:val="19"/>
+          <w:szCs w:val="19"/>
+          <w:highlight w:val="white"/>
+          <w:lang w:val="en-US"/>
+        </w:rPr>
+      </w:pPr>
+      <w:r>
+        <w:rPr>
+          <w:rFonts w:ascii="Cascadia Mono" w:hAnsi="Cascadia Mono" w:cs="Cascadia Mono"/>
+          <w:color w:val="000000"/>
+          <w:sz w:val="19"/>
+          <w:szCs w:val="19"/>
           <w:highlight w:val="white"/>
         </w:rPr>
         <w:t xml:space="preserve">        </w:t>
       </w:r>
       <w:r>
         <w:rPr>
-          <w:rFonts w:ascii="Times New Roman" w:hAnsi="Times New Roman" w:cs="Times New Roman"/>
+          <w:rFonts w:ascii="Cascadia Mono" w:hAnsi="Cascadia Mono" w:cs="Cascadia Mono"/>
           <w:color w:val="0000FF"/>
-          <w:sz w:val="28"/>
-          <w:szCs w:val="28"/>
+          <w:sz w:val="19"/>
+          <w:szCs w:val="19"/>
           <w:highlight w:val="white"/>
           <w:lang w:val="en-US"/>
         </w:rPr>
@@ -3402,10 +3483,10 @@
       </w:r>
       <w:r>
         <w:rPr>
-          <w:rFonts w:ascii="Times New Roman" w:hAnsi="Times New Roman" w:cs="Times New Roman"/>
-          <w:color w:val="000000"/>
-          <w:sz w:val="28"/>
-          <w:szCs w:val="28"/>
+          <w:rFonts w:ascii="Cascadia Mono" w:hAnsi="Cascadia Mono" w:cs="Cascadia Mono"/>
+          <w:color w:val="000000"/>
+          <w:sz w:val="19"/>
+          <w:szCs w:val="19"/>
           <w:highlight w:val="white"/>
           <w:lang w:val="en-US"/>
         </w:rPr>
@@ -3413,10 +3494,10 @@
       </w:r>
       <w:r>
         <w:rPr>
-          <w:rFonts w:ascii="Times New Roman" w:hAnsi="Times New Roman" w:cs="Times New Roman"/>
+          <w:rFonts w:ascii="Cascadia Mono" w:hAnsi="Cascadia Mono" w:cs="Cascadia Mono"/>
           <w:color w:val="008000"/>
-          <w:sz w:val="28"/>
-          <w:szCs w:val="28"/>
+          <w:sz w:val="19"/>
+          <w:szCs w:val="19"/>
           <w:highlight w:val="white"/>
           <w:lang w:val="en-US"/>
         </w:rPr>
@@ -3424,20 +3505,20 @@
       </w:r>
       <w:r>
         <w:rPr>
-          <w:rFonts w:ascii="Times New Roman" w:hAnsi="Times New Roman" w:cs="Times New Roman"/>
+          <w:rFonts w:ascii="Cascadia Mono" w:hAnsi="Cascadia Mono" w:cs="Cascadia Mono"/>
           <w:color w:val="008000"/>
-          <w:sz w:val="28"/>
-          <w:szCs w:val="28"/>
+          <w:sz w:val="19"/>
+          <w:szCs w:val="19"/>
           <w:highlight w:val="white"/>
         </w:rPr>
         <w:t>шаг</w:t>
       </w:r>
       <w:r>
         <w:rPr>
-          <w:rFonts w:ascii="Times New Roman" w:hAnsi="Times New Roman" w:cs="Times New Roman"/>
+          <w:rFonts w:ascii="Cascadia Mono" w:hAnsi="Cascadia Mono" w:cs="Cascadia Mono"/>
           <w:color w:val="008000"/>
-          <w:sz w:val="28"/>
-          <w:szCs w:val="28"/>
+          <w:sz w:val="19"/>
+          <w:szCs w:val="19"/>
           <w:highlight w:val="white"/>
           <w:lang w:val="en-US"/>
         </w:rPr>
@@ -3445,20 +3526,20 @@
       </w:r>
       <w:r>
         <w:rPr>
-          <w:rFonts w:ascii="Times New Roman" w:hAnsi="Times New Roman" w:cs="Times New Roman"/>
+          <w:rFonts w:ascii="Cascadia Mono" w:hAnsi="Cascadia Mono" w:cs="Cascadia Mono"/>
           <w:color w:val="008000"/>
-          <w:sz w:val="28"/>
-          <w:szCs w:val="28"/>
+          <w:sz w:val="19"/>
+          <w:szCs w:val="19"/>
           <w:highlight w:val="white"/>
         </w:rPr>
         <w:t>изменения</w:t>
       </w:r>
       <w:r>
         <w:rPr>
-          <w:rFonts w:ascii="Times New Roman" w:hAnsi="Times New Roman" w:cs="Times New Roman"/>
+          <w:rFonts w:ascii="Cascadia Mono" w:hAnsi="Cascadia Mono" w:cs="Cascadia Mono"/>
           <w:color w:val="008000"/>
-          <w:sz w:val="28"/>
-          <w:szCs w:val="28"/>
+          <w:sz w:val="19"/>
+          <w:szCs w:val="19"/>
           <w:highlight w:val="white"/>
           <w:lang w:val="en-US"/>
         </w:rPr>
@@ -3472,20 +3553,20 @@
         <w:adjustRightInd w:val="0"/>
         <w:spacing w:after="0" w:line="240" w:lineRule="auto"/>
         <w:rPr>
-          <w:rFonts w:ascii="Times New Roman" w:hAnsi="Times New Roman" w:cs="Times New Roman"/>
-          <w:color w:val="000000"/>
-          <w:sz w:val="28"/>
-          <w:szCs w:val="28"/>
-          <w:highlight w:val="white"/>
-          <w:lang w:val="en-US"/>
-        </w:rPr>
-      </w:pPr>
-      <w:r>
-        <w:rPr>
-          <w:rFonts w:ascii="Times New Roman" w:hAnsi="Times New Roman" w:cs="Times New Roman"/>
-          <w:color w:val="000000"/>
-          <w:sz w:val="28"/>
-          <w:szCs w:val="28"/>
+          <w:rFonts w:ascii="Cascadia Mono" w:hAnsi="Cascadia Mono" w:cs="Cascadia Mono"/>
+          <w:color w:val="000000"/>
+          <w:sz w:val="19"/>
+          <w:szCs w:val="19"/>
+          <w:highlight w:val="white"/>
+          <w:lang w:val="en-US"/>
+        </w:rPr>
+      </w:pPr>
+      <w:r>
+        <w:rPr>
+          <w:rFonts w:ascii="Cascadia Mono" w:hAnsi="Cascadia Mono" w:cs="Cascadia Mono"/>
+          <w:color w:val="000000"/>
+          <w:sz w:val="19"/>
+          <w:szCs w:val="19"/>
           <w:highlight w:val="white"/>
           <w:lang w:val="en-US"/>
         </w:rPr>
@@ -3493,10 +3574,10 @@
       </w:r>
       <w:r>
         <w:rPr>
-          <w:rFonts w:ascii="Times New Roman" w:hAnsi="Times New Roman" w:cs="Times New Roman"/>
+          <w:rFonts w:ascii="Cascadia Mono" w:hAnsi="Cascadia Mono" w:cs="Cascadia Mono"/>
           <w:color w:val="0000FF"/>
-          <w:sz w:val="28"/>
-          <w:szCs w:val="28"/>
+          <w:sz w:val="19"/>
+          <w:szCs w:val="19"/>
           <w:highlight w:val="white"/>
           <w:lang w:val="en-US"/>
         </w:rPr>
@@ -3504,10 +3585,10 @@
       </w:r>
       <w:r>
         <w:rPr>
-          <w:rFonts w:ascii="Times New Roman" w:hAnsi="Times New Roman" w:cs="Times New Roman"/>
-          <w:color w:val="000000"/>
-          <w:sz w:val="28"/>
-          <w:szCs w:val="28"/>
+          <w:rFonts w:ascii="Cascadia Mono" w:hAnsi="Cascadia Mono" w:cs="Cascadia Mono"/>
+          <w:color w:val="000000"/>
+          <w:sz w:val="19"/>
+          <w:szCs w:val="19"/>
           <w:highlight w:val="white"/>
           <w:lang w:val="en-US"/>
         </w:rPr>
@@ -3515,10 +3596,10 @@
       </w:r>
       <w:r>
         <w:rPr>
-          <w:rFonts w:ascii="Times New Roman" w:hAnsi="Times New Roman" w:cs="Times New Roman"/>
+          <w:rFonts w:ascii="Cascadia Mono" w:hAnsi="Cascadia Mono" w:cs="Cascadia Mono"/>
           <w:color w:val="0000FF"/>
-          <w:sz w:val="28"/>
-          <w:szCs w:val="28"/>
+          <w:sz w:val="19"/>
+          <w:szCs w:val="19"/>
           <w:highlight w:val="white"/>
           <w:lang w:val="en-US"/>
         </w:rPr>
@@ -3526,10 +3607,10 @@
       </w:r>
       <w:r>
         <w:rPr>
-          <w:rFonts w:ascii="Times New Roman" w:hAnsi="Times New Roman" w:cs="Times New Roman"/>
-          <w:color w:val="000000"/>
-          <w:sz w:val="28"/>
-          <w:szCs w:val="28"/>
+          <w:rFonts w:ascii="Cascadia Mono" w:hAnsi="Cascadia Mono" w:cs="Cascadia Mono"/>
+          <w:color w:val="000000"/>
+          <w:sz w:val="19"/>
+          <w:szCs w:val="19"/>
           <w:highlight w:val="white"/>
           <w:lang w:val="en-US"/>
         </w:rPr>
@@ -3538,10 +3619,10 @@
       <w:proofErr w:type="spellStart"/>
       <w:r>
         <w:rPr>
-          <w:rFonts w:ascii="Times New Roman" w:hAnsi="Times New Roman" w:cs="Times New Roman"/>
-          <w:color w:val="000000"/>
-          <w:sz w:val="28"/>
-          <w:szCs w:val="28"/>
+          <w:rFonts w:ascii="Cascadia Mono" w:hAnsi="Cascadia Mono" w:cs="Cascadia Mono"/>
+          <w:color w:val="000000"/>
+          <w:sz w:val="19"/>
+          <w:szCs w:val="19"/>
           <w:highlight w:val="white"/>
           <w:lang w:val="en-US"/>
         </w:rPr>
@@ -3550,10 +3631,10 @@
       <w:proofErr w:type="spellEnd"/>
       <w:r>
         <w:rPr>
-          <w:rFonts w:ascii="Times New Roman" w:hAnsi="Times New Roman" w:cs="Times New Roman"/>
-          <w:color w:val="000000"/>
-          <w:sz w:val="28"/>
-          <w:szCs w:val="28"/>
+          <w:rFonts w:ascii="Cascadia Mono" w:hAnsi="Cascadia Mono" w:cs="Cascadia Mono"/>
+          <w:color w:val="000000"/>
+          <w:sz w:val="19"/>
+          <w:szCs w:val="19"/>
           <w:highlight w:val="white"/>
           <w:lang w:val="en-US"/>
         </w:rPr>
@@ -3562,10 +3643,10 @@
       <w:proofErr w:type="spellStart"/>
       <w:r>
         <w:rPr>
-          <w:rFonts w:ascii="Times New Roman" w:hAnsi="Times New Roman" w:cs="Times New Roman"/>
-          <w:color w:val="000000"/>
-          <w:sz w:val="28"/>
-          <w:szCs w:val="28"/>
+          <w:rFonts w:ascii="Cascadia Mono" w:hAnsi="Cascadia Mono" w:cs="Cascadia Mono"/>
+          <w:color w:val="000000"/>
+          <w:sz w:val="19"/>
+          <w:szCs w:val="19"/>
           <w:highlight w:val="white"/>
           <w:lang w:val="en-US"/>
         </w:rPr>
@@ -3574,10 +3655,10 @@
       <w:proofErr w:type="spellEnd"/>
       <w:r>
         <w:rPr>
-          <w:rFonts w:ascii="Times New Roman" w:hAnsi="Times New Roman" w:cs="Times New Roman"/>
-          <w:color w:val="000000"/>
-          <w:sz w:val="28"/>
-          <w:szCs w:val="28"/>
+          <w:rFonts w:ascii="Cascadia Mono" w:hAnsi="Cascadia Mono" w:cs="Cascadia Mono"/>
+          <w:color w:val="000000"/>
+          <w:sz w:val="19"/>
+          <w:szCs w:val="19"/>
           <w:highlight w:val="white"/>
           <w:lang w:val="en-US"/>
         </w:rPr>
@@ -3586,10 +3667,10 @@
       <w:proofErr w:type="spellStart"/>
       <w:r>
         <w:rPr>
-          <w:rFonts w:ascii="Times New Roman" w:hAnsi="Times New Roman" w:cs="Times New Roman"/>
-          <w:color w:val="000000"/>
-          <w:sz w:val="28"/>
-          <w:szCs w:val="28"/>
+          <w:rFonts w:ascii="Cascadia Mono" w:hAnsi="Cascadia Mono" w:cs="Cascadia Mono"/>
+          <w:color w:val="000000"/>
+          <w:sz w:val="19"/>
+          <w:szCs w:val="19"/>
           <w:highlight w:val="white"/>
           <w:lang w:val="en-US"/>
         </w:rPr>
@@ -3598,10 +3679,10 @@
       <w:proofErr w:type="spellEnd"/>
       <w:r>
         <w:rPr>
-          <w:rFonts w:ascii="Times New Roman" w:hAnsi="Times New Roman" w:cs="Times New Roman"/>
-          <w:color w:val="000000"/>
-          <w:sz w:val="28"/>
-          <w:szCs w:val="28"/>
+          <w:rFonts w:ascii="Cascadia Mono" w:hAnsi="Cascadia Mono" w:cs="Cascadia Mono"/>
+          <w:color w:val="000000"/>
+          <w:sz w:val="19"/>
+          <w:szCs w:val="19"/>
           <w:highlight w:val="white"/>
           <w:lang w:val="en-US"/>
         </w:rPr>
@@ -3615,20 +3696,20 @@
         <w:adjustRightInd w:val="0"/>
         <w:spacing w:after="0" w:line="240" w:lineRule="auto"/>
         <w:rPr>
-          <w:rFonts w:ascii="Times New Roman" w:hAnsi="Times New Roman" w:cs="Times New Roman"/>
-          <w:color w:val="000000"/>
-          <w:sz w:val="28"/>
-          <w:szCs w:val="28"/>
-          <w:highlight w:val="white"/>
-          <w:lang w:val="en-US"/>
-        </w:rPr>
-      </w:pPr>
-      <w:r>
-        <w:rPr>
-          <w:rFonts w:ascii="Times New Roman" w:hAnsi="Times New Roman" w:cs="Times New Roman"/>
-          <w:color w:val="000000"/>
-          <w:sz w:val="28"/>
-          <w:szCs w:val="28"/>
+          <w:rFonts w:ascii="Cascadia Mono" w:hAnsi="Cascadia Mono" w:cs="Cascadia Mono"/>
+          <w:color w:val="000000"/>
+          <w:sz w:val="19"/>
+          <w:szCs w:val="19"/>
+          <w:highlight w:val="white"/>
+          <w:lang w:val="en-US"/>
+        </w:rPr>
+      </w:pPr>
+      <w:r>
+        <w:rPr>
+          <w:rFonts w:ascii="Cascadia Mono" w:hAnsi="Cascadia Mono" w:cs="Cascadia Mono"/>
+          <w:color w:val="000000"/>
+          <w:sz w:val="19"/>
+          <w:szCs w:val="19"/>
           <w:highlight w:val="white"/>
           <w:lang w:val="en-US"/>
         </w:rPr>
@@ -3642,20 +3723,20 @@
         <w:adjustRightInd w:val="0"/>
         <w:spacing w:after="0" w:line="240" w:lineRule="auto"/>
         <w:rPr>
-          <w:rFonts w:ascii="Times New Roman" w:hAnsi="Times New Roman" w:cs="Times New Roman"/>
-          <w:color w:val="000000"/>
-          <w:sz w:val="28"/>
-          <w:szCs w:val="28"/>
-          <w:highlight w:val="white"/>
-          <w:lang w:val="en-US"/>
-        </w:rPr>
-      </w:pPr>
-      <w:r>
-        <w:rPr>
-          <w:rFonts w:ascii="Times New Roman" w:hAnsi="Times New Roman" w:cs="Times New Roman"/>
-          <w:color w:val="000000"/>
-          <w:sz w:val="28"/>
-          <w:szCs w:val="28"/>
+          <w:rFonts w:ascii="Cascadia Mono" w:hAnsi="Cascadia Mono" w:cs="Cascadia Mono"/>
+          <w:color w:val="000000"/>
+          <w:sz w:val="19"/>
+          <w:szCs w:val="19"/>
+          <w:highlight w:val="white"/>
+          <w:lang w:val="en-US"/>
+        </w:rPr>
+      </w:pPr>
+      <w:r>
+        <w:rPr>
+          <w:rFonts w:ascii="Cascadia Mono" w:hAnsi="Cascadia Mono" w:cs="Cascadia Mono"/>
+          <w:color w:val="000000"/>
+          <w:sz w:val="19"/>
+          <w:szCs w:val="19"/>
           <w:highlight w:val="white"/>
           <w:lang w:val="en-US"/>
         </w:rPr>
@@ -3663,10 +3744,10 @@
       </w:r>
       <w:r>
         <w:rPr>
-          <w:rFonts w:ascii="Times New Roman" w:hAnsi="Times New Roman" w:cs="Times New Roman"/>
+          <w:rFonts w:ascii="Cascadia Mono" w:hAnsi="Cascadia Mono" w:cs="Cascadia Mono"/>
           <w:color w:val="0000FF"/>
-          <w:sz w:val="28"/>
-          <w:szCs w:val="28"/>
+          <w:sz w:val="19"/>
+          <w:szCs w:val="19"/>
           <w:highlight w:val="white"/>
           <w:lang w:val="en-US"/>
         </w:rPr>
@@ -3674,10 +3755,10 @@
       </w:r>
       <w:r>
         <w:rPr>
-          <w:rFonts w:ascii="Times New Roman" w:hAnsi="Times New Roman" w:cs="Times New Roman"/>
-          <w:color w:val="000000"/>
-          <w:sz w:val="28"/>
-          <w:szCs w:val="28"/>
+          <w:rFonts w:ascii="Cascadia Mono" w:hAnsi="Cascadia Mono" w:cs="Cascadia Mono"/>
+          <w:color w:val="000000"/>
+          <w:sz w:val="19"/>
+          <w:szCs w:val="19"/>
           <w:highlight w:val="white"/>
           <w:lang w:val="en-US"/>
         </w:rPr>
@@ -3686,10 +3767,10 @@
       <w:proofErr w:type="spellStart"/>
       <w:r>
         <w:rPr>
-          <w:rFonts w:ascii="Times New Roman" w:hAnsi="Times New Roman" w:cs="Times New Roman"/>
-          <w:color w:val="000000"/>
-          <w:sz w:val="28"/>
-          <w:szCs w:val="28"/>
+          <w:rFonts w:ascii="Cascadia Mono" w:hAnsi="Cascadia Mono" w:cs="Cascadia Mono"/>
+          <w:color w:val="000000"/>
+          <w:sz w:val="19"/>
+          <w:szCs w:val="19"/>
           <w:highlight w:val="white"/>
           <w:lang w:val="en-US"/>
         </w:rPr>
@@ -3698,10 +3779,10 @@
       <w:proofErr w:type="spellEnd"/>
       <w:r>
         <w:rPr>
-          <w:rFonts w:ascii="Times New Roman" w:hAnsi="Times New Roman" w:cs="Times New Roman"/>
-          <w:color w:val="000000"/>
-          <w:sz w:val="28"/>
-          <w:szCs w:val="28"/>
+          <w:rFonts w:ascii="Cascadia Mono" w:hAnsi="Cascadia Mono" w:cs="Cascadia Mono"/>
+          <w:color w:val="000000"/>
+          <w:sz w:val="19"/>
+          <w:szCs w:val="19"/>
           <w:highlight w:val="white"/>
           <w:lang w:val="en-US"/>
         </w:rPr>
@@ -3709,10 +3790,10 @@
       </w:r>
       <w:r>
         <w:rPr>
-          <w:rFonts w:ascii="Times New Roman" w:hAnsi="Times New Roman" w:cs="Times New Roman"/>
+          <w:rFonts w:ascii="Cascadia Mono" w:hAnsi="Cascadia Mono" w:cs="Cascadia Mono"/>
           <w:color w:val="008000"/>
-          <w:sz w:val="28"/>
-          <w:szCs w:val="28"/>
+          <w:sz w:val="19"/>
+          <w:szCs w:val="19"/>
           <w:highlight w:val="white"/>
           <w:lang w:val="en-US"/>
         </w:rPr>
@@ -3720,20 +3801,20 @@
       </w:r>
       <w:r>
         <w:rPr>
-          <w:rFonts w:ascii="Times New Roman" w:hAnsi="Times New Roman" w:cs="Times New Roman"/>
+          <w:rFonts w:ascii="Cascadia Mono" w:hAnsi="Cascadia Mono" w:cs="Cascadia Mono"/>
           <w:color w:val="008000"/>
-          <w:sz w:val="28"/>
-          <w:szCs w:val="28"/>
+          <w:sz w:val="19"/>
+          <w:szCs w:val="19"/>
           <w:highlight w:val="white"/>
         </w:rPr>
         <w:t>текущее</w:t>
       </w:r>
       <w:r>
         <w:rPr>
-          <w:rFonts w:ascii="Times New Roman" w:hAnsi="Times New Roman" w:cs="Times New Roman"/>
+          <w:rFonts w:ascii="Cascadia Mono" w:hAnsi="Cascadia Mono" w:cs="Cascadia Mono"/>
           <w:color w:val="008000"/>
-          <w:sz w:val="28"/>
-          <w:szCs w:val="28"/>
+          <w:sz w:val="19"/>
+          <w:szCs w:val="19"/>
           <w:highlight w:val="white"/>
           <w:lang w:val="en-US"/>
         </w:rPr>
@@ -3741,20 +3822,20 @@
       </w:r>
       <w:r>
         <w:rPr>
-          <w:rFonts w:ascii="Times New Roman" w:hAnsi="Times New Roman" w:cs="Times New Roman"/>
+          <w:rFonts w:ascii="Cascadia Mono" w:hAnsi="Cascadia Mono" w:cs="Cascadia Mono"/>
           <w:color w:val="008000"/>
-          <w:sz w:val="28"/>
-          <w:szCs w:val="28"/>
+          <w:sz w:val="19"/>
+          <w:szCs w:val="19"/>
           <w:highlight w:val="white"/>
         </w:rPr>
         <w:t>значение</w:t>
       </w:r>
       <w:r>
         <w:rPr>
-          <w:rFonts w:ascii="Times New Roman" w:hAnsi="Times New Roman" w:cs="Times New Roman"/>
+          <w:rFonts w:ascii="Cascadia Mono" w:hAnsi="Cascadia Mono" w:cs="Cascadia Mono"/>
           <w:color w:val="008000"/>
-          <w:sz w:val="28"/>
-          <w:szCs w:val="28"/>
+          <w:sz w:val="19"/>
+          <w:szCs w:val="19"/>
           <w:highlight w:val="white"/>
           <w:lang w:val="en-US"/>
         </w:rPr>
@@ -3768,20 +3849,20 @@
         <w:adjustRightInd w:val="0"/>
         <w:spacing w:after="0" w:line="240" w:lineRule="auto"/>
         <w:rPr>
-          <w:rFonts w:ascii="Times New Roman" w:hAnsi="Times New Roman" w:cs="Times New Roman"/>
-          <w:color w:val="000000"/>
-          <w:sz w:val="28"/>
-          <w:szCs w:val="28"/>
-          <w:highlight w:val="white"/>
-          <w:lang w:val="en-US"/>
-        </w:rPr>
-      </w:pPr>
-      <w:r>
-        <w:rPr>
-          <w:rFonts w:ascii="Times New Roman" w:hAnsi="Times New Roman" w:cs="Times New Roman"/>
-          <w:color w:val="000000"/>
-          <w:sz w:val="28"/>
-          <w:szCs w:val="28"/>
+          <w:rFonts w:ascii="Cascadia Mono" w:hAnsi="Cascadia Mono" w:cs="Cascadia Mono"/>
+          <w:color w:val="000000"/>
+          <w:sz w:val="19"/>
+          <w:szCs w:val="19"/>
+          <w:highlight w:val="white"/>
+          <w:lang w:val="en-US"/>
+        </w:rPr>
+      </w:pPr>
+      <w:r>
+        <w:rPr>
+          <w:rFonts w:ascii="Cascadia Mono" w:hAnsi="Cascadia Mono" w:cs="Cascadia Mono"/>
+          <w:color w:val="000000"/>
+          <w:sz w:val="19"/>
+          <w:szCs w:val="19"/>
           <w:highlight w:val="white"/>
           <w:lang w:val="en-US"/>
         </w:rPr>
@@ -3789,10 +3870,10 @@
       </w:r>
       <w:r>
         <w:rPr>
-          <w:rFonts w:ascii="Times New Roman" w:hAnsi="Times New Roman" w:cs="Times New Roman"/>
+          <w:rFonts w:ascii="Cascadia Mono" w:hAnsi="Cascadia Mono" w:cs="Cascadia Mono"/>
           <w:color w:val="0000FF"/>
-          <w:sz w:val="28"/>
-          <w:szCs w:val="28"/>
+          <w:sz w:val="19"/>
+          <w:szCs w:val="19"/>
           <w:highlight w:val="white"/>
           <w:lang w:val="en-US"/>
         </w:rPr>
@@ -3800,10 +3881,10 @@
       </w:r>
       <w:r>
         <w:rPr>
-          <w:rFonts w:ascii="Times New Roman" w:hAnsi="Times New Roman" w:cs="Times New Roman"/>
-          <w:color w:val="000000"/>
-          <w:sz w:val="28"/>
-          <w:szCs w:val="28"/>
+          <w:rFonts w:ascii="Cascadia Mono" w:hAnsi="Cascadia Mono" w:cs="Cascadia Mono"/>
+          <w:color w:val="000000"/>
+          <w:sz w:val="19"/>
+          <w:szCs w:val="19"/>
           <w:highlight w:val="white"/>
           <w:lang w:val="en-US"/>
         </w:rPr>
@@ -3812,10 +3893,10 @@
       <w:proofErr w:type="spellStart"/>
       <w:r>
         <w:rPr>
-          <w:rFonts w:ascii="Times New Roman" w:hAnsi="Times New Roman" w:cs="Times New Roman"/>
-          <w:color w:val="000000"/>
-          <w:sz w:val="28"/>
-          <w:szCs w:val="28"/>
+          <w:rFonts w:ascii="Cascadia Mono" w:hAnsi="Cascadia Mono" w:cs="Cascadia Mono"/>
+          <w:color w:val="000000"/>
+          <w:sz w:val="19"/>
+          <w:szCs w:val="19"/>
           <w:highlight w:val="white"/>
           <w:lang w:val="en-US"/>
         </w:rPr>
@@ -3824,10 +3905,10 @@
       <w:proofErr w:type="spellEnd"/>
       <w:r>
         <w:rPr>
-          <w:rFonts w:ascii="Times New Roman" w:hAnsi="Times New Roman" w:cs="Times New Roman"/>
-          <w:color w:val="000000"/>
-          <w:sz w:val="28"/>
-          <w:szCs w:val="28"/>
+          <w:rFonts w:ascii="Cascadia Mono" w:hAnsi="Cascadia Mono" w:cs="Cascadia Mono"/>
+          <w:color w:val="000000"/>
+          <w:sz w:val="19"/>
+          <w:szCs w:val="19"/>
           <w:highlight w:val="white"/>
           <w:lang w:val="en-US"/>
         </w:rPr>
@@ -3836,10 +3917,10 @@
       <w:proofErr w:type="spellStart"/>
       <w:r>
         <w:rPr>
-          <w:rFonts w:ascii="Times New Roman" w:hAnsi="Times New Roman" w:cs="Times New Roman"/>
+          <w:rFonts w:ascii="Cascadia Mono" w:hAnsi="Cascadia Mono" w:cs="Cascadia Mono"/>
           <w:color w:val="2B91AF"/>
-          <w:sz w:val="28"/>
-          <w:szCs w:val="28"/>
+          <w:sz w:val="19"/>
+          <w:szCs w:val="19"/>
           <w:highlight w:val="white"/>
           <w:lang w:val="en-US"/>
         </w:rPr>
@@ -3847,10 +3928,10 @@
       </w:r>
       <w:r>
         <w:rPr>
-          <w:rFonts w:ascii="Times New Roman" w:hAnsi="Times New Roman" w:cs="Times New Roman"/>
-          <w:color w:val="000000"/>
-          <w:sz w:val="28"/>
-          <w:szCs w:val="28"/>
+          <w:rFonts w:ascii="Cascadia Mono" w:hAnsi="Cascadia Mono" w:cs="Cascadia Mono"/>
+          <w:color w:val="000000"/>
+          <w:sz w:val="19"/>
+          <w:szCs w:val="19"/>
           <w:highlight w:val="white"/>
           <w:lang w:val="en-US"/>
         </w:rPr>
@@ -3859,10 +3940,10 @@
       <w:proofErr w:type="spellEnd"/>
       <w:r>
         <w:rPr>
-          <w:rFonts w:ascii="Times New Roman" w:hAnsi="Times New Roman" w:cs="Times New Roman"/>
-          <w:color w:val="000000"/>
-          <w:sz w:val="28"/>
-          <w:szCs w:val="28"/>
+          <w:rFonts w:ascii="Cascadia Mono" w:hAnsi="Cascadia Mono" w:cs="Cascadia Mono"/>
+          <w:color w:val="000000"/>
+          <w:sz w:val="19"/>
+          <w:szCs w:val="19"/>
           <w:highlight w:val="white"/>
           <w:lang w:val="en-US"/>
         </w:rPr>
@@ -3870,10 +3951,10 @@
       </w:r>
       <w:r>
         <w:rPr>
-          <w:rFonts w:ascii="Times New Roman" w:hAnsi="Times New Roman" w:cs="Times New Roman"/>
+          <w:rFonts w:ascii="Cascadia Mono" w:hAnsi="Cascadia Mono" w:cs="Cascadia Mono"/>
           <w:color w:val="008000"/>
-          <w:sz w:val="28"/>
-          <w:szCs w:val="28"/>
+          <w:sz w:val="19"/>
+          <w:szCs w:val="19"/>
           <w:highlight w:val="white"/>
           <w:lang w:val="en-US"/>
         </w:rPr>
@@ -3881,20 +3962,20 @@
       </w:r>
       <w:r>
         <w:rPr>
-          <w:rFonts w:ascii="Times New Roman" w:hAnsi="Times New Roman" w:cs="Times New Roman"/>
+          <w:rFonts w:ascii="Cascadia Mono" w:hAnsi="Cascadia Mono" w:cs="Cascadia Mono"/>
           <w:color w:val="008000"/>
-          <w:sz w:val="28"/>
-          <w:szCs w:val="28"/>
+          <w:sz w:val="19"/>
+          <w:szCs w:val="19"/>
           <w:highlight w:val="white"/>
         </w:rPr>
         <w:t>точное</w:t>
       </w:r>
       <w:r>
         <w:rPr>
-          <w:rFonts w:ascii="Times New Roman" w:hAnsi="Times New Roman" w:cs="Times New Roman"/>
+          <w:rFonts w:ascii="Cascadia Mono" w:hAnsi="Cascadia Mono" w:cs="Cascadia Mono"/>
           <w:color w:val="008000"/>
-          <w:sz w:val="28"/>
-          <w:szCs w:val="28"/>
+          <w:sz w:val="19"/>
+          <w:szCs w:val="19"/>
           <w:highlight w:val="white"/>
           <w:lang w:val="en-US"/>
         </w:rPr>
@@ -3902,10 +3983,10 @@
       </w:r>
       <w:r>
         <w:rPr>
-          <w:rFonts w:ascii="Times New Roman" w:hAnsi="Times New Roman" w:cs="Times New Roman"/>
+          <w:rFonts w:ascii="Cascadia Mono" w:hAnsi="Cascadia Mono" w:cs="Cascadia Mono"/>
           <w:color w:val="008000"/>
-          <w:sz w:val="28"/>
-          <w:szCs w:val="28"/>
+          <w:sz w:val="19"/>
+          <w:szCs w:val="19"/>
           <w:highlight w:val="white"/>
         </w:rPr>
         <w:t>значение</w:t>
@@ -3918,19 +3999,19 @@
         <w:adjustRightInd w:val="0"/>
         <w:spacing w:after="0" w:line="240" w:lineRule="auto"/>
         <w:rPr>
-          <w:rFonts w:ascii="Times New Roman" w:hAnsi="Times New Roman" w:cs="Times New Roman"/>
-          <w:color w:val="000000"/>
-          <w:sz w:val="28"/>
-          <w:szCs w:val="28"/>
-          <w:highlight w:val="white"/>
-        </w:rPr>
-      </w:pPr>
-      <w:r>
-        <w:rPr>
-          <w:rFonts w:ascii="Times New Roman" w:hAnsi="Times New Roman" w:cs="Times New Roman"/>
-          <w:color w:val="000000"/>
-          <w:sz w:val="28"/>
-          <w:szCs w:val="28"/>
+          <w:rFonts w:ascii="Cascadia Mono" w:hAnsi="Cascadia Mono" w:cs="Cascadia Mono"/>
+          <w:color w:val="000000"/>
+          <w:sz w:val="19"/>
+          <w:szCs w:val="19"/>
+          <w:highlight w:val="white"/>
+        </w:rPr>
+      </w:pPr>
+      <w:r>
+        <w:rPr>
+          <w:rFonts w:ascii="Cascadia Mono" w:hAnsi="Cascadia Mono" w:cs="Cascadia Mono"/>
+          <w:color w:val="000000"/>
+          <w:sz w:val="19"/>
+          <w:szCs w:val="19"/>
           <w:highlight w:val="white"/>
           <w:lang w:val="en-US"/>
         </w:rPr>
@@ -3939,10 +4020,10 @@
       <w:proofErr w:type="spellStart"/>
       <w:r>
         <w:rPr>
-          <w:rFonts w:ascii="Times New Roman" w:hAnsi="Times New Roman" w:cs="Times New Roman"/>
+          <w:rFonts w:ascii="Cascadia Mono" w:hAnsi="Cascadia Mono" w:cs="Cascadia Mono"/>
           <w:color w:val="0000FF"/>
-          <w:sz w:val="28"/>
-          <w:szCs w:val="28"/>
+          <w:sz w:val="19"/>
+          <w:szCs w:val="19"/>
           <w:highlight w:val="white"/>
         </w:rPr>
         <w:t>double</w:t>
@@ -3950,10 +4031,10 @@
       <w:proofErr w:type="spellEnd"/>
       <w:r>
         <w:rPr>
-          <w:rFonts w:ascii="Times New Roman" w:hAnsi="Times New Roman" w:cs="Times New Roman"/>
-          <w:color w:val="000000"/>
-          <w:sz w:val="28"/>
-          <w:szCs w:val="28"/>
+          <w:rFonts w:ascii="Cascadia Mono" w:hAnsi="Cascadia Mono" w:cs="Cascadia Mono"/>
+          <w:color w:val="000000"/>
+          <w:sz w:val="19"/>
+          <w:szCs w:val="19"/>
           <w:highlight w:val="white"/>
         </w:rPr>
         <w:t xml:space="preserve"> </w:t>
@@ -3961,10 +4042,10 @@
       <w:proofErr w:type="spellStart"/>
       <w:r>
         <w:rPr>
-          <w:rFonts w:ascii="Times New Roman" w:hAnsi="Times New Roman" w:cs="Times New Roman"/>
-          <w:color w:val="000000"/>
-          <w:sz w:val="28"/>
-          <w:szCs w:val="28"/>
+          <w:rFonts w:ascii="Cascadia Mono" w:hAnsi="Cascadia Mono" w:cs="Cascadia Mono"/>
+          <w:color w:val="000000"/>
+          <w:sz w:val="19"/>
+          <w:szCs w:val="19"/>
           <w:highlight w:val="white"/>
         </w:rPr>
         <w:t>sumN</w:t>
@@ -3972,20 +4053,20 @@
       <w:proofErr w:type="spellEnd"/>
       <w:r>
         <w:rPr>
-          <w:rFonts w:ascii="Times New Roman" w:hAnsi="Times New Roman" w:cs="Times New Roman"/>
-          <w:color w:val="000000"/>
-          <w:sz w:val="28"/>
-          <w:szCs w:val="28"/>
+          <w:rFonts w:ascii="Cascadia Mono" w:hAnsi="Cascadia Mono" w:cs="Cascadia Mono"/>
+          <w:color w:val="000000"/>
+          <w:sz w:val="19"/>
+          <w:szCs w:val="19"/>
           <w:highlight w:val="white"/>
         </w:rPr>
         <w:t xml:space="preserve"> = 0;</w:t>
       </w:r>
       <w:r>
         <w:rPr>
-          <w:rFonts w:ascii="Times New Roman" w:hAnsi="Times New Roman" w:cs="Times New Roman"/>
+          <w:rFonts w:ascii="Cascadia Mono" w:hAnsi="Cascadia Mono" w:cs="Cascadia Mono"/>
           <w:color w:val="008000"/>
-          <w:sz w:val="28"/>
-          <w:szCs w:val="28"/>
+          <w:sz w:val="19"/>
+          <w:szCs w:val="19"/>
           <w:highlight w:val="white"/>
         </w:rPr>
         <w:t>// сумма ряда с фиксированным n</w:t>
@@ -3998,19 +4079,19 @@
         <w:adjustRightInd w:val="0"/>
         <w:spacing w:after="0" w:line="240" w:lineRule="auto"/>
         <w:rPr>
-          <w:rFonts w:ascii="Times New Roman" w:hAnsi="Times New Roman" w:cs="Times New Roman"/>
-          <w:color w:val="000000"/>
-          <w:sz w:val="28"/>
-          <w:szCs w:val="28"/>
-          <w:highlight w:val="white"/>
-        </w:rPr>
-      </w:pPr>
-      <w:r>
-        <w:rPr>
-          <w:rFonts w:ascii="Times New Roman" w:hAnsi="Times New Roman" w:cs="Times New Roman"/>
-          <w:color w:val="000000"/>
-          <w:sz w:val="28"/>
-          <w:szCs w:val="28"/>
+          <w:rFonts w:ascii="Cascadia Mono" w:hAnsi="Cascadia Mono" w:cs="Cascadia Mono"/>
+          <w:color w:val="000000"/>
+          <w:sz w:val="19"/>
+          <w:szCs w:val="19"/>
+          <w:highlight w:val="white"/>
+        </w:rPr>
+      </w:pPr>
+      <w:r>
+        <w:rPr>
+          <w:rFonts w:ascii="Cascadia Mono" w:hAnsi="Cascadia Mono" w:cs="Cascadia Mono"/>
+          <w:color w:val="000000"/>
+          <w:sz w:val="19"/>
+          <w:szCs w:val="19"/>
           <w:highlight w:val="white"/>
         </w:rPr>
         <w:t xml:space="preserve">            </w:t>
@@ -4018,10 +4099,10 @@
       <w:proofErr w:type="spellStart"/>
       <w:r>
         <w:rPr>
-          <w:rFonts w:ascii="Times New Roman" w:hAnsi="Times New Roman" w:cs="Times New Roman"/>
+          <w:rFonts w:ascii="Cascadia Mono" w:hAnsi="Cascadia Mono" w:cs="Cascadia Mono"/>
           <w:color w:val="0000FF"/>
-          <w:sz w:val="28"/>
-          <w:szCs w:val="28"/>
+          <w:sz w:val="19"/>
+          <w:szCs w:val="19"/>
           <w:highlight w:val="white"/>
         </w:rPr>
         <w:t>double</w:t>
@@ -4029,10 +4110,10 @@
       <w:proofErr w:type="spellEnd"/>
       <w:r>
         <w:rPr>
-          <w:rFonts w:ascii="Times New Roman" w:hAnsi="Times New Roman" w:cs="Times New Roman"/>
-          <w:color w:val="000000"/>
-          <w:sz w:val="28"/>
-          <w:szCs w:val="28"/>
+          <w:rFonts w:ascii="Cascadia Mono" w:hAnsi="Cascadia Mono" w:cs="Cascadia Mono"/>
+          <w:color w:val="000000"/>
+          <w:sz w:val="19"/>
+          <w:szCs w:val="19"/>
           <w:highlight w:val="white"/>
         </w:rPr>
         <w:t xml:space="preserve"> </w:t>
@@ -4040,10 +4121,10 @@
       <w:proofErr w:type="spellStart"/>
       <w:r>
         <w:rPr>
-          <w:rFonts w:ascii="Times New Roman" w:hAnsi="Times New Roman" w:cs="Times New Roman"/>
-          <w:color w:val="000000"/>
-          <w:sz w:val="28"/>
-          <w:szCs w:val="28"/>
+          <w:rFonts w:ascii="Cascadia Mono" w:hAnsi="Cascadia Mono" w:cs="Cascadia Mono"/>
+          <w:color w:val="000000"/>
+          <w:sz w:val="19"/>
+          <w:szCs w:val="19"/>
           <w:highlight w:val="white"/>
         </w:rPr>
         <w:t>termN</w:t>
@@ -4051,20 +4132,20 @@
       <w:proofErr w:type="spellEnd"/>
       <w:r>
         <w:rPr>
-          <w:rFonts w:ascii="Times New Roman" w:hAnsi="Times New Roman" w:cs="Times New Roman"/>
-          <w:color w:val="000000"/>
-          <w:sz w:val="28"/>
-          <w:szCs w:val="28"/>
+          <w:rFonts w:ascii="Cascadia Mono" w:hAnsi="Cascadia Mono" w:cs="Cascadia Mono"/>
+          <w:color w:val="000000"/>
+          <w:sz w:val="19"/>
+          <w:szCs w:val="19"/>
           <w:highlight w:val="white"/>
         </w:rPr>
         <w:t xml:space="preserve"> = x;</w:t>
       </w:r>
       <w:r>
         <w:rPr>
-          <w:rFonts w:ascii="Times New Roman" w:hAnsi="Times New Roman" w:cs="Times New Roman"/>
+          <w:rFonts w:ascii="Cascadia Mono" w:hAnsi="Cascadia Mono" w:cs="Cascadia Mono"/>
           <w:color w:val="008000"/>
-          <w:sz w:val="28"/>
-          <w:szCs w:val="28"/>
+          <w:sz w:val="19"/>
+          <w:szCs w:val="19"/>
           <w:highlight w:val="white"/>
         </w:rPr>
         <w:t>// первый член ряда</w:t>
@@ -4077,30 +4158,30 @@
         <w:adjustRightInd w:val="0"/>
         <w:spacing w:after="0" w:line="240" w:lineRule="auto"/>
         <w:rPr>
-          <w:rFonts w:ascii="Times New Roman" w:hAnsi="Times New Roman" w:cs="Times New Roman"/>
-          <w:color w:val="000000"/>
-          <w:sz w:val="28"/>
-          <w:szCs w:val="28"/>
-          <w:highlight w:val="white"/>
-          <w:lang w:val="en-US"/>
-        </w:rPr>
-      </w:pPr>
-      <w:r>
-        <w:rPr>
-          <w:rFonts w:ascii="Times New Roman" w:hAnsi="Times New Roman" w:cs="Times New Roman"/>
-          <w:color w:val="000000"/>
-          <w:sz w:val="28"/>
-          <w:szCs w:val="28"/>
+          <w:rFonts w:ascii="Cascadia Mono" w:hAnsi="Cascadia Mono" w:cs="Cascadia Mono"/>
+          <w:color w:val="000000"/>
+          <w:sz w:val="19"/>
+          <w:szCs w:val="19"/>
+          <w:highlight w:val="white"/>
+          <w:lang w:val="en-US"/>
+        </w:rPr>
+      </w:pPr>
+      <w:r>
+        <w:rPr>
+          <w:rFonts w:ascii="Cascadia Mono" w:hAnsi="Cascadia Mono" w:cs="Cascadia Mono"/>
+          <w:color w:val="000000"/>
+          <w:sz w:val="19"/>
+          <w:szCs w:val="19"/>
           <w:highlight w:val="white"/>
         </w:rPr>
         <w:t xml:space="preserve">            </w:t>
       </w:r>
       <w:r>
         <w:rPr>
-          <w:rFonts w:ascii="Times New Roman" w:hAnsi="Times New Roman" w:cs="Times New Roman"/>
+          <w:rFonts w:ascii="Cascadia Mono" w:hAnsi="Cascadia Mono" w:cs="Cascadia Mono"/>
           <w:color w:val="0000FF"/>
-          <w:sz w:val="28"/>
-          <w:szCs w:val="28"/>
+          <w:sz w:val="19"/>
+          <w:szCs w:val="19"/>
           <w:highlight w:val="white"/>
           <w:lang w:val="en-US"/>
         </w:rPr>
@@ -4108,10 +4189,10 @@
       </w:r>
       <w:r>
         <w:rPr>
-          <w:rFonts w:ascii="Times New Roman" w:hAnsi="Times New Roman" w:cs="Times New Roman"/>
-          <w:color w:val="000000"/>
-          <w:sz w:val="28"/>
-          <w:szCs w:val="28"/>
+          <w:rFonts w:ascii="Cascadia Mono" w:hAnsi="Cascadia Mono" w:cs="Cascadia Mono"/>
+          <w:color w:val="000000"/>
+          <w:sz w:val="19"/>
+          <w:szCs w:val="19"/>
           <w:highlight w:val="white"/>
           <w:lang w:val="en-US"/>
         </w:rPr>
@@ -4119,10 +4200,10 @@
       </w:r>
       <w:r>
         <w:rPr>
-          <w:rFonts w:ascii="Times New Roman" w:hAnsi="Times New Roman" w:cs="Times New Roman"/>
+          <w:rFonts w:ascii="Cascadia Mono" w:hAnsi="Cascadia Mono" w:cs="Cascadia Mono"/>
           <w:color w:val="0000FF"/>
-          <w:sz w:val="28"/>
-          <w:szCs w:val="28"/>
+          <w:sz w:val="19"/>
+          <w:szCs w:val="19"/>
           <w:highlight w:val="white"/>
           <w:lang w:val="en-US"/>
         </w:rPr>
@@ -4130,10 +4211,10 @@
       </w:r>
       <w:r>
         <w:rPr>
-          <w:rFonts w:ascii="Times New Roman" w:hAnsi="Times New Roman" w:cs="Times New Roman"/>
-          <w:color w:val="000000"/>
-          <w:sz w:val="28"/>
-          <w:szCs w:val="28"/>
+          <w:rFonts w:ascii="Cascadia Mono" w:hAnsi="Cascadia Mono" w:cs="Cascadia Mono"/>
+          <w:color w:val="000000"/>
+          <w:sz w:val="19"/>
+          <w:szCs w:val="19"/>
           <w:highlight w:val="white"/>
           <w:lang w:val="en-US"/>
         </w:rPr>
@@ -4147,19 +4228,19 @@
         <w:adjustRightInd w:val="0"/>
         <w:spacing w:after="0" w:line="240" w:lineRule="auto"/>
         <w:rPr>
-          <w:rFonts w:ascii="Times New Roman" w:hAnsi="Times New Roman" w:cs="Times New Roman"/>
-          <w:color w:val="000000"/>
-          <w:sz w:val="28"/>
-          <w:szCs w:val="28"/>
-          <w:highlight w:val="white"/>
-        </w:rPr>
-      </w:pPr>
-      <w:r>
-        <w:rPr>
-          <w:rFonts w:ascii="Times New Roman" w:hAnsi="Times New Roman" w:cs="Times New Roman"/>
-          <w:color w:val="000000"/>
-          <w:sz w:val="28"/>
-          <w:szCs w:val="28"/>
+          <w:rFonts w:ascii="Cascadia Mono" w:hAnsi="Cascadia Mono" w:cs="Cascadia Mono"/>
+          <w:color w:val="000000"/>
+          <w:sz w:val="19"/>
+          <w:szCs w:val="19"/>
+          <w:highlight w:val="white"/>
+        </w:rPr>
+      </w:pPr>
+      <w:r>
+        <w:rPr>
+          <w:rFonts w:ascii="Cascadia Mono" w:hAnsi="Cascadia Mono" w:cs="Cascadia Mono"/>
+          <w:color w:val="000000"/>
+          <w:sz w:val="19"/>
+          <w:szCs w:val="19"/>
           <w:highlight w:val="white"/>
           <w:lang w:val="en-US"/>
         </w:rPr>
@@ -4167,10 +4248,10 @@
       </w:r>
       <w:r>
         <w:rPr>
-          <w:rFonts w:ascii="Times New Roman" w:hAnsi="Times New Roman" w:cs="Times New Roman"/>
-          <w:color w:val="000000"/>
-          <w:sz w:val="28"/>
-          <w:szCs w:val="28"/>
+          <w:rFonts w:ascii="Cascadia Mono" w:hAnsi="Cascadia Mono" w:cs="Cascadia Mono"/>
+          <w:color w:val="000000"/>
+          <w:sz w:val="19"/>
+          <w:szCs w:val="19"/>
           <w:highlight w:val="white"/>
         </w:rPr>
         <w:t>{</w:t>
@@ -4183,19 +4264,19 @@
         <w:adjustRightInd w:val="0"/>
         <w:spacing w:after="0" w:line="240" w:lineRule="auto"/>
         <w:rPr>
-          <w:rFonts w:ascii="Times New Roman" w:hAnsi="Times New Roman" w:cs="Times New Roman"/>
-          <w:color w:val="000000"/>
-          <w:sz w:val="28"/>
-          <w:szCs w:val="28"/>
-          <w:highlight w:val="white"/>
-        </w:rPr>
-      </w:pPr>
-      <w:r>
-        <w:rPr>
-          <w:rFonts w:ascii="Times New Roman" w:hAnsi="Times New Roman" w:cs="Times New Roman"/>
-          <w:color w:val="000000"/>
-          <w:sz w:val="28"/>
-          <w:szCs w:val="28"/>
+          <w:rFonts w:ascii="Cascadia Mono" w:hAnsi="Cascadia Mono" w:cs="Cascadia Mono"/>
+          <w:color w:val="000000"/>
+          <w:sz w:val="19"/>
+          <w:szCs w:val="19"/>
+          <w:highlight w:val="white"/>
+        </w:rPr>
+      </w:pPr>
+      <w:r>
+        <w:rPr>
+          <w:rFonts w:ascii="Cascadia Mono" w:hAnsi="Cascadia Mono" w:cs="Cascadia Mono"/>
+          <w:color w:val="000000"/>
+          <w:sz w:val="19"/>
+          <w:szCs w:val="19"/>
           <w:highlight w:val="white"/>
         </w:rPr>
         <w:t xml:space="preserve">                </w:t>
@@ -4203,34 +4284,24 @@
       <w:proofErr w:type="spellStart"/>
       <w:r>
         <w:rPr>
-          <w:rFonts w:ascii="Times New Roman" w:hAnsi="Times New Roman" w:cs="Times New Roman"/>
-          <w:color w:val="000000"/>
-          <w:sz w:val="28"/>
-          <w:szCs w:val="28"/>
-          <w:highlight w:val="white"/>
-        </w:rPr>
-        <w:t>termN</w:t>
+          <w:rFonts w:ascii="Cascadia Mono" w:hAnsi="Cascadia Mono" w:cs="Cascadia Mono"/>
+          <w:color w:val="0000FF"/>
+          <w:sz w:val="19"/>
+          <w:szCs w:val="19"/>
+          <w:highlight w:val="white"/>
+        </w:rPr>
+        <w:t>if</w:t>
       </w:r>
       <w:proofErr w:type="spellEnd"/>
       <w:r>
         <w:rPr>
-          <w:rFonts w:ascii="Times New Roman" w:hAnsi="Times New Roman" w:cs="Times New Roman"/>
-          <w:color w:val="000000"/>
-          <w:sz w:val="28"/>
-          <w:szCs w:val="28"/>
-          <w:highlight w:val="white"/>
-        </w:rPr>
-        <w:t xml:space="preserve"> = x; </w:t>
-      </w:r>
-      <w:r>
-        <w:rPr>
-          <w:rFonts w:ascii="Times New Roman" w:hAnsi="Times New Roman" w:cs="Times New Roman"/>
-          <w:color w:val="008000"/>
-          <w:sz w:val="28"/>
-          <w:szCs w:val="28"/>
-          <w:highlight w:val="white"/>
-        </w:rPr>
-        <w:t>// нулевой член</w:t>
+          <w:rFonts w:ascii="Cascadia Mono" w:hAnsi="Cascadia Mono" w:cs="Cascadia Mono"/>
+          <w:color w:val="000000"/>
+          <w:sz w:val="19"/>
+          <w:szCs w:val="19"/>
+          <w:highlight w:val="white"/>
+        </w:rPr>
+        <w:t xml:space="preserve"> (j == 0)</w:t>
       </w:r>
     </w:p>
     <w:p>
@@ -4240,30 +4311,30 @@
         <w:adjustRightInd w:val="0"/>
         <w:spacing w:after="0" w:line="240" w:lineRule="auto"/>
         <w:rPr>
-          <w:rFonts w:ascii="Times New Roman" w:hAnsi="Times New Roman" w:cs="Times New Roman"/>
-          <w:color w:val="000000"/>
-          <w:sz w:val="28"/>
-          <w:szCs w:val="28"/>
-          <w:highlight w:val="white"/>
-        </w:rPr>
-      </w:pPr>
-      <w:r>
-        <w:rPr>
-          <w:rFonts w:ascii="Times New Roman" w:hAnsi="Times New Roman" w:cs="Times New Roman"/>
-          <w:color w:val="000000"/>
-          <w:sz w:val="28"/>
-          <w:szCs w:val="28"/>
-          <w:highlight w:val="white"/>
-        </w:rPr>
-        <w:t xml:space="preserve">                </w:t>
+          <w:rFonts w:ascii="Cascadia Mono" w:hAnsi="Cascadia Mono" w:cs="Cascadia Mono"/>
+          <w:color w:val="000000"/>
+          <w:sz w:val="19"/>
+          <w:szCs w:val="19"/>
+          <w:highlight w:val="white"/>
+        </w:rPr>
+      </w:pPr>
+      <w:r>
+        <w:rPr>
+          <w:rFonts w:ascii="Cascadia Mono" w:hAnsi="Cascadia Mono" w:cs="Cascadia Mono"/>
+          <w:color w:val="000000"/>
+          <w:sz w:val="19"/>
+          <w:szCs w:val="19"/>
+          <w:highlight w:val="white"/>
+        </w:rPr>
+        <w:t xml:space="preserve">                    </w:t>
       </w:r>
       <w:proofErr w:type="spellStart"/>
       <w:r>
         <w:rPr>
-          <w:rFonts w:ascii="Times New Roman" w:hAnsi="Times New Roman" w:cs="Times New Roman"/>
-          <w:color w:val="000000"/>
-          <w:sz w:val="28"/>
-          <w:szCs w:val="28"/>
+          <w:rFonts w:ascii="Cascadia Mono" w:hAnsi="Cascadia Mono" w:cs="Cascadia Mono"/>
+          <w:color w:val="000000"/>
+          <w:sz w:val="19"/>
+          <w:szCs w:val="19"/>
           <w:highlight w:val="white"/>
         </w:rPr>
         <w:t>termN</w:t>
@@ -4271,23 +4342,23 @@
       <w:proofErr w:type="spellEnd"/>
       <w:r>
         <w:rPr>
-          <w:rFonts w:ascii="Times New Roman" w:hAnsi="Times New Roman" w:cs="Times New Roman"/>
-          <w:color w:val="000000"/>
-          <w:sz w:val="28"/>
-          <w:szCs w:val="28"/>
-          <w:highlight w:val="white"/>
-        </w:rPr>
-        <w:t xml:space="preserve"> *= -x * x / ((2 * j) * (2 * j + 1)); </w:t>
-      </w:r>
-      <w:r>
-        <w:rPr>
-          <w:rFonts w:ascii="Times New Roman" w:hAnsi="Times New Roman" w:cs="Times New Roman"/>
+          <w:rFonts w:ascii="Cascadia Mono" w:hAnsi="Cascadia Mono" w:cs="Cascadia Mono"/>
+          <w:color w:val="000000"/>
+          <w:sz w:val="19"/>
+          <w:szCs w:val="19"/>
+          <w:highlight w:val="white"/>
+        </w:rPr>
+        <w:t xml:space="preserve"> = x; </w:t>
+      </w:r>
+      <w:r>
+        <w:rPr>
+          <w:rFonts w:ascii="Cascadia Mono" w:hAnsi="Cascadia Mono" w:cs="Cascadia Mono"/>
           <w:color w:val="008000"/>
-          <w:sz w:val="28"/>
-          <w:szCs w:val="28"/>
-          <w:highlight w:val="white"/>
-        </w:rPr>
-        <w:t>// Рекуррентная формула</w:t>
+          <w:sz w:val="19"/>
+          <w:szCs w:val="19"/>
+          <w:highlight w:val="white"/>
+        </w:rPr>
+        <w:t>// первый член</w:t>
       </w:r>
     </w:p>
     <w:p>
@@ -4297,76 +4368,34 @@
         <w:adjustRightInd w:val="0"/>
         <w:spacing w:after="0" w:line="240" w:lineRule="auto"/>
         <w:rPr>
-          <w:rFonts w:ascii="Times New Roman" w:hAnsi="Times New Roman" w:cs="Times New Roman"/>
-          <w:color w:val="000000"/>
-          <w:sz w:val="28"/>
-          <w:szCs w:val="28"/>
-          <w:highlight w:val="white"/>
-        </w:rPr>
-      </w:pPr>
-      <w:r>
-        <w:rPr>
-          <w:rFonts w:ascii="Times New Roman" w:hAnsi="Times New Roman" w:cs="Times New Roman"/>
-          <w:color w:val="000000"/>
-          <w:sz w:val="28"/>
-          <w:szCs w:val="28"/>
+          <w:rFonts w:ascii="Cascadia Mono" w:hAnsi="Cascadia Mono" w:cs="Cascadia Mono"/>
+          <w:color w:val="000000"/>
+          <w:sz w:val="19"/>
+          <w:szCs w:val="19"/>
+          <w:highlight w:val="white"/>
+          <w:lang w:val="en-US"/>
+        </w:rPr>
+      </w:pPr>
+      <w:r>
+        <w:rPr>
+          <w:rFonts w:ascii="Cascadia Mono" w:hAnsi="Cascadia Mono" w:cs="Cascadia Mono"/>
+          <w:color w:val="000000"/>
+          <w:sz w:val="19"/>
+          <w:szCs w:val="19"/>
           <w:highlight w:val="white"/>
         </w:rPr>
         <w:t xml:space="preserve">                </w:t>
       </w:r>
-      <w:proofErr w:type="spellStart"/>
-      <w:r>
-        <w:rPr>
-          <w:rFonts w:ascii="Times New Roman" w:hAnsi="Times New Roman" w:cs="Times New Roman"/>
-          <w:color w:val="000000"/>
-          <w:sz w:val="28"/>
-          <w:szCs w:val="28"/>
-          <w:highlight w:val="white"/>
-        </w:rPr>
-        <w:t>sumN</w:t>
-      </w:r>
-      <w:proofErr w:type="spellEnd"/>
-      <w:r>
-        <w:rPr>
-          <w:rFonts w:ascii="Times New Roman" w:hAnsi="Times New Roman" w:cs="Times New Roman"/>
-          <w:color w:val="000000"/>
-          <w:sz w:val="28"/>
-          <w:szCs w:val="28"/>
-          <w:highlight w:val="white"/>
-        </w:rPr>
-        <w:t xml:space="preserve"> += </w:t>
-      </w:r>
-      <w:proofErr w:type="spellStart"/>
-      <w:r>
-        <w:rPr>
-          <w:rFonts w:ascii="Times New Roman" w:hAnsi="Times New Roman" w:cs="Times New Roman"/>
-          <w:color w:val="000000"/>
-          <w:sz w:val="28"/>
-          <w:szCs w:val="28"/>
-          <w:highlight w:val="white"/>
-        </w:rPr>
-        <w:t>termN</w:t>
-      </w:r>
-      <w:proofErr w:type="spellEnd"/>
-      <w:r>
-        <w:rPr>
-          <w:rFonts w:ascii="Times New Roman" w:hAnsi="Times New Roman" w:cs="Times New Roman"/>
-          <w:color w:val="000000"/>
-          <w:sz w:val="28"/>
-          <w:szCs w:val="28"/>
-          <w:highlight w:val="white"/>
-        </w:rPr>
-        <w:t>;</w:t>
-      </w:r>
-      <w:r>
-        <w:rPr>
-          <w:rFonts w:ascii="Times New Roman" w:hAnsi="Times New Roman" w:cs="Times New Roman"/>
-          <w:color w:val="008000"/>
-          <w:sz w:val="28"/>
-          <w:szCs w:val="28"/>
-          <w:highlight w:val="white"/>
-        </w:rPr>
-        <w:t>// накапливаем сумму</w:t>
+      <w:r>
+        <w:rPr>
+          <w:rFonts w:ascii="Cascadia Mono" w:hAnsi="Cascadia Mono" w:cs="Cascadia Mono"/>
+          <w:color w:val="0000FF"/>
+          <w:sz w:val="19"/>
+          <w:szCs w:val="19"/>
+          <w:highlight w:val="white"/>
+          <w:lang w:val="en-US"/>
+        </w:rPr>
+        <w:t>else</w:t>
       </w:r>
     </w:p>
     <w:p>
@@ -4376,22 +4405,48 @@
         <w:adjustRightInd w:val="0"/>
         <w:spacing w:after="0" w:line="240" w:lineRule="auto"/>
         <w:rPr>
-          <w:rFonts w:ascii="Times New Roman" w:hAnsi="Times New Roman" w:cs="Times New Roman"/>
-          <w:color w:val="000000"/>
-          <w:sz w:val="28"/>
-          <w:szCs w:val="28"/>
-          <w:highlight w:val="white"/>
-        </w:rPr>
-      </w:pPr>
-      <w:r>
-        <w:rPr>
-          <w:rFonts w:ascii="Times New Roman" w:hAnsi="Times New Roman" w:cs="Times New Roman"/>
-          <w:color w:val="000000"/>
-          <w:sz w:val="28"/>
-          <w:szCs w:val="28"/>
-          <w:highlight w:val="white"/>
-        </w:rPr>
-        <w:t xml:space="preserve">            }</w:t>
+          <w:rFonts w:ascii="Cascadia Mono" w:hAnsi="Cascadia Mono" w:cs="Cascadia Mono"/>
+          <w:color w:val="000000"/>
+          <w:sz w:val="19"/>
+          <w:szCs w:val="19"/>
+          <w:highlight w:val="white"/>
+          <w:lang w:val="en-US"/>
+        </w:rPr>
+      </w:pPr>
+      <w:r>
+        <w:rPr>
+          <w:rFonts w:ascii="Cascadia Mono" w:hAnsi="Cascadia Mono" w:cs="Cascadia Mono"/>
+          <w:color w:val="000000"/>
+          <w:sz w:val="19"/>
+          <w:szCs w:val="19"/>
+          <w:highlight w:val="white"/>
+          <w:lang w:val="en-US"/>
+        </w:rPr>
+        <w:t xml:space="preserve">                    </w:t>
+      </w:r>
+      <w:proofErr w:type="spellStart"/>
+      <w:r>
+        <w:rPr>
+          <w:rFonts w:ascii="Cascadia Mono" w:hAnsi="Cascadia Mono" w:cs="Cascadia Mono"/>
+          <w:color w:val="000000"/>
+          <w:sz w:val="19"/>
+          <w:szCs w:val="19"/>
+          <w:highlight w:val="white"/>
+          <w:lang w:val="en-US"/>
+        </w:rPr>
+        <w:t>termN</w:t>
+      </w:r>
+      <w:proofErr w:type="spellEnd"/>
+      <w:r>
+        <w:rPr>
+          <w:rFonts w:ascii="Cascadia Mono" w:hAnsi="Cascadia Mono" w:cs="Cascadia Mono"/>
+          <w:color w:val="000000"/>
+          <w:sz w:val="19"/>
+          <w:szCs w:val="19"/>
+          <w:highlight w:val="white"/>
+          <w:lang w:val="en-US"/>
+        </w:rPr>
+        <w:t xml:space="preserve"> *= -x * x / ((2 * j) * (2 * j + 1));</w:t>
       </w:r>
     </w:p>
     <w:p>
@@ -4401,76 +4456,33 @@
         <w:adjustRightInd w:val="0"/>
         <w:spacing w:after="0" w:line="240" w:lineRule="auto"/>
         <w:rPr>
-          <w:rFonts w:ascii="Times New Roman" w:hAnsi="Times New Roman" w:cs="Times New Roman"/>
-          <w:color w:val="000000"/>
-          <w:sz w:val="28"/>
-          <w:szCs w:val="28"/>
-          <w:highlight w:val="white"/>
-        </w:rPr>
-      </w:pPr>
-      <w:r>
-        <w:rPr>
-          <w:rFonts w:ascii="Times New Roman" w:hAnsi="Times New Roman" w:cs="Times New Roman"/>
-          <w:color w:val="000000"/>
-          <w:sz w:val="28"/>
-          <w:szCs w:val="28"/>
-          <w:highlight w:val="white"/>
+          <w:rFonts w:ascii="Cascadia Mono" w:hAnsi="Cascadia Mono" w:cs="Cascadia Mono"/>
+          <w:color w:val="000000"/>
+          <w:sz w:val="19"/>
+          <w:szCs w:val="19"/>
+          <w:highlight w:val="white"/>
+        </w:rPr>
+      </w:pPr>
+      <w:r>
+        <w:rPr>
+          <w:rFonts w:ascii="Cascadia Mono" w:hAnsi="Cascadia Mono" w:cs="Cascadia Mono"/>
+          <w:color w:val="000000"/>
+          <w:sz w:val="19"/>
+          <w:szCs w:val="19"/>
+          <w:highlight w:val="white"/>
+          <w:lang w:val="en-US"/>
         </w:rPr>
         <w:t xml:space="preserve">            </w:t>
       </w:r>
-      <w:proofErr w:type="spellStart"/>
-      <w:r>
-        <w:rPr>
-          <w:rFonts w:ascii="Times New Roman" w:hAnsi="Times New Roman" w:cs="Times New Roman"/>
-          <w:color w:val="0000FF"/>
-          <w:sz w:val="28"/>
-          <w:szCs w:val="28"/>
-          <w:highlight w:val="white"/>
-        </w:rPr>
-        <w:t>double</w:t>
-      </w:r>
-      <w:proofErr w:type="spellEnd"/>
-      <w:r>
-        <w:rPr>
-          <w:rFonts w:ascii="Times New Roman" w:hAnsi="Times New Roman" w:cs="Times New Roman"/>
-          <w:color w:val="000000"/>
-          <w:sz w:val="28"/>
-          <w:szCs w:val="28"/>
-          <w:highlight w:val="white"/>
-        </w:rPr>
-        <w:t xml:space="preserve"> </w:t>
-      </w:r>
-      <w:proofErr w:type="spellStart"/>
-      <w:r>
-        <w:rPr>
-          <w:rFonts w:ascii="Times New Roman" w:hAnsi="Times New Roman" w:cs="Times New Roman"/>
-          <w:color w:val="000000"/>
-          <w:sz w:val="28"/>
-          <w:szCs w:val="28"/>
-          <w:highlight w:val="white"/>
-        </w:rPr>
-        <w:t>sumE</w:t>
-      </w:r>
-      <w:proofErr w:type="spellEnd"/>
-      <w:r>
-        <w:rPr>
-          <w:rFonts w:ascii="Times New Roman" w:hAnsi="Times New Roman" w:cs="Times New Roman"/>
-          <w:color w:val="000000"/>
-          <w:sz w:val="28"/>
-          <w:szCs w:val="28"/>
-          <w:highlight w:val="white"/>
-        </w:rPr>
-        <w:t xml:space="preserve"> = 0;</w:t>
-      </w:r>
-      <w:r>
-        <w:rPr>
-          <w:rFonts w:ascii="Times New Roman" w:hAnsi="Times New Roman" w:cs="Times New Roman"/>
-          <w:color w:val="008000"/>
-          <w:sz w:val="28"/>
-          <w:szCs w:val="28"/>
-          <w:highlight w:val="white"/>
-        </w:rPr>
-        <w:t>// сумма ряда с точностью e</w:t>
+      <w:r>
+        <w:rPr>
+          <w:rFonts w:ascii="Cascadia Mono" w:hAnsi="Cascadia Mono" w:cs="Cascadia Mono"/>
+          <w:color w:val="000000"/>
+          <w:sz w:val="19"/>
+          <w:szCs w:val="19"/>
+          <w:highlight w:val="white"/>
+        </w:rPr>
+        <w:t>}</w:t>
       </w:r>
     </w:p>
     <w:p>
@@ -4480,19 +4492,19 @@
         <w:adjustRightInd w:val="0"/>
         <w:spacing w:after="0" w:line="240" w:lineRule="auto"/>
         <w:rPr>
-          <w:rFonts w:ascii="Times New Roman" w:hAnsi="Times New Roman" w:cs="Times New Roman"/>
-          <w:color w:val="000000"/>
-          <w:sz w:val="28"/>
-          <w:szCs w:val="28"/>
-          <w:highlight w:val="white"/>
-        </w:rPr>
-      </w:pPr>
-      <w:r>
-        <w:rPr>
-          <w:rFonts w:ascii="Times New Roman" w:hAnsi="Times New Roman" w:cs="Times New Roman"/>
-          <w:color w:val="000000"/>
-          <w:sz w:val="28"/>
-          <w:szCs w:val="28"/>
+          <w:rFonts w:ascii="Cascadia Mono" w:hAnsi="Cascadia Mono" w:cs="Cascadia Mono"/>
+          <w:color w:val="000000"/>
+          <w:sz w:val="19"/>
+          <w:szCs w:val="19"/>
+          <w:highlight w:val="white"/>
+        </w:rPr>
+      </w:pPr>
+      <w:r>
+        <w:rPr>
+          <w:rFonts w:ascii="Cascadia Mono" w:hAnsi="Cascadia Mono" w:cs="Cascadia Mono"/>
+          <w:color w:val="000000"/>
+          <w:sz w:val="19"/>
+          <w:szCs w:val="19"/>
           <w:highlight w:val="white"/>
         </w:rPr>
         <w:t xml:space="preserve">            </w:t>
@@ -4500,10 +4512,10 @@
       <w:proofErr w:type="spellStart"/>
       <w:r>
         <w:rPr>
-          <w:rFonts w:ascii="Times New Roman" w:hAnsi="Times New Roman" w:cs="Times New Roman"/>
+          <w:rFonts w:ascii="Cascadia Mono" w:hAnsi="Cascadia Mono" w:cs="Cascadia Mono"/>
           <w:color w:val="0000FF"/>
-          <w:sz w:val="28"/>
-          <w:szCs w:val="28"/>
+          <w:sz w:val="19"/>
+          <w:szCs w:val="19"/>
           <w:highlight w:val="white"/>
         </w:rPr>
         <w:t>double</w:t>
@@ -4511,10 +4523,10 @@
       <w:proofErr w:type="spellEnd"/>
       <w:r>
         <w:rPr>
-          <w:rFonts w:ascii="Times New Roman" w:hAnsi="Times New Roman" w:cs="Times New Roman"/>
-          <w:color w:val="000000"/>
-          <w:sz w:val="28"/>
-          <w:szCs w:val="28"/>
+          <w:rFonts w:ascii="Cascadia Mono" w:hAnsi="Cascadia Mono" w:cs="Cascadia Mono"/>
+          <w:color w:val="000000"/>
+          <w:sz w:val="19"/>
+          <w:szCs w:val="19"/>
           <w:highlight w:val="white"/>
         </w:rPr>
         <w:t xml:space="preserve"> </w:t>
@@ -4522,34 +4534,34 @@
       <w:proofErr w:type="spellStart"/>
       <w:r>
         <w:rPr>
-          <w:rFonts w:ascii="Times New Roman" w:hAnsi="Times New Roman" w:cs="Times New Roman"/>
-          <w:color w:val="000000"/>
-          <w:sz w:val="28"/>
-          <w:szCs w:val="28"/>
-          <w:highlight w:val="white"/>
-        </w:rPr>
-        <w:t>termE</w:t>
+          <w:rFonts w:ascii="Cascadia Mono" w:hAnsi="Cascadia Mono" w:cs="Cascadia Mono"/>
+          <w:color w:val="000000"/>
+          <w:sz w:val="19"/>
+          <w:szCs w:val="19"/>
+          <w:highlight w:val="white"/>
+        </w:rPr>
+        <w:t>sumE</w:t>
       </w:r>
       <w:proofErr w:type="spellEnd"/>
       <w:r>
         <w:rPr>
-          <w:rFonts w:ascii="Times New Roman" w:hAnsi="Times New Roman" w:cs="Times New Roman"/>
-          <w:color w:val="000000"/>
-          <w:sz w:val="28"/>
-          <w:szCs w:val="28"/>
-          <w:highlight w:val="white"/>
-        </w:rPr>
-        <w:t xml:space="preserve"> = x;</w:t>
-      </w:r>
-      <w:r>
-        <w:rPr>
-          <w:rFonts w:ascii="Times New Roman" w:hAnsi="Times New Roman" w:cs="Times New Roman"/>
+          <w:rFonts w:ascii="Cascadia Mono" w:hAnsi="Cascadia Mono" w:cs="Cascadia Mono"/>
+          <w:color w:val="000000"/>
+          <w:sz w:val="19"/>
+          <w:szCs w:val="19"/>
+          <w:highlight w:val="white"/>
+        </w:rPr>
+        <w:t xml:space="preserve"> = 0;</w:t>
+      </w:r>
+      <w:r>
+        <w:rPr>
+          <w:rFonts w:ascii="Cascadia Mono" w:hAnsi="Cascadia Mono" w:cs="Cascadia Mono"/>
           <w:color w:val="008000"/>
-          <w:sz w:val="28"/>
-          <w:szCs w:val="28"/>
-          <w:highlight w:val="white"/>
-        </w:rPr>
-        <w:t>// первый член ряда</w:t>
+          <w:sz w:val="19"/>
+          <w:szCs w:val="19"/>
+          <w:highlight w:val="white"/>
+        </w:rPr>
+        <w:t>// сумма ряда с точностью e</w:t>
       </w:r>
     </w:p>
     <w:p>
@@ -4559,19 +4571,19 @@
         <w:adjustRightInd w:val="0"/>
         <w:spacing w:after="0" w:line="240" w:lineRule="auto"/>
         <w:rPr>
-          <w:rFonts w:ascii="Times New Roman" w:hAnsi="Times New Roman" w:cs="Times New Roman"/>
-          <w:color w:val="000000"/>
-          <w:sz w:val="28"/>
-          <w:szCs w:val="28"/>
-          <w:highlight w:val="white"/>
-        </w:rPr>
-      </w:pPr>
-      <w:r>
-        <w:rPr>
-          <w:rFonts w:ascii="Times New Roman" w:hAnsi="Times New Roman" w:cs="Times New Roman"/>
-          <w:color w:val="000000"/>
-          <w:sz w:val="28"/>
-          <w:szCs w:val="28"/>
+          <w:rFonts w:ascii="Cascadia Mono" w:hAnsi="Cascadia Mono" w:cs="Cascadia Mono"/>
+          <w:color w:val="000000"/>
+          <w:sz w:val="19"/>
+          <w:szCs w:val="19"/>
+          <w:highlight w:val="white"/>
+        </w:rPr>
+      </w:pPr>
+      <w:r>
+        <w:rPr>
+          <w:rFonts w:ascii="Cascadia Mono" w:hAnsi="Cascadia Mono" w:cs="Cascadia Mono"/>
+          <w:color w:val="000000"/>
+          <w:sz w:val="19"/>
+          <w:szCs w:val="19"/>
           <w:highlight w:val="white"/>
         </w:rPr>
         <w:t xml:space="preserve">            </w:t>
@@ -4579,34 +4591,56 @@
       <w:proofErr w:type="spellStart"/>
       <w:r>
         <w:rPr>
-          <w:rFonts w:ascii="Times New Roman" w:hAnsi="Times New Roman" w:cs="Times New Roman"/>
+          <w:rFonts w:ascii="Cascadia Mono" w:hAnsi="Cascadia Mono" w:cs="Cascadia Mono"/>
           <w:color w:val="0000FF"/>
-          <w:sz w:val="28"/>
-          <w:szCs w:val="28"/>
-          <w:highlight w:val="white"/>
-        </w:rPr>
-        <w:t>int</w:t>
+          <w:sz w:val="19"/>
+          <w:szCs w:val="19"/>
+          <w:highlight w:val="white"/>
+        </w:rPr>
+        <w:t>double</w:t>
       </w:r>
       <w:proofErr w:type="spellEnd"/>
       <w:r>
         <w:rPr>
-          <w:rFonts w:ascii="Times New Roman" w:hAnsi="Times New Roman" w:cs="Times New Roman"/>
-          <w:color w:val="000000"/>
-          <w:sz w:val="28"/>
-          <w:szCs w:val="28"/>
-          <w:highlight w:val="white"/>
-        </w:rPr>
-        <w:t xml:space="preserve"> t = 0;</w:t>
-      </w:r>
-      <w:r>
-        <w:rPr>
-          <w:rFonts w:ascii="Times New Roman" w:hAnsi="Times New Roman" w:cs="Times New Roman"/>
+          <w:rFonts w:ascii="Cascadia Mono" w:hAnsi="Cascadia Mono" w:cs="Cascadia Mono"/>
+          <w:color w:val="000000"/>
+          <w:sz w:val="19"/>
+          <w:szCs w:val="19"/>
+          <w:highlight w:val="white"/>
+        </w:rPr>
+        <w:t xml:space="preserve"> </w:t>
+      </w:r>
+      <w:proofErr w:type="spellStart"/>
+      <w:r>
+        <w:rPr>
+          <w:rFonts w:ascii="Cascadia Mono" w:hAnsi="Cascadia Mono" w:cs="Cascadia Mono"/>
+          <w:color w:val="000000"/>
+          <w:sz w:val="19"/>
+          <w:szCs w:val="19"/>
+          <w:highlight w:val="white"/>
+        </w:rPr>
+        <w:t>termE</w:t>
+      </w:r>
+      <w:proofErr w:type="spellEnd"/>
+      <w:r>
+        <w:rPr>
+          <w:rFonts w:ascii="Cascadia Mono" w:hAnsi="Cascadia Mono" w:cs="Cascadia Mono"/>
+          <w:color w:val="000000"/>
+          <w:sz w:val="19"/>
+          <w:szCs w:val="19"/>
+          <w:highlight w:val="white"/>
+        </w:rPr>
+        <w:t xml:space="preserve"> = x;</w:t>
+      </w:r>
+      <w:r>
+        <w:rPr>
+          <w:rFonts w:ascii="Cascadia Mono" w:hAnsi="Cascadia Mono" w:cs="Cascadia Mono"/>
           <w:color w:val="008000"/>
-          <w:sz w:val="28"/>
-          <w:szCs w:val="28"/>
-          <w:highlight w:val="white"/>
-        </w:rPr>
-        <w:t>// счётчик членов ряда</w:t>
+          <w:sz w:val="19"/>
+          <w:szCs w:val="19"/>
+          <w:highlight w:val="white"/>
+        </w:rPr>
+        <w:t>// первый член ряда</w:t>
       </w:r>
     </w:p>
     <w:p>
@@ -4616,19 +4650,19 @@
         <w:adjustRightInd w:val="0"/>
         <w:spacing w:after="0" w:line="240" w:lineRule="auto"/>
         <w:rPr>
-          <w:rFonts w:ascii="Times New Roman" w:hAnsi="Times New Roman" w:cs="Times New Roman"/>
-          <w:color w:val="000000"/>
-          <w:sz w:val="28"/>
-          <w:szCs w:val="28"/>
-          <w:highlight w:val="white"/>
-        </w:rPr>
-      </w:pPr>
-      <w:r>
-        <w:rPr>
-          <w:rFonts w:ascii="Times New Roman" w:hAnsi="Times New Roman" w:cs="Times New Roman"/>
-          <w:color w:val="000000"/>
-          <w:sz w:val="28"/>
-          <w:szCs w:val="28"/>
+          <w:rFonts w:ascii="Cascadia Mono" w:hAnsi="Cascadia Mono" w:cs="Cascadia Mono"/>
+          <w:color w:val="000000"/>
+          <w:sz w:val="19"/>
+          <w:szCs w:val="19"/>
+          <w:highlight w:val="white"/>
+        </w:rPr>
+      </w:pPr>
+      <w:r>
+        <w:rPr>
+          <w:rFonts w:ascii="Cascadia Mono" w:hAnsi="Cascadia Mono" w:cs="Cascadia Mono"/>
+          <w:color w:val="000000"/>
+          <w:sz w:val="19"/>
+          <w:szCs w:val="19"/>
           <w:highlight w:val="white"/>
         </w:rPr>
         <w:t xml:space="preserve">            </w:t>
@@ -4636,56 +4670,34 @@
       <w:proofErr w:type="spellStart"/>
       <w:r>
         <w:rPr>
-          <w:rFonts w:ascii="Times New Roman" w:hAnsi="Times New Roman" w:cs="Times New Roman"/>
-          <w:color w:val="000000"/>
-          <w:sz w:val="28"/>
-          <w:szCs w:val="28"/>
-          <w:highlight w:val="white"/>
-        </w:rPr>
-        <w:t>sumE</w:t>
+          <w:rFonts w:ascii="Cascadia Mono" w:hAnsi="Cascadia Mono" w:cs="Cascadia Mono"/>
+          <w:color w:val="0000FF"/>
+          <w:sz w:val="19"/>
+          <w:szCs w:val="19"/>
+          <w:highlight w:val="white"/>
+        </w:rPr>
+        <w:t>int</w:t>
       </w:r>
       <w:proofErr w:type="spellEnd"/>
       <w:r>
         <w:rPr>
-          <w:rFonts w:ascii="Times New Roman" w:hAnsi="Times New Roman" w:cs="Times New Roman"/>
-          <w:color w:val="000000"/>
-          <w:sz w:val="28"/>
-          <w:szCs w:val="28"/>
-          <w:highlight w:val="white"/>
-        </w:rPr>
-        <w:t xml:space="preserve"> += </w:t>
-      </w:r>
-      <w:proofErr w:type="spellStart"/>
-      <w:r>
-        <w:rPr>
-          <w:rFonts w:ascii="Times New Roman" w:hAnsi="Times New Roman" w:cs="Times New Roman"/>
-          <w:color w:val="000000"/>
-          <w:sz w:val="28"/>
-          <w:szCs w:val="28"/>
-          <w:highlight w:val="white"/>
-        </w:rPr>
-        <w:t>termE</w:t>
-      </w:r>
-      <w:proofErr w:type="spellEnd"/>
-      <w:r>
-        <w:rPr>
-          <w:rFonts w:ascii="Times New Roman" w:hAnsi="Times New Roman" w:cs="Times New Roman"/>
-          <w:color w:val="000000"/>
-          <w:sz w:val="28"/>
-          <w:szCs w:val="28"/>
-          <w:highlight w:val="white"/>
-        </w:rPr>
-        <w:t>;</w:t>
-      </w:r>
-      <w:r>
-        <w:rPr>
-          <w:rFonts w:ascii="Times New Roman" w:hAnsi="Times New Roman" w:cs="Times New Roman"/>
+          <w:rFonts w:ascii="Cascadia Mono" w:hAnsi="Cascadia Mono" w:cs="Cascadia Mono"/>
+          <w:color w:val="000000"/>
+          <w:sz w:val="19"/>
+          <w:szCs w:val="19"/>
+          <w:highlight w:val="white"/>
+        </w:rPr>
+        <w:t xml:space="preserve"> t = 0;</w:t>
+      </w:r>
+      <w:r>
+        <w:rPr>
+          <w:rFonts w:ascii="Cascadia Mono" w:hAnsi="Cascadia Mono" w:cs="Cascadia Mono"/>
           <w:color w:val="008000"/>
-          <w:sz w:val="28"/>
-          <w:szCs w:val="28"/>
-          <w:highlight w:val="white"/>
-        </w:rPr>
-        <w:t>// добавляем первый член</w:t>
+          <w:sz w:val="19"/>
+          <w:szCs w:val="19"/>
+          <w:highlight w:val="white"/>
+        </w:rPr>
+        <w:t>// счётчик членов ряда</w:t>
       </w:r>
     </w:p>
     <w:p>
@@ -4695,22 +4707,76 @@
         <w:adjustRightInd w:val="0"/>
         <w:spacing w:after="0" w:line="240" w:lineRule="auto"/>
         <w:rPr>
-          <w:rFonts w:ascii="Times New Roman" w:hAnsi="Times New Roman" w:cs="Times New Roman"/>
-          <w:color w:val="000000"/>
-          <w:sz w:val="28"/>
-          <w:szCs w:val="28"/>
-          <w:highlight w:val="white"/>
-        </w:rPr>
-      </w:pPr>
-      <w:r>
-        <w:rPr>
-          <w:rFonts w:ascii="Times New Roman" w:hAnsi="Times New Roman" w:cs="Times New Roman"/>
-          <w:color w:val="000000"/>
-          <w:sz w:val="28"/>
-          <w:szCs w:val="28"/>
-          <w:highlight w:val="white"/>
-        </w:rPr>
-        <w:t xml:space="preserve">            t++;</w:t>
+          <w:rFonts w:ascii="Cascadia Mono" w:hAnsi="Cascadia Mono" w:cs="Cascadia Mono"/>
+          <w:color w:val="000000"/>
+          <w:sz w:val="19"/>
+          <w:szCs w:val="19"/>
+          <w:highlight w:val="white"/>
+        </w:rPr>
+      </w:pPr>
+      <w:r>
+        <w:rPr>
+          <w:rFonts w:ascii="Cascadia Mono" w:hAnsi="Cascadia Mono" w:cs="Cascadia Mono"/>
+          <w:color w:val="000000"/>
+          <w:sz w:val="19"/>
+          <w:szCs w:val="19"/>
+          <w:highlight w:val="white"/>
+        </w:rPr>
+        <w:t xml:space="preserve">            </w:t>
+      </w:r>
+      <w:proofErr w:type="spellStart"/>
+      <w:r>
+        <w:rPr>
+          <w:rFonts w:ascii="Cascadia Mono" w:hAnsi="Cascadia Mono" w:cs="Cascadia Mono"/>
+          <w:color w:val="000000"/>
+          <w:sz w:val="19"/>
+          <w:szCs w:val="19"/>
+          <w:highlight w:val="white"/>
+        </w:rPr>
+        <w:t>sumE</w:t>
+      </w:r>
+      <w:proofErr w:type="spellEnd"/>
+      <w:r>
+        <w:rPr>
+          <w:rFonts w:ascii="Cascadia Mono" w:hAnsi="Cascadia Mono" w:cs="Cascadia Mono"/>
+          <w:color w:val="000000"/>
+          <w:sz w:val="19"/>
+          <w:szCs w:val="19"/>
+          <w:highlight w:val="white"/>
+        </w:rPr>
+        <w:t xml:space="preserve"> += </w:t>
+      </w:r>
+      <w:proofErr w:type="spellStart"/>
+      <w:r>
+        <w:rPr>
+          <w:rFonts w:ascii="Cascadia Mono" w:hAnsi="Cascadia Mono" w:cs="Cascadia Mono"/>
+          <w:color w:val="000000"/>
+          <w:sz w:val="19"/>
+          <w:szCs w:val="19"/>
+          <w:highlight w:val="white"/>
+        </w:rPr>
+        <w:t>termE</w:t>
+      </w:r>
+      <w:proofErr w:type="spellEnd"/>
+      <w:r>
+        <w:rPr>
+          <w:rFonts w:ascii="Cascadia Mono" w:hAnsi="Cascadia Mono" w:cs="Cascadia Mono"/>
+          <w:color w:val="000000"/>
+          <w:sz w:val="19"/>
+          <w:szCs w:val="19"/>
+          <w:highlight w:val="white"/>
+        </w:rPr>
+        <w:t>;</w:t>
+      </w:r>
+      <w:r>
+        <w:rPr>
+          <w:rFonts w:ascii="Cascadia Mono" w:hAnsi="Cascadia Mono" w:cs="Cascadia Mono"/>
+          <w:color w:val="008000"/>
+          <w:sz w:val="19"/>
+          <w:szCs w:val="19"/>
+          <w:highlight w:val="white"/>
+        </w:rPr>
+        <w:t>// добавляем первый член</w:t>
       </w:r>
     </w:p>
     <w:p>
@@ -4720,76 +4786,22 @@
         <w:adjustRightInd w:val="0"/>
         <w:spacing w:after="0" w:line="240" w:lineRule="auto"/>
         <w:rPr>
-          <w:rFonts w:ascii="Times New Roman" w:hAnsi="Times New Roman" w:cs="Times New Roman"/>
-          <w:color w:val="000000"/>
-          <w:sz w:val="28"/>
-          <w:szCs w:val="28"/>
-          <w:highlight w:val="white"/>
-        </w:rPr>
-      </w:pPr>
-      <w:r>
-        <w:rPr>
-          <w:rFonts w:ascii="Times New Roman" w:hAnsi="Times New Roman" w:cs="Times New Roman"/>
-          <w:color w:val="000000"/>
-          <w:sz w:val="28"/>
-          <w:szCs w:val="28"/>
-          <w:highlight w:val="white"/>
-        </w:rPr>
-        <w:t xml:space="preserve">            </w:t>
-      </w:r>
-      <w:proofErr w:type="spellStart"/>
-      <w:r>
-        <w:rPr>
-          <w:rFonts w:ascii="Times New Roman" w:hAnsi="Times New Roman" w:cs="Times New Roman"/>
-          <w:color w:val="000000"/>
-          <w:sz w:val="28"/>
-          <w:szCs w:val="28"/>
-          <w:highlight w:val="white"/>
-        </w:rPr>
-        <w:t>termE</w:t>
-      </w:r>
-      <w:proofErr w:type="spellEnd"/>
-      <w:r>
-        <w:rPr>
-          <w:rFonts w:ascii="Times New Roman" w:hAnsi="Times New Roman" w:cs="Times New Roman"/>
-          <w:color w:val="000000"/>
-          <w:sz w:val="28"/>
-          <w:szCs w:val="28"/>
-          <w:highlight w:val="white"/>
-        </w:rPr>
-        <w:t xml:space="preserve"> *= -x * x / ((2 * t) * (2 * t + 1</w:t>
-      </w:r>
-      <w:proofErr w:type="gramStart"/>
-      <w:r>
-        <w:rPr>
-          <w:rFonts w:ascii="Times New Roman" w:hAnsi="Times New Roman" w:cs="Times New Roman"/>
-          <w:color w:val="000000"/>
-          <w:sz w:val="28"/>
-          <w:szCs w:val="28"/>
-          <w:highlight w:val="white"/>
-        </w:rPr>
-        <w:t>));</w:t>
-      </w:r>
-      <w:r>
-        <w:rPr>
-          <w:rFonts w:ascii="Times New Roman" w:hAnsi="Times New Roman" w:cs="Times New Roman"/>
-          <w:color w:val="008000"/>
-          <w:sz w:val="28"/>
-          <w:szCs w:val="28"/>
-          <w:highlight w:val="white"/>
-        </w:rPr>
-        <w:t>/</w:t>
-      </w:r>
-      <w:proofErr w:type="gramEnd"/>
-      <w:r>
-        <w:rPr>
-          <w:rFonts w:ascii="Times New Roman" w:hAnsi="Times New Roman" w:cs="Times New Roman"/>
-          <w:color w:val="008000"/>
-          <w:sz w:val="28"/>
-          <w:szCs w:val="28"/>
-          <w:highlight w:val="white"/>
-        </w:rPr>
-        <w:t>/ вычисляем второй член</w:t>
+          <w:rFonts w:ascii="Cascadia Mono" w:hAnsi="Cascadia Mono" w:cs="Cascadia Mono"/>
+          <w:color w:val="000000"/>
+          <w:sz w:val="19"/>
+          <w:szCs w:val="19"/>
+          <w:highlight w:val="white"/>
+        </w:rPr>
+      </w:pPr>
+      <w:r>
+        <w:rPr>
+          <w:rFonts w:ascii="Cascadia Mono" w:hAnsi="Cascadia Mono" w:cs="Cascadia Mono"/>
+          <w:color w:val="000000"/>
+          <w:sz w:val="19"/>
+          <w:szCs w:val="19"/>
+          <w:highlight w:val="white"/>
+        </w:rPr>
+        <w:t xml:space="preserve">            t++;</w:t>
       </w:r>
     </w:p>
     <w:p>
@@ -4799,19 +4811,19 @@
         <w:adjustRightInd w:val="0"/>
         <w:spacing w:after="0" w:line="240" w:lineRule="auto"/>
         <w:rPr>
-          <w:rFonts w:ascii="Times New Roman" w:hAnsi="Times New Roman" w:cs="Times New Roman"/>
-          <w:color w:val="000000"/>
-          <w:sz w:val="28"/>
-          <w:szCs w:val="28"/>
-          <w:highlight w:val="white"/>
-        </w:rPr>
-      </w:pPr>
-      <w:r>
-        <w:rPr>
-          <w:rFonts w:ascii="Times New Roman" w:hAnsi="Times New Roman" w:cs="Times New Roman"/>
-          <w:color w:val="000000"/>
-          <w:sz w:val="28"/>
-          <w:szCs w:val="28"/>
+          <w:rFonts w:ascii="Cascadia Mono" w:hAnsi="Cascadia Mono" w:cs="Cascadia Mono"/>
+          <w:color w:val="000000"/>
+          <w:sz w:val="19"/>
+          <w:szCs w:val="19"/>
+          <w:highlight w:val="white"/>
+        </w:rPr>
+      </w:pPr>
+      <w:r>
+        <w:rPr>
+          <w:rFonts w:ascii="Cascadia Mono" w:hAnsi="Cascadia Mono" w:cs="Cascadia Mono"/>
+          <w:color w:val="000000"/>
+          <w:sz w:val="19"/>
+          <w:szCs w:val="19"/>
           <w:highlight w:val="white"/>
         </w:rPr>
         <w:t xml:space="preserve">            </w:t>
@@ -4819,100 +4831,56 @@
       <w:proofErr w:type="spellStart"/>
       <w:r>
         <w:rPr>
-          <w:rFonts w:ascii="Times New Roman" w:hAnsi="Times New Roman" w:cs="Times New Roman"/>
-          <w:color w:val="0000FF"/>
-          <w:sz w:val="28"/>
-          <w:szCs w:val="28"/>
-          <w:highlight w:val="white"/>
-        </w:rPr>
-        <w:t>while</w:t>
+          <w:rFonts w:ascii="Cascadia Mono" w:hAnsi="Cascadia Mono" w:cs="Cascadia Mono"/>
+          <w:color w:val="000000"/>
+          <w:sz w:val="19"/>
+          <w:szCs w:val="19"/>
+          <w:highlight w:val="white"/>
+        </w:rPr>
+        <w:t>termE</w:t>
       </w:r>
       <w:proofErr w:type="spellEnd"/>
       <w:r>
         <w:rPr>
-          <w:rFonts w:ascii="Times New Roman" w:hAnsi="Times New Roman" w:cs="Times New Roman"/>
-          <w:color w:val="000000"/>
-          <w:sz w:val="28"/>
-          <w:szCs w:val="28"/>
-          <w:highlight w:val="white"/>
-        </w:rPr>
-        <w:t xml:space="preserve"> (</w:t>
-      </w:r>
-      <w:proofErr w:type="spellStart"/>
-      <w:r>
-        <w:rPr>
-          <w:rFonts w:ascii="Times New Roman" w:hAnsi="Times New Roman" w:cs="Times New Roman"/>
-          <w:color w:val="2B91AF"/>
-          <w:sz w:val="28"/>
-          <w:szCs w:val="28"/>
-          <w:highlight w:val="white"/>
-        </w:rPr>
-        <w:t>Math</w:t>
-      </w:r>
-      <w:r>
-        <w:rPr>
-          <w:rFonts w:ascii="Times New Roman" w:hAnsi="Times New Roman" w:cs="Times New Roman"/>
-          <w:color w:val="000000"/>
-          <w:sz w:val="28"/>
-          <w:szCs w:val="28"/>
-          <w:highlight w:val="white"/>
-        </w:rPr>
-        <w:t>.Abs</w:t>
-      </w:r>
-      <w:proofErr w:type="spellEnd"/>
-      <w:r>
-        <w:rPr>
-          <w:rFonts w:ascii="Times New Roman" w:hAnsi="Times New Roman" w:cs="Times New Roman"/>
-          <w:color w:val="000000"/>
-          <w:sz w:val="28"/>
-          <w:szCs w:val="28"/>
-          <w:highlight w:val="white"/>
-        </w:rPr>
-        <w:t>(</w:t>
-      </w:r>
-      <w:proofErr w:type="spellStart"/>
-      <w:r>
-        <w:rPr>
-          <w:rFonts w:ascii="Times New Roman" w:hAnsi="Times New Roman" w:cs="Times New Roman"/>
-          <w:color w:val="000000"/>
-          <w:sz w:val="28"/>
-          <w:szCs w:val="28"/>
-          <w:highlight w:val="white"/>
-        </w:rPr>
-        <w:t>termE</w:t>
-      </w:r>
-      <w:proofErr w:type="spellEnd"/>
+          <w:rFonts w:ascii="Cascadia Mono" w:hAnsi="Cascadia Mono" w:cs="Cascadia Mono"/>
+          <w:color w:val="000000"/>
+          <w:sz w:val="19"/>
+          <w:szCs w:val="19"/>
+          <w:highlight w:val="white"/>
+        </w:rPr>
+        <w:t xml:space="preserve"> *= -x * x / ((2 * t) * (2 * t + 1</w:t>
+      </w:r>
       <w:proofErr w:type="gramStart"/>
       <w:r>
         <w:rPr>
-          <w:rFonts w:ascii="Times New Roman" w:hAnsi="Times New Roman" w:cs="Times New Roman"/>
-          <w:color w:val="000000"/>
-          <w:sz w:val="28"/>
-          <w:szCs w:val="28"/>
-          <w:highlight w:val="white"/>
-        </w:rPr>
-        <w:t>) &gt;</w:t>
+          <w:rFonts w:ascii="Cascadia Mono" w:hAnsi="Cascadia Mono" w:cs="Cascadia Mono"/>
+          <w:color w:val="000000"/>
+          <w:sz w:val="19"/>
+          <w:szCs w:val="19"/>
+          <w:highlight w:val="white"/>
+        </w:rPr>
+        <w:t>));</w:t>
+      </w:r>
+      <w:r>
+        <w:rPr>
+          <w:rFonts w:ascii="Cascadia Mono" w:hAnsi="Cascadia Mono" w:cs="Cascadia Mono"/>
+          <w:color w:val="008000"/>
+          <w:sz w:val="19"/>
+          <w:szCs w:val="19"/>
+          <w:highlight w:val="white"/>
+        </w:rPr>
+        <w:t>/</w:t>
       </w:r>
       <w:proofErr w:type="gramEnd"/>
       <w:r>
         <w:rPr>
-          <w:rFonts w:ascii="Times New Roman" w:hAnsi="Times New Roman" w:cs="Times New Roman"/>
-          <w:color w:val="000000"/>
-          <w:sz w:val="28"/>
-          <w:szCs w:val="28"/>
-          <w:highlight w:val="white"/>
-        </w:rPr>
-        <w:t xml:space="preserve"> e)</w:t>
-      </w:r>
-      <w:r>
-        <w:rPr>
-          <w:rFonts w:ascii="Times New Roman" w:hAnsi="Times New Roman" w:cs="Times New Roman"/>
+          <w:rFonts w:ascii="Cascadia Mono" w:hAnsi="Cascadia Mono" w:cs="Cascadia Mono"/>
           <w:color w:val="008000"/>
-          <w:sz w:val="28"/>
-          <w:szCs w:val="28"/>
-          <w:highlight w:val="white"/>
-        </w:rPr>
-        <w:t>// Суммируем, пока модуль превышает e</w:t>
+          <w:sz w:val="19"/>
+          <w:szCs w:val="19"/>
+          <w:highlight w:val="white"/>
+        </w:rPr>
+        <w:t>/ вычисляем второй член</w:t>
       </w:r>
     </w:p>
     <w:p>
@@ -4922,22 +4890,120 @@
         <w:adjustRightInd w:val="0"/>
         <w:spacing w:after="0" w:line="240" w:lineRule="auto"/>
         <w:rPr>
-          <w:rFonts w:ascii="Times New Roman" w:hAnsi="Times New Roman" w:cs="Times New Roman"/>
-          <w:color w:val="000000"/>
-          <w:sz w:val="28"/>
-          <w:szCs w:val="28"/>
-          <w:highlight w:val="white"/>
-        </w:rPr>
-      </w:pPr>
-      <w:r>
-        <w:rPr>
-          <w:rFonts w:ascii="Times New Roman" w:hAnsi="Times New Roman" w:cs="Times New Roman"/>
-          <w:color w:val="000000"/>
-          <w:sz w:val="28"/>
-          <w:szCs w:val="28"/>
-          <w:highlight w:val="white"/>
-        </w:rPr>
-        <w:t xml:space="preserve">            {</w:t>
+          <w:rFonts w:ascii="Cascadia Mono" w:hAnsi="Cascadia Mono" w:cs="Cascadia Mono"/>
+          <w:color w:val="000000"/>
+          <w:sz w:val="19"/>
+          <w:szCs w:val="19"/>
+          <w:highlight w:val="white"/>
+        </w:rPr>
+      </w:pPr>
+      <w:r>
+        <w:rPr>
+          <w:rFonts w:ascii="Cascadia Mono" w:hAnsi="Cascadia Mono" w:cs="Cascadia Mono"/>
+          <w:color w:val="000000"/>
+          <w:sz w:val="19"/>
+          <w:szCs w:val="19"/>
+          <w:highlight w:val="white"/>
+        </w:rPr>
+        <w:t xml:space="preserve">            </w:t>
+      </w:r>
+      <w:proofErr w:type="spellStart"/>
+      <w:r>
+        <w:rPr>
+          <w:rFonts w:ascii="Cascadia Mono" w:hAnsi="Cascadia Mono" w:cs="Cascadia Mono"/>
+          <w:color w:val="0000FF"/>
+          <w:sz w:val="19"/>
+          <w:szCs w:val="19"/>
+          <w:highlight w:val="white"/>
+        </w:rPr>
+        <w:t>while</w:t>
+      </w:r>
+      <w:proofErr w:type="spellEnd"/>
+      <w:r>
+        <w:rPr>
+          <w:rFonts w:ascii="Cascadia Mono" w:hAnsi="Cascadia Mono" w:cs="Cascadia Mono"/>
+          <w:color w:val="000000"/>
+          <w:sz w:val="19"/>
+          <w:szCs w:val="19"/>
+          <w:highlight w:val="white"/>
+        </w:rPr>
+        <w:t xml:space="preserve"> (</w:t>
+      </w:r>
+      <w:proofErr w:type="spellStart"/>
+      <w:r>
+        <w:rPr>
+          <w:rFonts w:ascii="Cascadia Mono" w:hAnsi="Cascadia Mono" w:cs="Cascadia Mono"/>
+          <w:color w:val="2B91AF"/>
+          <w:sz w:val="19"/>
+          <w:szCs w:val="19"/>
+          <w:highlight w:val="white"/>
+        </w:rPr>
+        <w:t>Math</w:t>
+      </w:r>
+      <w:r>
+        <w:rPr>
+          <w:rFonts w:ascii="Cascadia Mono" w:hAnsi="Cascadia Mono" w:cs="Cascadia Mono"/>
+          <w:color w:val="000000"/>
+          <w:sz w:val="19"/>
+          <w:szCs w:val="19"/>
+          <w:highlight w:val="white"/>
+        </w:rPr>
+        <w:t>.Abs</w:t>
+      </w:r>
+      <w:proofErr w:type="spellEnd"/>
+      <w:r>
+        <w:rPr>
+          <w:rFonts w:ascii="Cascadia Mono" w:hAnsi="Cascadia Mono" w:cs="Cascadia Mono"/>
+          <w:color w:val="000000"/>
+          <w:sz w:val="19"/>
+          <w:szCs w:val="19"/>
+          <w:highlight w:val="white"/>
+        </w:rPr>
+        <w:t>(</w:t>
+      </w:r>
+      <w:proofErr w:type="spellStart"/>
+      <w:r>
+        <w:rPr>
+          <w:rFonts w:ascii="Cascadia Mono" w:hAnsi="Cascadia Mono" w:cs="Cascadia Mono"/>
+          <w:color w:val="000000"/>
+          <w:sz w:val="19"/>
+          <w:szCs w:val="19"/>
+          <w:highlight w:val="white"/>
+        </w:rPr>
+        <w:t>termE</w:t>
+      </w:r>
+      <w:proofErr w:type="spellEnd"/>
+      <w:proofErr w:type="gramStart"/>
+      <w:r>
+        <w:rPr>
+          <w:rFonts w:ascii="Cascadia Mono" w:hAnsi="Cascadia Mono" w:cs="Cascadia Mono"/>
+          <w:color w:val="000000"/>
+          <w:sz w:val="19"/>
+          <w:szCs w:val="19"/>
+          <w:highlight w:val="white"/>
+        </w:rPr>
+        <w:t>) &gt;</w:t>
+      </w:r>
+      <w:proofErr w:type="gramEnd"/>
+      <w:r>
+        <w:rPr>
+          <w:rFonts w:ascii="Cascadia Mono" w:hAnsi="Cascadia Mono" w:cs="Cascadia Mono"/>
+          <w:color w:val="000000"/>
+          <w:sz w:val="19"/>
+          <w:szCs w:val="19"/>
+          <w:highlight w:val="white"/>
+        </w:rPr>
+        <w:t xml:space="preserve"> e)</w:t>
+      </w:r>
+      <w:r>
+        <w:rPr>
+          <w:rFonts w:ascii="Cascadia Mono" w:hAnsi="Cascadia Mono" w:cs="Cascadia Mono"/>
+          <w:color w:val="008000"/>
+          <w:sz w:val="19"/>
+          <w:szCs w:val="19"/>
+          <w:highlight w:val="white"/>
+        </w:rPr>
+        <w:t>// Суммируем, пока модуль превышает e</w:t>
       </w:r>
     </w:p>
     <w:p>
@@ -4947,76 +5013,22 @@
         <w:adjustRightInd w:val="0"/>
         <w:spacing w:after="0" w:line="240" w:lineRule="auto"/>
         <w:rPr>
-          <w:rFonts w:ascii="Times New Roman" w:hAnsi="Times New Roman" w:cs="Times New Roman"/>
-          <w:color w:val="000000"/>
-          <w:sz w:val="28"/>
-          <w:szCs w:val="28"/>
-          <w:highlight w:val="white"/>
-        </w:rPr>
-      </w:pPr>
-      <w:r>
-        <w:rPr>
-          <w:rFonts w:ascii="Times New Roman" w:hAnsi="Times New Roman" w:cs="Times New Roman"/>
-          <w:color w:val="000000"/>
-          <w:sz w:val="28"/>
-          <w:szCs w:val="28"/>
-          <w:highlight w:val="white"/>
-        </w:rPr>
-        <w:t xml:space="preserve">                </w:t>
-      </w:r>
-      <w:proofErr w:type="spellStart"/>
-      <w:r>
-        <w:rPr>
-          <w:rFonts w:ascii="Times New Roman" w:hAnsi="Times New Roman" w:cs="Times New Roman"/>
-          <w:color w:val="000000"/>
-          <w:sz w:val="28"/>
-          <w:szCs w:val="28"/>
-          <w:highlight w:val="white"/>
-        </w:rPr>
-        <w:t>sumE</w:t>
-      </w:r>
-      <w:proofErr w:type="spellEnd"/>
-      <w:r>
-        <w:rPr>
-          <w:rFonts w:ascii="Times New Roman" w:hAnsi="Times New Roman" w:cs="Times New Roman"/>
-          <w:color w:val="000000"/>
-          <w:sz w:val="28"/>
-          <w:szCs w:val="28"/>
-          <w:highlight w:val="white"/>
-        </w:rPr>
-        <w:t xml:space="preserve"> += </w:t>
-      </w:r>
-      <w:proofErr w:type="spellStart"/>
-      <w:r>
-        <w:rPr>
-          <w:rFonts w:ascii="Times New Roman" w:hAnsi="Times New Roman" w:cs="Times New Roman"/>
-          <w:color w:val="000000"/>
-          <w:sz w:val="28"/>
-          <w:szCs w:val="28"/>
-          <w:highlight w:val="white"/>
-        </w:rPr>
-        <w:t>termE</w:t>
-      </w:r>
-      <w:proofErr w:type="spellEnd"/>
-      <w:r>
-        <w:rPr>
-          <w:rFonts w:ascii="Times New Roman" w:hAnsi="Times New Roman" w:cs="Times New Roman"/>
-          <w:color w:val="000000"/>
-          <w:sz w:val="28"/>
-          <w:szCs w:val="28"/>
-          <w:highlight w:val="white"/>
-        </w:rPr>
-        <w:t>;</w:t>
-      </w:r>
-      <w:r>
-        <w:rPr>
-          <w:rFonts w:ascii="Times New Roman" w:hAnsi="Times New Roman" w:cs="Times New Roman"/>
-          <w:color w:val="008000"/>
-          <w:sz w:val="28"/>
-          <w:szCs w:val="28"/>
-          <w:highlight w:val="white"/>
-        </w:rPr>
-        <w:t>// добавляем член к сумме</w:t>
+          <w:rFonts w:ascii="Cascadia Mono" w:hAnsi="Cascadia Mono" w:cs="Cascadia Mono"/>
+          <w:color w:val="000000"/>
+          <w:sz w:val="19"/>
+          <w:szCs w:val="19"/>
+          <w:highlight w:val="white"/>
+        </w:rPr>
+      </w:pPr>
+      <w:r>
+        <w:rPr>
+          <w:rFonts w:ascii="Cascadia Mono" w:hAnsi="Cascadia Mono" w:cs="Cascadia Mono"/>
+          <w:color w:val="000000"/>
+          <w:sz w:val="19"/>
+          <w:szCs w:val="19"/>
+          <w:highlight w:val="white"/>
+        </w:rPr>
+        <w:t xml:space="preserve">            {</w:t>
       </w:r>
     </w:p>
     <w:p>
@@ -5026,32 +5038,76 @@
         <w:adjustRightInd w:val="0"/>
         <w:spacing w:after="0" w:line="240" w:lineRule="auto"/>
         <w:rPr>
-          <w:rFonts w:ascii="Times New Roman" w:hAnsi="Times New Roman" w:cs="Times New Roman"/>
-          <w:color w:val="000000"/>
-          <w:sz w:val="28"/>
-          <w:szCs w:val="28"/>
-          <w:highlight w:val="white"/>
-        </w:rPr>
-      </w:pPr>
-      <w:r>
-        <w:rPr>
-          <w:rFonts w:ascii="Times New Roman" w:hAnsi="Times New Roman" w:cs="Times New Roman"/>
-          <w:color w:val="000000"/>
-          <w:sz w:val="28"/>
-          <w:szCs w:val="28"/>
-          <w:highlight w:val="white"/>
-        </w:rPr>
-        <w:t xml:space="preserve">                t++;</w:t>
-      </w:r>
-      <w:r>
-        <w:rPr>
-          <w:rFonts w:ascii="Times New Roman" w:hAnsi="Times New Roman" w:cs="Times New Roman"/>
+          <w:rFonts w:ascii="Cascadia Mono" w:hAnsi="Cascadia Mono" w:cs="Cascadia Mono"/>
+          <w:color w:val="000000"/>
+          <w:sz w:val="19"/>
+          <w:szCs w:val="19"/>
+          <w:highlight w:val="white"/>
+        </w:rPr>
+      </w:pPr>
+      <w:r>
+        <w:rPr>
+          <w:rFonts w:ascii="Cascadia Mono" w:hAnsi="Cascadia Mono" w:cs="Cascadia Mono"/>
+          <w:color w:val="000000"/>
+          <w:sz w:val="19"/>
+          <w:szCs w:val="19"/>
+          <w:highlight w:val="white"/>
+        </w:rPr>
+        <w:t xml:space="preserve">                </w:t>
+      </w:r>
+      <w:proofErr w:type="spellStart"/>
+      <w:r>
+        <w:rPr>
+          <w:rFonts w:ascii="Cascadia Mono" w:hAnsi="Cascadia Mono" w:cs="Cascadia Mono"/>
+          <w:color w:val="000000"/>
+          <w:sz w:val="19"/>
+          <w:szCs w:val="19"/>
+          <w:highlight w:val="white"/>
+        </w:rPr>
+        <w:t>sumE</w:t>
+      </w:r>
+      <w:proofErr w:type="spellEnd"/>
+      <w:r>
+        <w:rPr>
+          <w:rFonts w:ascii="Cascadia Mono" w:hAnsi="Cascadia Mono" w:cs="Cascadia Mono"/>
+          <w:color w:val="000000"/>
+          <w:sz w:val="19"/>
+          <w:szCs w:val="19"/>
+          <w:highlight w:val="white"/>
+        </w:rPr>
+        <w:t xml:space="preserve"> += </w:t>
+      </w:r>
+      <w:proofErr w:type="spellStart"/>
+      <w:r>
+        <w:rPr>
+          <w:rFonts w:ascii="Cascadia Mono" w:hAnsi="Cascadia Mono" w:cs="Cascadia Mono"/>
+          <w:color w:val="000000"/>
+          <w:sz w:val="19"/>
+          <w:szCs w:val="19"/>
+          <w:highlight w:val="white"/>
+        </w:rPr>
+        <w:t>termE</w:t>
+      </w:r>
+      <w:proofErr w:type="spellEnd"/>
+      <w:r>
+        <w:rPr>
+          <w:rFonts w:ascii="Cascadia Mono" w:hAnsi="Cascadia Mono" w:cs="Cascadia Mono"/>
+          <w:color w:val="000000"/>
+          <w:sz w:val="19"/>
+          <w:szCs w:val="19"/>
+          <w:highlight w:val="white"/>
+        </w:rPr>
+        <w:t>;</w:t>
+      </w:r>
+      <w:r>
+        <w:rPr>
+          <w:rFonts w:ascii="Cascadia Mono" w:hAnsi="Cascadia Mono" w:cs="Cascadia Mono"/>
           <w:color w:val="008000"/>
-          <w:sz w:val="28"/>
-          <w:szCs w:val="28"/>
-          <w:highlight w:val="white"/>
-        </w:rPr>
-        <w:t>// увеличиваем счётчик</w:t>
+          <w:sz w:val="19"/>
+          <w:szCs w:val="19"/>
+          <w:highlight w:val="white"/>
+        </w:rPr>
+        <w:t>// добавляем член к сумме</w:t>
       </w:r>
     </w:p>
     <w:p>
@@ -5061,76 +5117,32 @@
         <w:adjustRightInd w:val="0"/>
         <w:spacing w:after="0" w:line="240" w:lineRule="auto"/>
         <w:rPr>
-          <w:rFonts w:ascii="Times New Roman" w:hAnsi="Times New Roman" w:cs="Times New Roman"/>
-          <w:color w:val="000000"/>
-          <w:sz w:val="28"/>
-          <w:szCs w:val="28"/>
-          <w:highlight w:val="white"/>
-        </w:rPr>
-      </w:pPr>
-      <w:r>
-        <w:rPr>
-          <w:rFonts w:ascii="Times New Roman" w:hAnsi="Times New Roman" w:cs="Times New Roman"/>
-          <w:color w:val="000000"/>
-          <w:sz w:val="28"/>
-          <w:szCs w:val="28"/>
-          <w:highlight w:val="white"/>
-        </w:rPr>
-        <w:t xml:space="preserve">                </w:t>
-      </w:r>
-      <w:proofErr w:type="spellStart"/>
-      <w:r>
-        <w:rPr>
-          <w:rFonts w:ascii="Times New Roman" w:hAnsi="Times New Roman" w:cs="Times New Roman"/>
-          <w:color w:val="000000"/>
-          <w:sz w:val="28"/>
-          <w:szCs w:val="28"/>
-          <w:highlight w:val="white"/>
-        </w:rPr>
-        <w:t>termE</w:t>
-      </w:r>
-      <w:proofErr w:type="spellEnd"/>
-      <w:r>
-        <w:rPr>
-          <w:rFonts w:ascii="Times New Roman" w:hAnsi="Times New Roman" w:cs="Times New Roman"/>
-          <w:color w:val="000000"/>
-          <w:sz w:val="28"/>
-          <w:szCs w:val="28"/>
-          <w:highlight w:val="white"/>
-        </w:rPr>
-        <w:t xml:space="preserve"> *= -x * x / ((2 * t) * (2 * t + 1</w:t>
-      </w:r>
-      <w:proofErr w:type="gramStart"/>
-      <w:r>
-        <w:rPr>
-          <w:rFonts w:ascii="Times New Roman" w:hAnsi="Times New Roman" w:cs="Times New Roman"/>
-          <w:color w:val="000000"/>
-          <w:sz w:val="28"/>
-          <w:szCs w:val="28"/>
-          <w:highlight w:val="white"/>
-        </w:rPr>
-        <w:t>));</w:t>
-      </w:r>
-      <w:r>
-        <w:rPr>
-          <w:rFonts w:ascii="Times New Roman" w:hAnsi="Times New Roman" w:cs="Times New Roman"/>
+          <w:rFonts w:ascii="Cascadia Mono" w:hAnsi="Cascadia Mono" w:cs="Cascadia Mono"/>
+          <w:color w:val="000000"/>
+          <w:sz w:val="19"/>
+          <w:szCs w:val="19"/>
+          <w:highlight w:val="white"/>
+        </w:rPr>
+      </w:pPr>
+      <w:r>
+        <w:rPr>
+          <w:rFonts w:ascii="Cascadia Mono" w:hAnsi="Cascadia Mono" w:cs="Cascadia Mono"/>
+          <w:color w:val="000000"/>
+          <w:sz w:val="19"/>
+          <w:szCs w:val="19"/>
+          <w:highlight w:val="white"/>
+        </w:rPr>
+        <w:t xml:space="preserve">                t++;</w:t>
+      </w:r>
+      <w:r>
+        <w:rPr>
+          <w:rFonts w:ascii="Cascadia Mono" w:hAnsi="Cascadia Mono" w:cs="Cascadia Mono"/>
           <w:color w:val="008000"/>
-          <w:sz w:val="28"/>
-          <w:szCs w:val="28"/>
-          <w:highlight w:val="white"/>
-        </w:rPr>
-        <w:t>/</w:t>
-      </w:r>
-      <w:proofErr w:type="gramEnd"/>
-      <w:r>
-        <w:rPr>
-          <w:rFonts w:ascii="Times New Roman" w:hAnsi="Times New Roman" w:cs="Times New Roman"/>
-          <w:color w:val="008000"/>
-          <w:sz w:val="28"/>
-          <w:szCs w:val="28"/>
-          <w:highlight w:val="white"/>
-        </w:rPr>
-        <w:t>/ следующий член</w:t>
+          <w:sz w:val="19"/>
+          <w:szCs w:val="19"/>
+          <w:highlight w:val="white"/>
+        </w:rPr>
+        <w:t>// увеличиваем счётчик</w:t>
       </w:r>
     </w:p>
     <w:p>
@@ -5140,22 +5152,76 @@
         <w:adjustRightInd w:val="0"/>
         <w:spacing w:after="0" w:line="240" w:lineRule="auto"/>
         <w:rPr>
-          <w:rFonts w:ascii="Times New Roman" w:hAnsi="Times New Roman" w:cs="Times New Roman"/>
-          <w:color w:val="000000"/>
-          <w:sz w:val="28"/>
-          <w:szCs w:val="28"/>
-          <w:highlight w:val="white"/>
-        </w:rPr>
-      </w:pPr>
-      <w:r>
-        <w:rPr>
-          <w:rFonts w:ascii="Times New Roman" w:hAnsi="Times New Roman" w:cs="Times New Roman"/>
-          <w:color w:val="000000"/>
-          <w:sz w:val="28"/>
-          <w:szCs w:val="28"/>
-          <w:highlight w:val="white"/>
-        </w:rPr>
-        <w:t xml:space="preserve">            }</w:t>
+          <w:rFonts w:ascii="Cascadia Mono" w:hAnsi="Cascadia Mono" w:cs="Cascadia Mono"/>
+          <w:color w:val="000000"/>
+          <w:sz w:val="19"/>
+          <w:szCs w:val="19"/>
+          <w:highlight w:val="white"/>
+        </w:rPr>
+      </w:pPr>
+      <w:r>
+        <w:rPr>
+          <w:rFonts w:ascii="Cascadia Mono" w:hAnsi="Cascadia Mono" w:cs="Cascadia Mono"/>
+          <w:color w:val="000000"/>
+          <w:sz w:val="19"/>
+          <w:szCs w:val="19"/>
+          <w:highlight w:val="white"/>
+        </w:rPr>
+        <w:t xml:space="preserve">                </w:t>
+      </w:r>
+      <w:proofErr w:type="spellStart"/>
+      <w:r>
+        <w:rPr>
+          <w:rFonts w:ascii="Cascadia Mono" w:hAnsi="Cascadia Mono" w:cs="Cascadia Mono"/>
+          <w:color w:val="000000"/>
+          <w:sz w:val="19"/>
+          <w:szCs w:val="19"/>
+          <w:highlight w:val="white"/>
+        </w:rPr>
+        <w:t>termE</w:t>
+      </w:r>
+      <w:proofErr w:type="spellEnd"/>
+      <w:r>
+        <w:rPr>
+          <w:rFonts w:ascii="Cascadia Mono" w:hAnsi="Cascadia Mono" w:cs="Cascadia Mono"/>
+          <w:color w:val="000000"/>
+          <w:sz w:val="19"/>
+          <w:szCs w:val="19"/>
+          <w:highlight w:val="white"/>
+        </w:rPr>
+        <w:t xml:space="preserve"> *= -x * x / ((2 * t) * (2 * t + 1</w:t>
+      </w:r>
+      <w:proofErr w:type="gramStart"/>
+      <w:r>
+        <w:rPr>
+          <w:rFonts w:ascii="Cascadia Mono" w:hAnsi="Cascadia Mono" w:cs="Cascadia Mono"/>
+          <w:color w:val="000000"/>
+          <w:sz w:val="19"/>
+          <w:szCs w:val="19"/>
+          <w:highlight w:val="white"/>
+        </w:rPr>
+        <w:t>));</w:t>
+      </w:r>
+      <w:r>
+        <w:rPr>
+          <w:rFonts w:ascii="Cascadia Mono" w:hAnsi="Cascadia Mono" w:cs="Cascadia Mono"/>
+          <w:color w:val="008000"/>
+          <w:sz w:val="19"/>
+          <w:szCs w:val="19"/>
+          <w:highlight w:val="white"/>
+        </w:rPr>
+        <w:t>/</w:t>
+      </w:r>
+      <w:proofErr w:type="gramEnd"/>
+      <w:r>
+        <w:rPr>
+          <w:rFonts w:ascii="Cascadia Mono" w:hAnsi="Cascadia Mono" w:cs="Cascadia Mono"/>
+          <w:color w:val="008000"/>
+          <w:sz w:val="19"/>
+          <w:szCs w:val="19"/>
+          <w:highlight w:val="white"/>
+        </w:rPr>
+        <w:t>/ следующий член</w:t>
       </w:r>
     </w:p>
     <w:p>
@@ -5165,352 +5231,22 @@
         <w:adjustRightInd w:val="0"/>
         <w:spacing w:after="0" w:line="240" w:lineRule="auto"/>
         <w:rPr>
-          <w:rFonts w:ascii="Times New Roman" w:hAnsi="Times New Roman" w:cs="Times New Roman"/>
-          <w:color w:val="000000"/>
-          <w:sz w:val="28"/>
-          <w:szCs w:val="28"/>
-          <w:highlight w:val="white"/>
-        </w:rPr>
-      </w:pPr>
-      <w:r>
-        <w:rPr>
-          <w:rFonts w:ascii="Times New Roman" w:hAnsi="Times New Roman" w:cs="Times New Roman"/>
-          <w:color w:val="000000"/>
-          <w:sz w:val="28"/>
-          <w:szCs w:val="28"/>
-          <w:highlight w:val="white"/>
-        </w:rPr>
-        <w:t xml:space="preserve">            </w:t>
-      </w:r>
-      <w:proofErr w:type="spellStart"/>
-      <w:r>
-        <w:rPr>
-          <w:rFonts w:ascii="Times New Roman" w:hAnsi="Times New Roman" w:cs="Times New Roman"/>
-          <w:color w:val="2B91AF"/>
-          <w:sz w:val="28"/>
-          <w:szCs w:val="28"/>
-          <w:highlight w:val="white"/>
-        </w:rPr>
-        <w:t>Console</w:t>
-      </w:r>
-      <w:r>
-        <w:rPr>
-          <w:rFonts w:ascii="Times New Roman" w:hAnsi="Times New Roman" w:cs="Times New Roman"/>
-          <w:color w:val="000000"/>
-          <w:sz w:val="28"/>
-          <w:szCs w:val="28"/>
-          <w:highlight w:val="white"/>
-        </w:rPr>
-        <w:t>.WriteLine</w:t>
-      </w:r>
-      <w:proofErr w:type="spellEnd"/>
-      <w:r>
-        <w:rPr>
-          <w:rFonts w:ascii="Times New Roman" w:hAnsi="Times New Roman" w:cs="Times New Roman"/>
-          <w:color w:val="000000"/>
-          <w:sz w:val="28"/>
-          <w:szCs w:val="28"/>
-          <w:highlight w:val="white"/>
-        </w:rPr>
-        <w:t>(</w:t>
-      </w:r>
-      <w:r>
-        <w:rPr>
-          <w:rFonts w:ascii="Times New Roman" w:hAnsi="Times New Roman" w:cs="Times New Roman"/>
-          <w:color w:val="A31515"/>
-          <w:sz w:val="28"/>
-          <w:szCs w:val="28"/>
-          <w:highlight w:val="white"/>
-        </w:rPr>
-        <w:t xml:space="preserve">$"X = </w:t>
-      </w:r>
-      <w:r>
-        <w:rPr>
-          <w:rFonts w:ascii="Times New Roman" w:hAnsi="Times New Roman" w:cs="Times New Roman"/>
-          <w:color w:val="000000"/>
-          <w:sz w:val="28"/>
-          <w:szCs w:val="28"/>
-          <w:highlight w:val="white"/>
-        </w:rPr>
-        <w:t>{</w:t>
-      </w:r>
-      <w:proofErr w:type="gramStart"/>
-      <w:r>
-        <w:rPr>
-          <w:rFonts w:ascii="Times New Roman" w:hAnsi="Times New Roman" w:cs="Times New Roman"/>
-          <w:color w:val="000000"/>
-          <w:sz w:val="28"/>
-          <w:szCs w:val="28"/>
-          <w:highlight w:val="white"/>
-        </w:rPr>
-        <w:t>x:</w:t>
-      </w:r>
-      <w:r>
-        <w:rPr>
-          <w:rFonts w:ascii="Times New Roman" w:hAnsi="Times New Roman" w:cs="Times New Roman"/>
-          <w:color w:val="A31515"/>
-          <w:sz w:val="28"/>
-          <w:szCs w:val="28"/>
-          <w:highlight w:val="white"/>
-        </w:rPr>
-        <w:t>F</w:t>
-      </w:r>
-      <w:proofErr w:type="gramEnd"/>
-      <w:r>
-        <w:rPr>
-          <w:rFonts w:ascii="Times New Roman" w:hAnsi="Times New Roman" w:cs="Times New Roman"/>
-          <w:color w:val="A31515"/>
-          <w:sz w:val="28"/>
-          <w:szCs w:val="28"/>
-          <w:highlight w:val="white"/>
-        </w:rPr>
-        <w:t>2</w:t>
-      </w:r>
-      <w:r>
-        <w:rPr>
-          <w:rFonts w:ascii="Times New Roman" w:hAnsi="Times New Roman" w:cs="Times New Roman"/>
-          <w:color w:val="000000"/>
-          <w:sz w:val="28"/>
-          <w:szCs w:val="28"/>
-          <w:highlight w:val="white"/>
-        </w:rPr>
-        <w:t>}</w:t>
-      </w:r>
-      <w:r>
-        <w:rPr>
-          <w:rFonts w:ascii="Times New Roman" w:hAnsi="Times New Roman" w:cs="Times New Roman"/>
-          <w:color w:val="9E5B71"/>
-          <w:sz w:val="28"/>
-          <w:szCs w:val="28"/>
-          <w:highlight w:val="white"/>
-        </w:rPr>
-        <w:t>\</w:t>
-      </w:r>
-      <w:proofErr w:type="spellStart"/>
-      <w:r>
-        <w:rPr>
-          <w:rFonts w:ascii="Times New Roman" w:hAnsi="Times New Roman" w:cs="Times New Roman"/>
-          <w:color w:val="9E5B71"/>
-          <w:sz w:val="28"/>
-          <w:szCs w:val="28"/>
-          <w:highlight w:val="white"/>
-        </w:rPr>
-        <w:t>t</w:t>
-      </w:r>
-      <w:r>
-        <w:rPr>
-          <w:rFonts w:ascii="Times New Roman" w:hAnsi="Times New Roman" w:cs="Times New Roman"/>
-          <w:color w:val="A31515"/>
-          <w:sz w:val="28"/>
-          <w:szCs w:val="28"/>
-          <w:highlight w:val="white"/>
-        </w:rPr>
-        <w:t>SN</w:t>
-      </w:r>
-      <w:proofErr w:type="spellEnd"/>
-      <w:r>
-        <w:rPr>
-          <w:rFonts w:ascii="Times New Roman" w:hAnsi="Times New Roman" w:cs="Times New Roman"/>
-          <w:color w:val="A31515"/>
-          <w:sz w:val="28"/>
-          <w:szCs w:val="28"/>
-          <w:highlight w:val="white"/>
-        </w:rPr>
-        <w:t xml:space="preserve"> = </w:t>
-      </w:r>
-      <w:r>
-        <w:rPr>
-          <w:rFonts w:ascii="Times New Roman" w:hAnsi="Times New Roman" w:cs="Times New Roman"/>
-          <w:color w:val="000000"/>
-          <w:sz w:val="28"/>
-          <w:szCs w:val="28"/>
-          <w:highlight w:val="white"/>
-        </w:rPr>
-        <w:t>{sumN:</w:t>
-      </w:r>
-      <w:r>
-        <w:rPr>
-          <w:rFonts w:ascii="Times New Roman" w:hAnsi="Times New Roman" w:cs="Times New Roman"/>
-          <w:color w:val="A31515"/>
-          <w:sz w:val="28"/>
-          <w:szCs w:val="28"/>
-          <w:highlight w:val="white"/>
-        </w:rPr>
-        <w:t>F8</w:t>
-      </w:r>
-      <w:r>
-        <w:rPr>
-          <w:rFonts w:ascii="Times New Roman" w:hAnsi="Times New Roman" w:cs="Times New Roman"/>
-          <w:color w:val="000000"/>
-          <w:sz w:val="28"/>
-          <w:szCs w:val="28"/>
-          <w:highlight w:val="white"/>
-        </w:rPr>
-        <w:t>}</w:t>
-      </w:r>
-      <w:r>
-        <w:rPr>
-          <w:rFonts w:ascii="Times New Roman" w:hAnsi="Times New Roman" w:cs="Times New Roman"/>
-          <w:color w:val="9E5B71"/>
-          <w:sz w:val="28"/>
-          <w:szCs w:val="28"/>
-          <w:highlight w:val="white"/>
-        </w:rPr>
-        <w:t>\</w:t>
-      </w:r>
-      <w:proofErr w:type="spellStart"/>
-      <w:r>
-        <w:rPr>
-          <w:rFonts w:ascii="Times New Roman" w:hAnsi="Times New Roman" w:cs="Times New Roman"/>
-          <w:color w:val="9E5B71"/>
-          <w:sz w:val="28"/>
-          <w:szCs w:val="28"/>
-          <w:highlight w:val="white"/>
-        </w:rPr>
-        <w:t>t</w:t>
-      </w:r>
-      <w:r>
-        <w:rPr>
-          <w:rFonts w:ascii="Times New Roman" w:hAnsi="Times New Roman" w:cs="Times New Roman"/>
-          <w:color w:val="A31515"/>
-          <w:sz w:val="28"/>
-          <w:szCs w:val="28"/>
-          <w:highlight w:val="white"/>
-        </w:rPr>
-        <w:t>SE</w:t>
-      </w:r>
-      <w:proofErr w:type="spellEnd"/>
-      <w:r>
-        <w:rPr>
-          <w:rFonts w:ascii="Times New Roman" w:hAnsi="Times New Roman" w:cs="Times New Roman"/>
-          <w:color w:val="A31515"/>
-          <w:sz w:val="28"/>
-          <w:szCs w:val="28"/>
-          <w:highlight w:val="white"/>
-        </w:rPr>
-        <w:t xml:space="preserve"> = </w:t>
-      </w:r>
-      <w:r>
-        <w:rPr>
-          <w:rFonts w:ascii="Times New Roman" w:hAnsi="Times New Roman" w:cs="Times New Roman"/>
-          <w:color w:val="000000"/>
-          <w:sz w:val="28"/>
-          <w:szCs w:val="28"/>
-          <w:highlight w:val="white"/>
-        </w:rPr>
-        <w:t>{sumE:</w:t>
-      </w:r>
-      <w:r>
-        <w:rPr>
-          <w:rFonts w:ascii="Times New Roman" w:hAnsi="Times New Roman" w:cs="Times New Roman"/>
-          <w:color w:val="A31515"/>
-          <w:sz w:val="28"/>
-          <w:szCs w:val="28"/>
-          <w:highlight w:val="white"/>
-        </w:rPr>
-        <w:t>F8</w:t>
-      </w:r>
-      <w:r>
-        <w:rPr>
-          <w:rFonts w:ascii="Times New Roman" w:hAnsi="Times New Roman" w:cs="Times New Roman"/>
-          <w:color w:val="000000"/>
-          <w:sz w:val="28"/>
-          <w:szCs w:val="28"/>
-          <w:highlight w:val="white"/>
-        </w:rPr>
-        <w:t>}</w:t>
-      </w:r>
-      <w:r>
-        <w:rPr>
-          <w:rFonts w:ascii="Times New Roman" w:hAnsi="Times New Roman" w:cs="Times New Roman"/>
-          <w:color w:val="9E5B71"/>
-          <w:sz w:val="28"/>
-          <w:szCs w:val="28"/>
-          <w:highlight w:val="white"/>
-        </w:rPr>
-        <w:t>\</w:t>
-      </w:r>
-      <w:proofErr w:type="spellStart"/>
-      <w:r>
-        <w:rPr>
-          <w:rFonts w:ascii="Times New Roman" w:hAnsi="Times New Roman" w:cs="Times New Roman"/>
-          <w:color w:val="9E5B71"/>
-          <w:sz w:val="28"/>
-          <w:szCs w:val="28"/>
-          <w:highlight w:val="white"/>
-        </w:rPr>
-        <w:t>t</w:t>
-      </w:r>
-      <w:r>
-        <w:rPr>
-          <w:rFonts w:ascii="Times New Roman" w:hAnsi="Times New Roman" w:cs="Times New Roman"/>
-          <w:color w:val="A31515"/>
-          <w:sz w:val="28"/>
-          <w:szCs w:val="28"/>
-          <w:highlight w:val="white"/>
-        </w:rPr>
-        <w:t>Y</w:t>
-      </w:r>
-      <w:proofErr w:type="spellEnd"/>
-      <w:r>
-        <w:rPr>
-          <w:rFonts w:ascii="Times New Roman" w:hAnsi="Times New Roman" w:cs="Times New Roman"/>
-          <w:color w:val="A31515"/>
-          <w:sz w:val="28"/>
-          <w:szCs w:val="28"/>
-          <w:highlight w:val="white"/>
-        </w:rPr>
-        <w:t xml:space="preserve"> = </w:t>
-      </w:r>
-      <w:r>
-        <w:rPr>
-          <w:rFonts w:ascii="Times New Roman" w:hAnsi="Times New Roman" w:cs="Times New Roman"/>
-          <w:color w:val="000000"/>
-          <w:sz w:val="28"/>
-          <w:szCs w:val="28"/>
-          <w:highlight w:val="white"/>
-        </w:rPr>
-        <w:t>{exactAns:</w:t>
-      </w:r>
-      <w:r>
-        <w:rPr>
-          <w:rFonts w:ascii="Times New Roman" w:hAnsi="Times New Roman" w:cs="Times New Roman"/>
-          <w:color w:val="A31515"/>
-          <w:sz w:val="28"/>
-          <w:szCs w:val="28"/>
-          <w:highlight w:val="white"/>
-        </w:rPr>
-        <w:t>F8</w:t>
-      </w:r>
-      <w:r>
-        <w:rPr>
-          <w:rFonts w:ascii="Times New Roman" w:hAnsi="Times New Roman" w:cs="Times New Roman"/>
-          <w:color w:val="000000"/>
-          <w:sz w:val="28"/>
-          <w:szCs w:val="28"/>
-          <w:highlight w:val="white"/>
-        </w:rPr>
-        <w:t>}</w:t>
-      </w:r>
-      <w:r>
-        <w:rPr>
-          <w:rFonts w:ascii="Times New Roman" w:hAnsi="Times New Roman" w:cs="Times New Roman"/>
-          <w:color w:val="A31515"/>
-          <w:sz w:val="28"/>
-          <w:szCs w:val="28"/>
-          <w:highlight w:val="white"/>
-        </w:rPr>
-        <w:t>"</w:t>
-      </w:r>
-      <w:r>
-        <w:rPr>
-          <w:rFonts w:ascii="Times New Roman" w:hAnsi="Times New Roman" w:cs="Times New Roman"/>
-          <w:color w:val="000000"/>
-          <w:sz w:val="28"/>
-          <w:szCs w:val="28"/>
-          <w:highlight w:val="white"/>
-        </w:rPr>
-        <w:t>);</w:t>
+          <w:rFonts w:ascii="Cascadia Mono" w:hAnsi="Cascadia Mono" w:cs="Cascadia Mono"/>
+          <w:color w:val="000000"/>
+          <w:sz w:val="19"/>
+          <w:szCs w:val="19"/>
+          <w:highlight w:val="white"/>
+        </w:rPr>
+      </w:pPr>
+      <w:r>
+        <w:rPr>
+          <w:rFonts w:ascii="Cascadia Mono" w:hAnsi="Cascadia Mono" w:cs="Cascadia Mono"/>
+          <w:color w:val="000000"/>
+          <w:sz w:val="19"/>
+          <w:szCs w:val="19"/>
+          <w:highlight w:val="white"/>
+        </w:rPr>
+        <w:t xml:space="preserve">            }</w:t>
       </w:r>
     </w:p>
     <w:p>
@@ -5520,22 +5256,352 @@
         <w:adjustRightInd w:val="0"/>
         <w:spacing w:after="0" w:line="240" w:lineRule="auto"/>
         <w:rPr>
-          <w:rFonts w:ascii="Times New Roman" w:hAnsi="Times New Roman" w:cs="Times New Roman"/>
-          <w:color w:val="000000"/>
-          <w:sz w:val="28"/>
-          <w:szCs w:val="28"/>
-          <w:highlight w:val="white"/>
-        </w:rPr>
-      </w:pPr>
-      <w:r>
-        <w:rPr>
-          <w:rFonts w:ascii="Times New Roman" w:hAnsi="Times New Roman" w:cs="Times New Roman"/>
-          <w:color w:val="000000"/>
-          <w:sz w:val="28"/>
-          <w:szCs w:val="28"/>
-          <w:highlight w:val="white"/>
-        </w:rPr>
-        <w:t xml:space="preserve">        }</w:t>
+          <w:rFonts w:ascii="Cascadia Mono" w:hAnsi="Cascadia Mono" w:cs="Cascadia Mono"/>
+          <w:color w:val="000000"/>
+          <w:sz w:val="19"/>
+          <w:szCs w:val="19"/>
+          <w:highlight w:val="white"/>
+        </w:rPr>
+      </w:pPr>
+      <w:r>
+        <w:rPr>
+          <w:rFonts w:ascii="Cascadia Mono" w:hAnsi="Cascadia Mono" w:cs="Cascadia Mono"/>
+          <w:color w:val="000000"/>
+          <w:sz w:val="19"/>
+          <w:szCs w:val="19"/>
+          <w:highlight w:val="white"/>
+        </w:rPr>
+        <w:t xml:space="preserve">            </w:t>
+      </w:r>
+      <w:proofErr w:type="spellStart"/>
+      <w:r>
+        <w:rPr>
+          <w:rFonts w:ascii="Cascadia Mono" w:hAnsi="Cascadia Mono" w:cs="Cascadia Mono"/>
+          <w:color w:val="2B91AF"/>
+          <w:sz w:val="19"/>
+          <w:szCs w:val="19"/>
+          <w:highlight w:val="white"/>
+        </w:rPr>
+        <w:t>Console</w:t>
+      </w:r>
+      <w:r>
+        <w:rPr>
+          <w:rFonts w:ascii="Cascadia Mono" w:hAnsi="Cascadia Mono" w:cs="Cascadia Mono"/>
+          <w:color w:val="000000"/>
+          <w:sz w:val="19"/>
+          <w:szCs w:val="19"/>
+          <w:highlight w:val="white"/>
+        </w:rPr>
+        <w:t>.WriteLine</w:t>
+      </w:r>
+      <w:proofErr w:type="spellEnd"/>
+      <w:r>
+        <w:rPr>
+          <w:rFonts w:ascii="Cascadia Mono" w:hAnsi="Cascadia Mono" w:cs="Cascadia Mono"/>
+          <w:color w:val="000000"/>
+          <w:sz w:val="19"/>
+          <w:szCs w:val="19"/>
+          <w:highlight w:val="white"/>
+        </w:rPr>
+        <w:t>(</w:t>
+      </w:r>
+      <w:r>
+        <w:rPr>
+          <w:rFonts w:ascii="Cascadia Mono" w:hAnsi="Cascadia Mono" w:cs="Cascadia Mono"/>
+          <w:color w:val="A31515"/>
+          <w:sz w:val="19"/>
+          <w:szCs w:val="19"/>
+          <w:highlight w:val="white"/>
+        </w:rPr>
+        <w:t xml:space="preserve">$"X = </w:t>
+      </w:r>
+      <w:r>
+        <w:rPr>
+          <w:rFonts w:ascii="Cascadia Mono" w:hAnsi="Cascadia Mono" w:cs="Cascadia Mono"/>
+          <w:color w:val="000000"/>
+          <w:sz w:val="19"/>
+          <w:szCs w:val="19"/>
+          <w:highlight w:val="white"/>
+        </w:rPr>
+        <w:t>{</w:t>
+      </w:r>
+      <w:proofErr w:type="gramStart"/>
+      <w:r>
+        <w:rPr>
+          <w:rFonts w:ascii="Cascadia Mono" w:hAnsi="Cascadia Mono" w:cs="Cascadia Mono"/>
+          <w:color w:val="000000"/>
+          <w:sz w:val="19"/>
+          <w:szCs w:val="19"/>
+          <w:highlight w:val="white"/>
+        </w:rPr>
+        <w:t>x:</w:t>
+      </w:r>
+      <w:r>
+        <w:rPr>
+          <w:rFonts w:ascii="Cascadia Mono" w:hAnsi="Cascadia Mono" w:cs="Cascadia Mono"/>
+          <w:color w:val="A31515"/>
+          <w:sz w:val="19"/>
+          <w:szCs w:val="19"/>
+          <w:highlight w:val="white"/>
+        </w:rPr>
+        <w:t>F</w:t>
+      </w:r>
+      <w:proofErr w:type="gramEnd"/>
+      <w:r>
+        <w:rPr>
+          <w:rFonts w:ascii="Cascadia Mono" w:hAnsi="Cascadia Mono" w:cs="Cascadia Mono"/>
+          <w:color w:val="A31515"/>
+          <w:sz w:val="19"/>
+          <w:szCs w:val="19"/>
+          <w:highlight w:val="white"/>
+        </w:rPr>
+        <w:t>2</w:t>
+      </w:r>
+      <w:r>
+        <w:rPr>
+          <w:rFonts w:ascii="Cascadia Mono" w:hAnsi="Cascadia Mono" w:cs="Cascadia Mono"/>
+          <w:color w:val="000000"/>
+          <w:sz w:val="19"/>
+          <w:szCs w:val="19"/>
+          <w:highlight w:val="white"/>
+        </w:rPr>
+        <w:t>}</w:t>
+      </w:r>
+      <w:r>
+        <w:rPr>
+          <w:rFonts w:ascii="Cascadia Mono" w:hAnsi="Cascadia Mono" w:cs="Cascadia Mono"/>
+          <w:color w:val="9E5B71"/>
+          <w:sz w:val="19"/>
+          <w:szCs w:val="19"/>
+          <w:highlight w:val="white"/>
+        </w:rPr>
+        <w:t>\</w:t>
+      </w:r>
+      <w:proofErr w:type="spellStart"/>
+      <w:r>
+        <w:rPr>
+          <w:rFonts w:ascii="Cascadia Mono" w:hAnsi="Cascadia Mono" w:cs="Cascadia Mono"/>
+          <w:color w:val="9E5B71"/>
+          <w:sz w:val="19"/>
+          <w:szCs w:val="19"/>
+          <w:highlight w:val="white"/>
+        </w:rPr>
+        <w:t>t</w:t>
+      </w:r>
+      <w:r>
+        <w:rPr>
+          <w:rFonts w:ascii="Cascadia Mono" w:hAnsi="Cascadia Mono" w:cs="Cascadia Mono"/>
+          <w:color w:val="A31515"/>
+          <w:sz w:val="19"/>
+          <w:szCs w:val="19"/>
+          <w:highlight w:val="white"/>
+        </w:rPr>
+        <w:t>SN</w:t>
+      </w:r>
+      <w:proofErr w:type="spellEnd"/>
+      <w:r>
+        <w:rPr>
+          <w:rFonts w:ascii="Cascadia Mono" w:hAnsi="Cascadia Mono" w:cs="Cascadia Mono"/>
+          <w:color w:val="A31515"/>
+          <w:sz w:val="19"/>
+          <w:szCs w:val="19"/>
+          <w:highlight w:val="white"/>
+        </w:rPr>
+        <w:t xml:space="preserve"> = </w:t>
+      </w:r>
+      <w:r>
+        <w:rPr>
+          <w:rFonts w:ascii="Cascadia Mono" w:hAnsi="Cascadia Mono" w:cs="Cascadia Mono"/>
+          <w:color w:val="000000"/>
+          <w:sz w:val="19"/>
+          <w:szCs w:val="19"/>
+          <w:highlight w:val="white"/>
+        </w:rPr>
+        <w:t>{sumN:</w:t>
+      </w:r>
+      <w:r>
+        <w:rPr>
+          <w:rFonts w:ascii="Cascadia Mono" w:hAnsi="Cascadia Mono" w:cs="Cascadia Mono"/>
+          <w:color w:val="A31515"/>
+          <w:sz w:val="19"/>
+          <w:szCs w:val="19"/>
+          <w:highlight w:val="white"/>
+        </w:rPr>
+        <w:t>F8</w:t>
+      </w:r>
+      <w:r>
+        <w:rPr>
+          <w:rFonts w:ascii="Cascadia Mono" w:hAnsi="Cascadia Mono" w:cs="Cascadia Mono"/>
+          <w:color w:val="000000"/>
+          <w:sz w:val="19"/>
+          <w:szCs w:val="19"/>
+          <w:highlight w:val="white"/>
+        </w:rPr>
+        <w:t>}</w:t>
+      </w:r>
+      <w:r>
+        <w:rPr>
+          <w:rFonts w:ascii="Cascadia Mono" w:hAnsi="Cascadia Mono" w:cs="Cascadia Mono"/>
+          <w:color w:val="9E5B71"/>
+          <w:sz w:val="19"/>
+          <w:szCs w:val="19"/>
+          <w:highlight w:val="white"/>
+        </w:rPr>
+        <w:t>\</w:t>
+      </w:r>
+      <w:proofErr w:type="spellStart"/>
+      <w:r>
+        <w:rPr>
+          <w:rFonts w:ascii="Cascadia Mono" w:hAnsi="Cascadia Mono" w:cs="Cascadia Mono"/>
+          <w:color w:val="9E5B71"/>
+          <w:sz w:val="19"/>
+          <w:szCs w:val="19"/>
+          <w:highlight w:val="white"/>
+        </w:rPr>
+        <w:t>t</w:t>
+      </w:r>
+      <w:r>
+        <w:rPr>
+          <w:rFonts w:ascii="Cascadia Mono" w:hAnsi="Cascadia Mono" w:cs="Cascadia Mono"/>
+          <w:color w:val="A31515"/>
+          <w:sz w:val="19"/>
+          <w:szCs w:val="19"/>
+          <w:highlight w:val="white"/>
+        </w:rPr>
+        <w:t>SE</w:t>
+      </w:r>
+      <w:proofErr w:type="spellEnd"/>
+      <w:r>
+        <w:rPr>
+          <w:rFonts w:ascii="Cascadia Mono" w:hAnsi="Cascadia Mono" w:cs="Cascadia Mono"/>
+          <w:color w:val="A31515"/>
+          <w:sz w:val="19"/>
+          <w:szCs w:val="19"/>
+          <w:highlight w:val="white"/>
+        </w:rPr>
+        <w:t xml:space="preserve"> = </w:t>
+      </w:r>
+      <w:r>
+        <w:rPr>
+          <w:rFonts w:ascii="Cascadia Mono" w:hAnsi="Cascadia Mono" w:cs="Cascadia Mono"/>
+          <w:color w:val="000000"/>
+          <w:sz w:val="19"/>
+          <w:szCs w:val="19"/>
+          <w:highlight w:val="white"/>
+        </w:rPr>
+        <w:t>{sumE:</w:t>
+      </w:r>
+      <w:r>
+        <w:rPr>
+          <w:rFonts w:ascii="Cascadia Mono" w:hAnsi="Cascadia Mono" w:cs="Cascadia Mono"/>
+          <w:color w:val="A31515"/>
+          <w:sz w:val="19"/>
+          <w:szCs w:val="19"/>
+          <w:highlight w:val="white"/>
+        </w:rPr>
+        <w:t>F8</w:t>
+      </w:r>
+      <w:r>
+        <w:rPr>
+          <w:rFonts w:ascii="Cascadia Mono" w:hAnsi="Cascadia Mono" w:cs="Cascadia Mono"/>
+          <w:color w:val="000000"/>
+          <w:sz w:val="19"/>
+          <w:szCs w:val="19"/>
+          <w:highlight w:val="white"/>
+        </w:rPr>
+        <w:t>}</w:t>
+      </w:r>
+      <w:r>
+        <w:rPr>
+          <w:rFonts w:ascii="Cascadia Mono" w:hAnsi="Cascadia Mono" w:cs="Cascadia Mono"/>
+          <w:color w:val="9E5B71"/>
+          <w:sz w:val="19"/>
+          <w:szCs w:val="19"/>
+          <w:highlight w:val="white"/>
+        </w:rPr>
+        <w:t>\</w:t>
+      </w:r>
+      <w:proofErr w:type="spellStart"/>
+      <w:r>
+        <w:rPr>
+          <w:rFonts w:ascii="Cascadia Mono" w:hAnsi="Cascadia Mono" w:cs="Cascadia Mono"/>
+          <w:color w:val="9E5B71"/>
+          <w:sz w:val="19"/>
+          <w:szCs w:val="19"/>
+          <w:highlight w:val="white"/>
+        </w:rPr>
+        <w:t>t</w:t>
+      </w:r>
+      <w:r>
+        <w:rPr>
+          <w:rFonts w:ascii="Cascadia Mono" w:hAnsi="Cascadia Mono" w:cs="Cascadia Mono"/>
+          <w:color w:val="A31515"/>
+          <w:sz w:val="19"/>
+          <w:szCs w:val="19"/>
+          <w:highlight w:val="white"/>
+        </w:rPr>
+        <w:t>Y</w:t>
+      </w:r>
+      <w:proofErr w:type="spellEnd"/>
+      <w:r>
+        <w:rPr>
+          <w:rFonts w:ascii="Cascadia Mono" w:hAnsi="Cascadia Mono" w:cs="Cascadia Mono"/>
+          <w:color w:val="A31515"/>
+          <w:sz w:val="19"/>
+          <w:szCs w:val="19"/>
+          <w:highlight w:val="white"/>
+        </w:rPr>
+        <w:t xml:space="preserve"> = </w:t>
+      </w:r>
+      <w:r>
+        <w:rPr>
+          <w:rFonts w:ascii="Cascadia Mono" w:hAnsi="Cascadia Mono" w:cs="Cascadia Mono"/>
+          <w:color w:val="000000"/>
+          <w:sz w:val="19"/>
+          <w:szCs w:val="19"/>
+          <w:highlight w:val="white"/>
+        </w:rPr>
+        <w:t>{exactAns:</w:t>
+      </w:r>
+      <w:r>
+        <w:rPr>
+          <w:rFonts w:ascii="Cascadia Mono" w:hAnsi="Cascadia Mono" w:cs="Cascadia Mono"/>
+          <w:color w:val="A31515"/>
+          <w:sz w:val="19"/>
+          <w:szCs w:val="19"/>
+          <w:highlight w:val="white"/>
+        </w:rPr>
+        <w:t>F8</w:t>
+      </w:r>
+      <w:r>
+        <w:rPr>
+          <w:rFonts w:ascii="Cascadia Mono" w:hAnsi="Cascadia Mono" w:cs="Cascadia Mono"/>
+          <w:color w:val="000000"/>
+          <w:sz w:val="19"/>
+          <w:szCs w:val="19"/>
+          <w:highlight w:val="white"/>
+        </w:rPr>
+        <w:t>}</w:t>
+      </w:r>
+      <w:r>
+        <w:rPr>
+          <w:rFonts w:ascii="Cascadia Mono" w:hAnsi="Cascadia Mono" w:cs="Cascadia Mono"/>
+          <w:color w:val="A31515"/>
+          <w:sz w:val="19"/>
+          <w:szCs w:val="19"/>
+          <w:highlight w:val="white"/>
+        </w:rPr>
+        <w:t>"</w:t>
+      </w:r>
+      <w:r>
+        <w:rPr>
+          <w:rFonts w:ascii="Cascadia Mono" w:hAnsi="Cascadia Mono" w:cs="Cascadia Mono"/>
+          <w:color w:val="000000"/>
+          <w:sz w:val="19"/>
+          <w:szCs w:val="19"/>
+          <w:highlight w:val="white"/>
+        </w:rPr>
+        <w:t>);</w:t>
       </w:r>
     </w:p>
     <w:p>
@@ -5545,22 +5611,46 @@
         <w:adjustRightInd w:val="0"/>
         <w:spacing w:after="0" w:line="240" w:lineRule="auto"/>
         <w:rPr>
-          <w:rFonts w:ascii="Times New Roman" w:hAnsi="Times New Roman" w:cs="Times New Roman"/>
-          <w:color w:val="000000"/>
-          <w:sz w:val="28"/>
-          <w:szCs w:val="28"/>
-          <w:highlight w:val="white"/>
-        </w:rPr>
-      </w:pPr>
-      <w:r>
-        <w:rPr>
-          <w:rFonts w:ascii="Times New Roman" w:hAnsi="Times New Roman" w:cs="Times New Roman"/>
-          <w:color w:val="000000"/>
-          <w:sz w:val="28"/>
-          <w:szCs w:val="28"/>
-          <w:highlight w:val="white"/>
-        </w:rPr>
-        <w:lastRenderedPageBreak/>
+          <w:rFonts w:ascii="Cascadia Mono" w:hAnsi="Cascadia Mono" w:cs="Cascadia Mono"/>
+          <w:color w:val="000000"/>
+          <w:sz w:val="19"/>
+          <w:szCs w:val="19"/>
+          <w:highlight w:val="white"/>
+        </w:rPr>
+      </w:pPr>
+      <w:r>
+        <w:rPr>
+          <w:rFonts w:ascii="Cascadia Mono" w:hAnsi="Cascadia Mono" w:cs="Cascadia Mono"/>
+          <w:color w:val="000000"/>
+          <w:sz w:val="19"/>
+          <w:szCs w:val="19"/>
+          <w:highlight w:val="white"/>
+        </w:rPr>
+        <w:t xml:space="preserve">        }</w:t>
+      </w:r>
+    </w:p>
+    <w:p>
+      <w:pPr>
+        <w:autoSpaceDE w:val="0"/>
+        <w:autoSpaceDN w:val="0"/>
+        <w:adjustRightInd w:val="0"/>
+        <w:spacing w:after="0" w:line="240" w:lineRule="auto"/>
+        <w:rPr>
+          <w:rFonts w:ascii="Cascadia Mono" w:hAnsi="Cascadia Mono" w:cs="Cascadia Mono"/>
+          <w:color w:val="000000"/>
+          <w:sz w:val="19"/>
+          <w:szCs w:val="19"/>
+          <w:highlight w:val="white"/>
+        </w:rPr>
+      </w:pPr>
+      <w:r>
+        <w:rPr>
+          <w:rFonts w:ascii="Cascadia Mono" w:hAnsi="Cascadia Mono" w:cs="Cascadia Mono"/>
+          <w:color w:val="000000"/>
+          <w:sz w:val="19"/>
+          <w:szCs w:val="19"/>
+          <w:highlight w:val="white"/>
+        </w:rPr>
         <w:t xml:space="preserve">    }</w:t>
       </w:r>
     </w:p>
@@ -5568,18 +5658,18 @@
       <w:pPr>
         <w:spacing w:after="0" w:line="240" w:lineRule="auto"/>
         <w:rPr>
-          <w:rFonts w:ascii="Times New Roman" w:hAnsi="Times New Roman" w:cs="Times New Roman"/>
-          <w:color w:val="000000"/>
-          <w:sz w:val="28"/>
-          <w:szCs w:val="28"/>
-        </w:rPr>
-      </w:pPr>
-      <w:r>
-        <w:rPr>
-          <w:rFonts w:ascii="Times New Roman" w:hAnsi="Times New Roman" w:cs="Times New Roman"/>
-          <w:color w:val="000000"/>
-          <w:sz w:val="28"/>
-          <w:szCs w:val="28"/>
+          <w:rFonts w:ascii="Cascadia Mono" w:hAnsi="Cascadia Mono" w:cs="Cascadia Mono"/>
+          <w:color w:val="000000"/>
+          <w:sz w:val="19"/>
+          <w:szCs w:val="19"/>
+        </w:rPr>
+      </w:pPr>
+      <w:r>
+        <w:rPr>
+          <w:rFonts w:ascii="Cascadia Mono" w:hAnsi="Cascadia Mono" w:cs="Cascadia Mono"/>
+          <w:color w:val="000000"/>
+          <w:sz w:val="19"/>
+          <w:szCs w:val="19"/>
           <w:highlight w:val="white"/>
         </w:rPr>
         <w:t>}</w:t>
@@ -6686,6 +6776,7 @@
                 <w:szCs w:val="28"/>
                 <w:lang w:val="en-US" w:eastAsia="ru-RU"/>
               </w:rPr>
+              <w:lastRenderedPageBreak/>
               <w:t>8</w:t>
             </w:r>
           </w:p>
